--- a/downloads/student/ai-4-week-13.docx
+++ b/downloads/student/ai-4-week-13.docx
@@ -2532,6 +2532,16 @@
     <w:p>
       <w:r>
         <w:t>A reproducible toy pipeline can still perform poorly; evaluation must use separate records and appropriate group splits.</w:t>
+      </w:r>
+    </w:p>
+    <w:p>
+      <w:r>
+        <w:t>Read the labelled picture: Which pipeline record would help another team reproduce the result? Point to the relevant step in the picture, then write the changed result and the rule or evidence that supports it.</w:t>
+      </w:r>
+    </w:p>
+    <w:p>
+      <w:r>
+        <w:t>Change one thing: Transform training but leave query numerically at 5. Predict the result before checking the explanation. What remains the same?</w:t>
       </w:r>
     </w:p>
     <w:p>
@@ -4582,6 +4592,187 @@
     <w:p>
       <w:r>
         <w:t>________________________________________________________________</w:t>
+      </w:r>
+    </w:p>
+    <w:p>
+      <w:pPr>
+        <w:pStyle w:val="Heading1"/>
+      </w:pPr>
+      <w:r>
+        <w:t>16. Your lesson route</w:t>
+      </w:r>
+    </w:p>
+    <w:p>
+      <w:r>
+        <w:t>Start with this question: Separate a reproducible fitted pipeline from merely displaying predictions.</w:t>
+      </w:r>
+    </w:p>
+    <w:tbl>
+      <w:tblPr>
+        <w:tblStyle w:val="LightShading-Accent1"/>
+        <w:tblW w:type="auto" w:w="0"/>
+        <w:tblLook w:firstColumn="1" w:firstRow="1" w:lastColumn="0" w:lastRow="0" w:noHBand="0" w:noVBand="1" w:val="04A0"/>
+      </w:tblPr>
+      <w:tblGrid>
+        <w:gridCol w:w="5112"/>
+        <w:gridCol w:w="5112"/>
+      </w:tblGrid>
+      <w:tr>
+        <w:trPr>
+          <w:tblHeader/>
+        </w:trPr>
+        <w:tc>
+          <w:tcPr>
+            <w:tcW w:type="dxa" w:w="5112"/>
+          </w:tcPr>
+          <w:p>
+            <w:r>
+              <w:t>By the end, I can</w:t>
+            </w:r>
+          </w:p>
+        </w:tc>
+        <w:tc>
+          <w:tcPr>
+            <w:tcW w:type="dxa" w:w="5112"/>
+          </w:tcPr>
+          <w:p>
+            <w:r>
+              <w:t>How I will show it</w:t>
+            </w:r>
+          </w:p>
+        </w:tc>
+      </w:tr>
+      <w:tr>
+        <w:tc>
+          <w:tcPr>
+            <w:tcW w:type="dxa" w:w="5112"/>
+          </w:tcPr>
+          <w:p>
+            <w:r>
+              <w:t>Connect training-only scaling and neighbour prediction in one pipeline</w:t>
+            </w:r>
+          </w:p>
+        </w:tc>
+        <w:tc>
+          <w:tcPr>
+            <w:tcW w:type="dxa" w:w="5112"/>
+          </w:tcPr>
+          <w:p>
+            <w:r>
+              <w:t>Explain the deciding step, show a trace or test, and state one limit.</w:t>
+            </w:r>
+          </w:p>
+        </w:tc>
+      </w:tr>
+      <w:tr>
+        <w:tc>
+          <w:tcPr>
+            <w:tcW w:type="dxa" w:w="5112"/>
+          </w:tcPr>
+          <w:p>
+            <w:r>
+              <w:t>Reproduce predictions from recorded data settings and fitted values</w:t>
+            </w:r>
+          </w:p>
+        </w:tc>
+        <w:tc>
+          <w:tcPr>
+            <w:tcW w:type="dxa" w:w="5112"/>
+          </w:tcPr>
+          <w:p>
+            <w:r>
+              <w:t>Explain the deciding step, show a trace or test, and state one limit.</w:t>
+            </w:r>
+          </w:p>
+        </w:tc>
+      </w:tr>
+      <w:tr>
+        <w:tc>
+          <w:tcPr>
+            <w:tcW w:type="dxa" w:w="5112"/>
+          </w:tcPr>
+          <w:p>
+            <w:r>
+              <w:t>Audit a pipeline for refitting feature-order errors and evaluation leakage</w:t>
+            </w:r>
+          </w:p>
+        </w:tc>
+        <w:tc>
+          <w:tcPr>
+            <w:tcW w:type="dxa" w:w="5112"/>
+          </w:tcPr>
+          <w:p>
+            <w:r>
+              <w:t>Explain the deciding step, show a trace or test, and state one limit.</w:t>
+            </w:r>
+          </w:p>
+        </w:tc>
+      </w:tr>
+    </w:tbl>
+    <w:p>
+      <w:r>
+        <w:t>Remember → watch and explain → try with help → investigate → try independently → keep project evidence. Your teacher may spread this lesson across several classes.</w:t>
+      </w:r>
+    </w:p>
+    <w:p>
+      <w:r>
+        <w:t>Keep your first prediction. Compare it with what the evidence shows and explain any change.</w:t>
+      </w:r>
+    </w:p>
+    <w:p>
+      <w:pPr>
+        <w:pStyle w:val="Heading1"/>
+      </w:pPr>
+      <w:r>
+        <w:t>17. Finish and return</w:t>
+      </w:r>
+    </w:p>
+    <w:p>
+      <w:r>
+        <w:t>Close your notes. Explain this goal in your own words: Connect training-only scaling and neighbour prediction in one pipeline</w:t>
+      </w:r>
+    </w:p>
+    <w:p>
+      <w:pPr>
+        <w:pStyle w:val="Heading3"/>
+      </w:pPr>
+      <w:r>
+        <w:t>My deciding step, evidence and one remaining question</w:t>
+      </w:r>
+    </w:p>
+    <w:p>
+      <w:r>
+        <w:t>________________________________________________________________</w:t>
+      </w:r>
+    </w:p>
+    <w:p>
+      <w:r>
+        <w:t>________________________________________________________________</w:t>
+      </w:r>
+    </w:p>
+    <w:p>
+      <w:r>
+        <w:t>________________________________________________________________</w:t>
+      </w:r>
+    </w:p>
+    <w:p>
+      <w:r>
+        <w:t>________________________________________________________________</w:t>
+      </w:r>
+    </w:p>
+    <w:p>
+      <w:r>
+        <w:t>________________________________________________________________</w:t>
+      </w:r>
+    </w:p>
+    <w:p>
+      <w:r>
+        <w:t>If you are unsure, return to the worked picture and explain one arrow. If you are ready, change an input or assumption and justify your prediction.</w:t>
+      </w:r>
+    </w:p>
+    <w:p>
+      <w:r>
+        <w:t>Save your workbook evidence. At the next review, try a different case before opening your old answer.</w:t>
       </w:r>
     </w:p>
     <w:sectPr>

--- a/downloads/student/ai-4-week-13.docx
+++ b/downloads/student/ai-4-week-13.docx
@@ -4773,6 +4773,215 @@
     <w:p>
       <w:r>
         <w:t>Save your workbook evidence. At the next review, try a different case before opening your old answer.</w:t>
+      </w:r>
+    </w:p>
+    <w:p>
+      <w:pPr>
+        <w:pStyle w:val="Heading1"/>
+      </w:pPr>
+      <w:r>
+        <w:t>18. Supported practice, repair and portfolio</w:t>
+      </w:r>
+    </w:p>
+    <w:p>
+      <w:r>
+        <w:t>Use this supported practice once, in the browser or on paper. Keep the reserved independent assessment for a separate first attempt before teacher feedback.</w:t>
+      </w:r>
+    </w:p>
+    <w:p>
+      <w:r>
+        <w:t>Separate a reproducible fitted pipeline from merely displaying predictions.</w:t>
+      </w:r>
+    </w:p>
+    <w:p>
+      <w:pPr>
+        <w:pStyle w:val="Heading3"/>
+      </w:pPr>
+      <w:r>
+        <w:t>Practice 1: explain the deciding evidence</w:t>
+      </w:r>
+    </w:p>
+    <w:p>
+      <w:r>
+        <w:t>Which labelled step matches this detail? Distances 30 and 10 mm select the spotted training record.</w:t>
+      </w:r>
+    </w:p>
+    <w:p>
+      <w:r>
+        <w:t>1. Predict neighbour</w:t>
+      </w:r>
+    </w:p>
+    <w:p>
+      <w:r>
+        <w:t>2. Fit transform</w:t>
+      </w:r>
+    </w:p>
+    <w:p>
+      <w:r>
+        <w:t>3. Transform query</w:t>
+      </w:r>
+    </w:p>
+    <w:p>
+      <w:pPr>
+        <w:pStyle w:val="Heading3"/>
+      </w:pPr>
+      <w:r>
+        <w:t>My selected conclusion, deciding fact and explanation</w:t>
+      </w:r>
+    </w:p>
+    <w:p>
+      <w:r>
+        <w:t>________________________________________________________________</w:t>
+      </w:r>
+    </w:p>
+    <w:p>
+      <w:r>
+        <w:t>________________________________________________________________</w:t>
+      </w:r>
+    </w:p>
+    <w:p>
+      <w:r>
+        <w:t>________________________________________________________________</w:t>
+      </w:r>
+    </w:p>
+    <w:p>
+      <w:r>
+        <w:t>________________________________________________________________</w:t>
+      </w:r>
+    </w:p>
+    <w:p>
+      <w:r>
+        <w:t>________________________________________________________________</w:t>
+      </w:r>
+    </w:p>
+    <w:p>
+      <w:r>
+        <w:t>Hint if needed: Read the steps in the pictorial case. Match the supplied detail to the stage that performs or records it.</w:t>
+      </w:r>
+    </w:p>
+    <w:p>
+      <w:r>
+        <w:t>After your attempt, compare with the supported explanation: Predict neighbour Distances 30 and 10 mm select the spotted training record. Read the picture in order. Distances 30 and 10 mm select the spotted training record. The arrows show which recorded input or intermediate result each decision uses. Explain the deciding step aloud before checking the changed case; pointing to the final answer alone does not show how it follows.</w:t>
+      </w:r>
+    </w:p>
+    <w:p>
+      <w:pPr>
+        <w:pStyle w:val="Heading3"/>
+      </w:pPr>
+      <w:r>
+        <w:t>Practice 2: explain the deciding evidence</w:t>
+      </w:r>
+    </w:p>
+    <w:p>
+      <w:r>
+        <w:t>Changed-case practice: Transform training but leave query numerically at 5. Which conclusion is supported by the supplied facts?</w:t>
+      </w:r>
+    </w:p>
+    <w:p>
+      <w:r>
+        <w:t>1. Distances become 15 and 55, incorrectly selecting healthy.</w:t>
+      </w:r>
+    </w:p>
+    <w:p>
+      <w:r>
+        <w:t>2. We can decide the result without examining the changed input or the procedure.</w:t>
+      </w:r>
+    </w:p>
+    <w:p>
+      <w:r>
+        <w:t>3. This one example guarantees correct results for every future input.</w:t>
+      </w:r>
+    </w:p>
+    <w:p>
+      <w:pPr>
+        <w:pStyle w:val="Heading3"/>
+      </w:pPr>
+      <w:r>
+        <w:t>My selected conclusion, deciding fact and explanation</w:t>
+      </w:r>
+    </w:p>
+    <w:p>
+      <w:r>
+        <w:t>________________________________________________________________</w:t>
+      </w:r>
+    </w:p>
+    <w:p>
+      <w:r>
+        <w:t>________________________________________________________________</w:t>
+      </w:r>
+    </w:p>
+    <w:p>
+      <w:r>
+        <w:t>________________________________________________________________</w:t>
+      </w:r>
+    </w:p>
+    <w:p>
+      <w:r>
+        <w:t>________________________________________________________________</w:t>
+      </w:r>
+    </w:p>
+    <w:p>
+      <w:r>
+        <w:t>________________________________________________________________</w:t>
+      </w:r>
+    </w:p>
+    <w:p>
+      <w:r>
+        <w:t>Hint if needed: Use the changed condition and the deciding step in the pictorial trace. The answer must say what follows from those facts.</w:t>
+      </w:r>
+    </w:p>
+    <w:p>
+      <w:r>
+        <w:t>After your attempt, compare with the supported explanation: Distances become 15 and 55, incorrectly selecting healthy. The query is now compared in inconsistent units; the changed result is a pipeline defect.</w:t>
+      </w:r>
+    </w:p>
+    <w:p>
+      <w:pPr>
+        <w:pStyle w:val="Heading3"/>
+      </w:pPr>
+      <w:r>
+        <w:t>Repair a missing building block</w:t>
+      </w:r>
+    </w:p>
+    <w:p>
+      <w:r>
+        <w:t>Review Nearest Neighbors (ai-4/12). Goal: Compute absolute distances and rank training neighbours. Short practice: Why is the k=1 outcome at length5 not uniquely determined without a tie rule? Point to the relevant step in the picture, then write the changed result and the rule or evidence that supports it.. Return to this week and explain what you changed.</w:t>
+      </w:r>
+    </w:p>
+    <w:p>
+      <w:r>
+        <w:t>Review Baselines First (ai-4/10). Goal: Fit a majority label baseline using training labels only. Short practice: Can the candidate’s training accuracy replace this validation comparison? Point to the relevant step in the picture, then write the changed result and the rule or evidence that supports it.. Return to this week and explain what you changed.</w:t>
+      </w:r>
+    </w:p>
+    <w:p>
+      <w:r>
+        <w:t>Review Sampling and Intended Use (ai-4/7). Goal: Inspect row meaning missing values and repeated records. Short practice: Which collection would address the intended-use gap most directly? Point to the relevant step in the picture, then write the changed result and the rule or evidence that supports it.. Return to this week and explain what you changed.</w:t>
+      </w:r>
+    </w:p>
+    <w:p>
+      <w:pPr>
+        <w:pStyle w:val="Heading3"/>
+      </w:pPr>
+      <w:r>
+        <w:t>Predict, run and debug</w:t>
+      </w:r>
+    </w:p>
+    <w:p>
+      <w:r>
+        <w:t>The browser lab lets you edit the supported Python examples already included in this lesson. Predict first, run, inspect the actual output or error, change one input, then run again. Keep code, predictions, actual results and a reasoned revision together. On paper, label your result as a trace rather than an execution.</w:t>
+      </w:r>
+    </w:p>
+    <w:p>
+      <w:pPr>
+        <w:pStyle w:val="Heading3"/>
+      </w:pPr>
+      <w:r>
+        <w:t>Keep your completed work</w:t>
+      </w:r>
+    </w:p>
+    <w:p>
+      <w:r>
+        <w:t>Use Download completed work in the hosted lesson to export your answers, reflections, practice feedback and code-run evidence. Open the HTML copy to read or print it. Drafts stay in this browser when storage is available; clear drafts on a shared device.</w:t>
       </w:r>
     </w:p>
     <w:sectPr>

--- a/downloads/student/ai-4-week-13.docx
+++ b/downloads/student/ai-4-week-13.docx
@@ -42,6 +42,11 @@
       </w:r>
     </w:p>
     <w:p>
+      <w:r>
+        <w:t>Start with the target: Connect training-only scaling and neighbour prediction in one pipeline. Try the recall before opening notes.</w:t>
+      </w:r>
+    </w:p>
+    <w:p>
       <w:pPr>
         <w:pStyle w:val="Heading3"/>
       </w:pPr>
@@ -50,18 +55,120 @@
       </w:r>
     </w:p>
     <w:p>
-      <w:r>
-        <w:t>I can connect training-only scaling and neighbour prediction in one pipeline.</w:t>
-      </w:r>
-    </w:p>
-    <w:p>
-      <w:r>
-        <w:t>I can reproduce predictions from recorded data settings and fitted values.</w:t>
-      </w:r>
-    </w:p>
-    <w:p>
-      <w:r>
-        <w:t>I can audit a pipeline for refitting feature-order errors and evaluation leakage.</w:t>
+      <w:pPr>
+        <w:spacing w:line="336" w:lineRule="auto" w:after="180"/>
+      </w:pPr>
+      <w:r>
+        <w:rPr>
+          <w:b w:val="0"/>
+        </w:rPr>
+        <w:t xml:space="preserve">I can connect </w:t>
+      </w:r>
+      <w:r>
+        <w:rPr>
+          <w:b/>
+        </w:rPr>
+        <w:t>training</w:t>
+      </w:r>
+      <w:r>
+        <w:rPr>
+          <w:b w:val="0"/>
+        </w:rPr>
+        <w:t xml:space="preserve">-only scaling and neighbour </w:t>
+      </w:r>
+      <w:r>
+        <w:rPr>
+          <w:b/>
+        </w:rPr>
+        <w:t>prediction</w:t>
+      </w:r>
+      <w:r>
+        <w:rPr>
+          <w:b w:val="0"/>
+        </w:rPr>
+        <w:t xml:space="preserve"> in one </w:t>
+      </w:r>
+      <w:r>
+        <w:rPr>
+          <w:b/>
+        </w:rPr>
+        <w:t>pipeline</w:t>
+      </w:r>
+      <w:r>
+        <w:rPr>
+          <w:b w:val="0"/>
+        </w:rPr>
+        <w:t>.</w:t>
+      </w:r>
+    </w:p>
+    <w:p>
+      <w:pPr>
+        <w:spacing w:line="336" w:lineRule="auto" w:after="180"/>
+      </w:pPr>
+      <w:r>
+        <w:rPr>
+          <w:b w:val="0"/>
+        </w:rPr>
+        <w:t xml:space="preserve">I can </w:t>
+      </w:r>
+      <w:r>
+        <w:rPr>
+          <w:b/>
+        </w:rPr>
+        <w:t>reproduce</w:t>
+      </w:r>
+      <w:r>
+        <w:rPr>
+          <w:b w:val="0"/>
+        </w:rPr>
+        <w:t xml:space="preserve"> </w:t>
+      </w:r>
+      <w:r>
+        <w:rPr>
+          <w:b/>
+        </w:rPr>
+        <w:t>prediction</w:t>
+      </w:r>
+      <w:r>
+        <w:rPr>
+          <w:b w:val="0"/>
+        </w:rPr>
+        <w:t>s from recorded data settings and fitted values.</w:t>
+      </w:r>
+    </w:p>
+    <w:p>
+      <w:pPr>
+        <w:spacing w:line="336" w:lineRule="auto" w:after="180"/>
+      </w:pPr>
+      <w:r>
+        <w:rPr>
+          <w:b w:val="0"/>
+        </w:rPr>
+        <w:t xml:space="preserve">I can audit a </w:t>
+      </w:r>
+      <w:r>
+        <w:rPr>
+          <w:b/>
+        </w:rPr>
+        <w:t>pipeline</w:t>
+      </w:r>
+      <w:r>
+        <w:rPr>
+          <w:b w:val="0"/>
+        </w:rPr>
+        <w:t xml:space="preserve"> for re</w:t>
+      </w:r>
+      <w:r>
+        <w:rPr>
+          <w:b/>
+        </w:rPr>
+        <w:t>fitting</w:t>
+      </w:r>
+      <w:r>
+        <w:rPr>
+          <w:b w:val="0"/>
+        </w:rPr>
+        <w:t xml:space="preserve"> feature-order errors and evaluation leakage.</w:t>
       </w:r>
     </w:p>
     <w:p>
@@ -73,33 +180,111 @@
       </w:r>
     </w:p>
     <w:p>
-      <w:r>
+      <w:pPr>
+        <w:spacing w:line="336" w:lineRule="auto" w:after="180"/>
+      </w:pPr>
+      <w:r>
+        <w:rPr>
+          <w:b w:val="0"/>
+        </w:rPr>
         <w:t>Close your notes first. A rough first answer helps us choose the right starting point; it is not a score for your ability.</w:t>
       </w:r>
     </w:p>
     <w:p>
-      <w:r>
+      <w:pPr>
+        <w:spacing w:line="336" w:lineRule="auto" w:after="180"/>
+      </w:pPr>
+      <w:r>
+        <w:rPr>
+          <w:b w:val="0"/>
+        </w:rPr>
         <w:t>Without opening the old lesson, explain one key idea from Nearest Neighbors. Give an example and a mistake that the idea helps you avoid.</w:t>
       </w:r>
     </w:p>
     <w:p>
-      <w:r>
+      <w:pPr>
+        <w:spacing w:line="336" w:lineRule="auto" w:after="180"/>
+      </w:pPr>
+      <w:r>
+        <w:rPr>
+          <w:b w:val="0"/>
+        </w:rPr>
         <w:t>Without opening the old lesson, explain one key idea from Baselines First. Give an example and a mistake that the idea helps you avoid.</w:t>
       </w:r>
     </w:p>
     <w:p>
-      <w:r>
+      <w:pPr>
+        <w:spacing w:line="336" w:lineRule="auto" w:after="180"/>
+      </w:pPr>
+      <w:r>
+        <w:rPr>
+          <w:b w:val="0"/>
+        </w:rPr>
         <w:t>Without opening the old lesson, explain one key idea from Sampling and Intended Use. Give an example and a mistake that the idea helps you avoid.</w:t>
       </w:r>
     </w:p>
     <w:p>
-      <w:r>
-        <w:t>After trying, check the relevant lesson or ask your teacher. Change the part of your explanation that the evidence shows was wrong.</w:t>
-      </w:r>
-    </w:p>
-    <w:p>
-      <w:r>
-        <w:t>Training fits model parameters from labeled examples; prediction applies the frozen fitted model to new feature rows.</w:t>
+      <w:pPr>
+        <w:spacing w:line="336" w:lineRule="auto" w:after="180"/>
+      </w:pPr>
+      <w:r>
+        <w:rPr>
+          <w:b w:val="0"/>
+        </w:rPr>
+        <w:t xml:space="preserve">After trying, check the relevant lesson or ask your teacher. Change the part of your explanation that the </w:t>
+      </w:r>
+      <w:r>
+        <w:rPr>
+          <w:b/>
+        </w:rPr>
+        <w:t>evidence</w:t>
+      </w:r>
+      <w:r>
+        <w:rPr>
+          <w:b w:val="0"/>
+        </w:rPr>
+        <w:t xml:space="preserve"> shows was wrong.</w:t>
+      </w:r>
+    </w:p>
+    <w:p>
+      <w:pPr>
+        <w:spacing w:line="336" w:lineRule="auto" w:after="180"/>
+      </w:pPr>
+      <w:r>
+        <w:rPr>
+          <w:b/>
+        </w:rPr>
+        <w:t>Training</w:t>
+      </w:r>
+      <w:r>
+        <w:rPr>
+          <w:b w:val="0"/>
+        </w:rPr>
+        <w:t xml:space="preserve"> fits model </w:t>
+      </w:r>
+      <w:r>
+        <w:rPr>
+          <w:b/>
+        </w:rPr>
+        <w:t>parameter</w:t>
+      </w:r>
+      <w:r>
+        <w:rPr>
+          <w:b w:val="0"/>
+        </w:rPr>
+        <w:t xml:space="preserve">s from labeled examples; </w:t>
+      </w:r>
+      <w:r>
+        <w:rPr>
+          <w:b/>
+        </w:rPr>
+        <w:t>prediction</w:t>
+      </w:r>
+      <w:r>
+        <w:rPr>
+          <w:b w:val="0"/>
+        </w:rPr>
+        <w:t xml:space="preserve"> applies the frozen fitted model to new feature rows.</w:t>
       </w:r>
     </w:p>
     <w:p>
@@ -139,12 +324,69 @@
       </w:r>
     </w:p>
     <w:p>
-      <w:r>
-        <w:t>LEARNING TARGET  Training: spots 0:H,2:H,4:S,6:S. Compare rules S if spots&gt;=1,&gt;=3,&gt;=5. Choose by training accuracy, then predict held-out 1:H and 5:S without revising. Report both stages.</w:t>
-      </w:r>
-    </w:p>
-    <w:p>
-      <w:r>
+      <w:pPr>
+        <w:pStyle w:val="Heading3"/>
+      </w:pPr>
+      <w:r>
+        <w:t>Your target</w:t>
+      </w:r>
+    </w:p>
+    <w:p>
+      <w:pPr>
+        <w:spacing w:line="336" w:lineRule="auto" w:after="180"/>
+        <w:shd w:fill="EDF7F3"/>
+      </w:pPr>
+      <w:r>
+        <w:rPr>
+          <w:b w:val="0"/>
+        </w:rPr>
+        <w:t xml:space="preserve">LEARNING TARGET  </w:t>
+      </w:r>
+      <w:r>
+        <w:rPr>
+          <w:b/>
+        </w:rPr>
+        <w:t>Training</w:t>
+      </w:r>
+      <w:r>
+        <w:rPr>
+          <w:b w:val="0"/>
+        </w:rPr>
+        <w:t xml:space="preserve">: spots 0:H,2:H,4:S,6:S. Compare rules S if spots&gt;=1,&gt;=3,&gt;=5. Choose by </w:t>
+      </w:r>
+      <w:r>
+        <w:rPr>
+          <w:b/>
+        </w:rPr>
+        <w:t>training</w:t>
+      </w:r>
+      <w:r>
+        <w:rPr>
+          <w:b w:val="0"/>
+        </w:rPr>
+        <w:t xml:space="preserve"> accuracy, then </w:t>
+      </w:r>
+      <w:r>
+        <w:rPr>
+          <w:b/>
+        </w:rPr>
+        <w:t>predict</w:t>
+      </w:r>
+      <w:r>
+        <w:rPr>
+          <w:b w:val="0"/>
+        </w:rPr>
+        <w:t xml:space="preserve"> held-out 1:H and 5:S without revising. Report both stages.</w:t>
+      </w:r>
+    </w:p>
+    <w:p>
+      <w:pPr>
+        <w:spacing w:line="336" w:lineRule="auto" w:after="180"/>
+      </w:pPr>
+      <w:r>
+        <w:rPr>
+          <w:b w:val="0"/>
+        </w:rPr>
         <w:t>Builder name and experiment date:</w:t>
       </w:r>
     </w:p>
@@ -157,7 +399,14 @@
       </w:r>
     </w:p>
     <w:p>
-      <w:r>
+      <w:pPr>
+        <w:spacing w:line="336" w:lineRule="auto" w:after="180"/>
+        <w:shd w:fill="F5F1FB"/>
+      </w:pPr>
+      <w:r>
+        <w:rPr>
+          <w:b w:val="0"/>
+        </w:rPr>
         <w:t>Which values does min-max scaling learn, and which values should be reused for a validation query?</w:t>
       </w:r>
     </w:p>
@@ -170,8 +419,39 @@
       </w:r>
     </w:p>
     <w:p>
-      <w:r>
-        <w:t>How does a training-majority baseline choose its prediction, and where is its validation accuracy measured?</w:t>
+      <w:pPr>
+        <w:spacing w:line="336" w:lineRule="auto" w:after="180"/>
+        <w:shd w:fill="F5F1FB"/>
+      </w:pPr>
+      <w:r>
+        <w:rPr>
+          <w:b w:val="0"/>
+        </w:rPr>
+        <w:t xml:space="preserve">How does a </w:t>
+      </w:r>
+      <w:r>
+        <w:rPr>
+          <w:b/>
+        </w:rPr>
+        <w:t>training</w:t>
+      </w:r>
+      <w:r>
+        <w:rPr>
+          <w:b w:val="0"/>
+        </w:rPr>
+        <w:t xml:space="preserve">-majority baseline choose its </w:t>
+      </w:r>
+      <w:r>
+        <w:rPr>
+          <w:b/>
+        </w:rPr>
+        <w:t>prediction</w:t>
+      </w:r>
+      <w:r>
+        <w:rPr>
+          <w:b w:val="0"/>
+        </w:rPr>
+        <w:t>, and where is its validation accuracy measured?</w:t>
       </w:r>
     </w:p>
     <w:p>
@@ -206,7 +486,13 @@
       </w:r>
     </w:p>
     <w:p>
-      <w:r>
+      <w:pPr>
+        <w:spacing w:line="336" w:lineRule="auto" w:after="180"/>
+      </w:pPr>
+      <w:r>
+        <w:rPr>
+          <w:b w:val="0"/>
+        </w:rPr>
         <w:t>By the end, I can explain train a classifier using a traced example and a stated limitation.</w:t>
       </w:r>
     </w:p>
@@ -220,6 +506,17 @@
     </w:p>
     <w:p>
       <w:r>
+        <w:t>Investigate the supplied Train a Classifier case. Separate observations, given facts and assumptions before choosing an explanation.</w:t>
+      </w:r>
+    </w:p>
+    <w:p>
+      <w:pPr>
+        <w:spacing w:line="336" w:lineRule="auto" w:after="180"/>
+      </w:pPr>
+      <w:r>
+        <w:rPr>
+          <w:b/>
+        </w:rPr>
         <w:t>PICTURE ENTRY</w:t>
       </w:r>
     </w:p>
@@ -232,8 +529,26 @@
       </w:r>
     </w:p>
     <w:p>
-      <w:r>
-        <w:t>Begin with visible evidence; do not explain more than the picture and information support.</w:t>
+      <w:pPr>
+        <w:spacing w:line="336" w:lineRule="auto" w:after="180"/>
+      </w:pPr>
+      <w:r>
+        <w:rPr>
+          <w:b w:val="0"/>
+        </w:rPr>
+        <w:t xml:space="preserve">Begin with visible </w:t>
+      </w:r>
+      <w:r>
+        <w:rPr>
+          <w:b/>
+        </w:rPr>
+        <w:t>evidence</w:t>
+      </w:r>
+      <w:r>
+        <w:rPr>
+          <w:b w:val="0"/>
+        </w:rPr>
+        <w:t>; do not explain more than the picture and information support.</w:t>
       </w:r>
     </w:p>
     <w:p>
@@ -273,33 +588,144 @@
       </w:r>
     </w:p>
     <w:p>
-      <w:r>
-        <w:t>MYSTERY  The team must use train a classifier to solve a model-building problem. What information do they have? What important evidence is still missing?</w:t>
-      </w:r>
-    </w:p>
-    <w:p>
-      <w:r>
+      <w:pPr>
+        <w:pStyle w:val="Heading3"/>
+      </w:pPr>
+      <w:r>
+        <w:t>Start with this puzzle</w:t>
+      </w:r>
+    </w:p>
+    <w:p>
+      <w:pPr>
+        <w:spacing w:line="336" w:lineRule="auto" w:after="180"/>
+        <w:shd w:fill="F1F6FC"/>
+      </w:pPr>
+      <w:r>
+        <w:rPr>
+          <w:b w:val="0"/>
+        </w:rPr>
+        <w:t xml:space="preserve">MYSTERY  The team must use train a classifier to solve a model-building problem. What information do they have? What important </w:t>
+      </w:r>
+      <w:r>
+        <w:rPr>
+          <w:b/>
+        </w:rPr>
+        <w:t>evidence</w:t>
+      </w:r>
+      <w:r>
+        <w:rPr>
+          <w:b w:val="0"/>
+        </w:rPr>
+        <w:t xml:space="preserve"> is still missing?</w:t>
+      </w:r>
+    </w:p>
+    <w:p>
+      <w:pPr>
+        <w:spacing w:line="336" w:lineRule="auto" w:after="180"/>
+      </w:pPr>
+      <w:r>
+        <w:rPr>
+          <w:b w:val="0"/>
+        </w:rPr>
         <w:t>Name three visible details without interpreting them.</w:t>
       </w:r>
     </w:p>
     <w:p>
-      <w:r>
-        <w:t>Predict the data, model, or evaluation decision being made.</w:t>
-      </w:r>
-    </w:p>
-    <w:p>
-      <w:r>
+      <w:pPr>
+        <w:spacing w:line="336" w:lineRule="auto" w:after="180"/>
+      </w:pPr>
+      <w:r>
+        <w:rPr>
+          <w:b/>
+        </w:rPr>
+        <w:t>Predict</w:t>
+      </w:r>
+      <w:r>
+        <w:rPr>
+          <w:b w:val="0"/>
+        </w:rPr>
+        <w:t xml:space="preserve"> the data, model, or evaluation decision being made.</w:t>
+      </w:r>
+    </w:p>
+    <w:p>
+      <w:pPr>
+        <w:spacing w:line="336" w:lineRule="auto" w:after="180"/>
+      </w:pPr>
+      <w:r>
+        <w:rPr>
+          <w:b w:val="0"/>
+        </w:rPr>
         <w:t>Identify one hidden assumption that could change the result.</w:t>
       </w:r>
     </w:p>
     <w:p>
-      <w:r>
-        <w:t>State what evidence would confirm or reject your prediction.</w:t>
-      </w:r>
-    </w:p>
-    <w:p>
-      <w:r>
-        <w:t>My prediction and supporting evidence:</w:t>
+      <w:pPr>
+        <w:spacing w:line="336" w:lineRule="auto" w:after="180"/>
+      </w:pPr>
+      <w:r>
+        <w:rPr>
+          <w:b w:val="0"/>
+        </w:rPr>
+        <w:t xml:space="preserve">State what </w:t>
+      </w:r>
+      <w:r>
+        <w:rPr>
+          <w:b/>
+        </w:rPr>
+        <w:t>evidence</w:t>
+      </w:r>
+      <w:r>
+        <w:rPr>
+          <w:b w:val="0"/>
+        </w:rPr>
+        <w:t xml:space="preserve"> would confirm or reject your </w:t>
+      </w:r>
+      <w:r>
+        <w:rPr>
+          <w:b/>
+        </w:rPr>
+        <w:t>prediction</w:t>
+      </w:r>
+      <w:r>
+        <w:rPr>
+          <w:b w:val="0"/>
+        </w:rPr>
+        <w:t>.</w:t>
+      </w:r>
+    </w:p>
+    <w:p>
+      <w:pPr>
+        <w:spacing w:line="336" w:lineRule="auto" w:after="180"/>
+      </w:pPr>
+      <w:r>
+        <w:rPr>
+          <w:b w:val="0"/>
+        </w:rPr>
+        <w:t xml:space="preserve">My </w:t>
+      </w:r>
+      <w:r>
+        <w:rPr>
+          <w:b/>
+        </w:rPr>
+        <w:t>prediction</w:t>
+      </w:r>
+      <w:r>
+        <w:rPr>
+          <w:b w:val="0"/>
+        </w:rPr>
+        <w:t xml:space="preserve"> and supporting </w:t>
+      </w:r>
+      <w:r>
+        <w:rPr>
+          <w:b/>
+        </w:rPr>
+        <w:t>evidence</w:t>
+      </w:r>
+      <w:r>
+        <w:rPr>
+          <w:b w:val="0"/>
+        </w:rPr>
+        <w:t>:</w:t>
       </w:r>
     </w:p>
     <w:p>
@@ -311,13 +737,107 @@
       </w:r>
     </w:p>
     <w:p>
-      <w:r>
-        <w:t>A pipeline connects steps so a new query receives the same preparation as the training examples. This week combines the scale from Week 11 with a one-neighbour classifier. We will fit once, keep the fitted state, and call one prediction function for every raw query.</w:t>
-      </w:r>
-    </w:p>
-    <w:p>
-      <w:r>
-        <w:t>Use the same fictional trip data. Each feature pair is ordered (distance in cm, brightness in sensor units). Training IDs are A,B,C. Validation IDs V1,V2,V3 belong to separate trips; related trips were grouped before splitting. Use min-max scaling, sum of absolute scaled differences, k=1 and alphabetical ID order for exact distance ties.</w:t>
+      <w:pPr>
+        <w:spacing w:line="336" w:lineRule="auto" w:after="180"/>
+      </w:pPr>
+      <w:r>
+        <w:rPr>
+          <w:b w:val="0"/>
+        </w:rPr>
+        <w:t xml:space="preserve">A </w:t>
+      </w:r>
+      <w:r>
+        <w:rPr>
+          <w:b/>
+        </w:rPr>
+        <w:t>pipeline</w:t>
+      </w:r>
+      <w:r>
+        <w:rPr>
+          <w:b w:val="0"/>
+        </w:rPr>
+        <w:t xml:space="preserve"> connects steps so a new query receives the same preparation as the </w:t>
+      </w:r>
+      <w:r>
+        <w:rPr>
+          <w:b/>
+        </w:rPr>
+        <w:t>training</w:t>
+      </w:r>
+      <w:r>
+        <w:rPr>
+          <w:b w:val="0"/>
+        </w:rPr>
+        <w:t xml:space="preserve"> examples. This week combines the scale from Week 11 with a one-neighbour classifier.</w:t>
+      </w:r>
+    </w:p>
+    <w:p>
+      <w:pPr>
+        <w:spacing w:line="336" w:lineRule="auto" w:after="180"/>
+      </w:pPr>
+      <w:r>
+        <w:rPr>
+          <w:b w:val="0"/>
+        </w:rPr>
+        <w:t xml:space="preserve">We will fit once, keep the </w:t>
+      </w:r>
+      <w:r>
+        <w:rPr>
+          <w:b/>
+        </w:rPr>
+        <w:t>fitted state</w:t>
+      </w:r>
+      <w:r>
+        <w:rPr>
+          <w:b w:val="0"/>
+        </w:rPr>
+        <w:t xml:space="preserve">, and call one </w:t>
+      </w:r>
+      <w:r>
+        <w:rPr>
+          <w:b/>
+        </w:rPr>
+        <w:t>prediction</w:t>
+      </w:r>
+      <w:r>
+        <w:rPr>
+          <w:b w:val="0"/>
+        </w:rPr>
+        <w:t xml:space="preserve"> function for every raw query.</w:t>
+      </w:r>
+    </w:p>
+    <w:p>
+      <w:pPr>
+        <w:spacing w:line="336" w:lineRule="auto" w:after="180"/>
+      </w:pPr>
+      <w:r>
+        <w:rPr>
+          <w:b w:val="0"/>
+        </w:rPr>
+        <w:t xml:space="preserve">Use the same fictional trip data. Each feature pair is ordered (distance in cm, brightness in sensor units). </w:t>
+      </w:r>
+      <w:r>
+        <w:rPr>
+          <w:b/>
+        </w:rPr>
+        <w:t>Training</w:t>
+      </w:r>
+      <w:r>
+        <w:rPr>
+          <w:b w:val="0"/>
+        </w:rPr>
+        <w:t xml:space="preserve"> IDs are A,B,C.</w:t>
+      </w:r>
+    </w:p>
+    <w:p>
+      <w:pPr>
+        <w:spacing w:line="336" w:lineRule="auto" w:after="180"/>
+      </w:pPr>
+      <w:r>
+        <w:rPr>
+          <w:b w:val="0"/>
+        </w:rPr>
+        <w:t>Validation IDs V1,V2,V3 belong to separate trips; related trips were grouped before splitting. Use min-max scaling, sum of absolute scaled differences, k=1 and alphabetical ID order for exact distance ties.</w:t>
       </w:r>
     </w:p>
     <w:tbl>
@@ -464,8 +984,49 @@
       </w:tr>
     </w:tbl>
     <w:p>
-      <w:r>
-        <w:t>The input contract requires two finite numeric features in the stated order and units, with no missing values. Training also needs unique IDs, known labels, at least one row and nonzero ranges. These assumptions must be checked before this short classroom program is used; its explicit guard only checks zero ranges.</w:t>
+      <w:pPr>
+        <w:spacing w:line="336" w:lineRule="auto" w:after="180"/>
+      </w:pPr>
+      <w:r>
+        <w:rPr>
+          <w:b w:val="0"/>
+        </w:rPr>
+        <w:t xml:space="preserve">The </w:t>
+      </w:r>
+      <w:r>
+        <w:rPr>
+          <w:b/>
+        </w:rPr>
+        <w:t>input contract</w:t>
+      </w:r>
+      <w:r>
+        <w:rPr>
+          <w:b w:val="0"/>
+        </w:rPr>
+        <w:t xml:space="preserve"> requires two finite numeric features in the stated order and units, with no missing values. </w:t>
+      </w:r>
+      <w:r>
+        <w:rPr>
+          <w:b/>
+        </w:rPr>
+        <w:t>Training</w:t>
+      </w:r>
+      <w:r>
+        <w:rPr>
+          <w:b w:val="0"/>
+        </w:rPr>
+        <w:t xml:space="preserve"> also needs unique IDs, known labels, at least one row and nonzero ranges.</w:t>
+      </w:r>
+    </w:p>
+    <w:p>
+      <w:pPr>
+        <w:spacing w:line="336" w:lineRule="auto" w:after="180"/>
+      </w:pPr>
+      <w:r>
+        <w:rPr>
+          <w:b w:val="0"/>
+        </w:rPr>
+        <w:t>These assumptions must be checked before this short classroom program is used; its explicit guard only checks zero ranges.</w:t>
       </w:r>
     </w:p>
     <w:p>
@@ -477,13 +1038,119 @@
       </w:r>
     </w:p>
     <w:p>
-      <w:r>
-        <w:t>Last week the baseline ignored scene features. This week a small fitting algorithm will choose a rule that uses one feature. We supply the rule form: predict blocked when a distance reading is at or below a cutoff, otherwise predict clear. The algorithm will try three cutoffs and keep the one making the fewest training mistakes.</w:t>
-      </w:r>
-    </w:p>
-    <w:p>
-      <w:r>
-        <w:t>The teacher-authored fictional rows contain a sensor distance in centimetres and a separate reviewed lane label, blocked or clear. The reading is available before prediction; the label comes from the scene review. A single distance need not describe every obstruction. These numbers are for learning, not real robot control. Each row comes from a different trip, and training and validation trips are separate.</w:t>
+      <w:pPr>
+        <w:spacing w:line="336" w:lineRule="auto" w:after="180"/>
+      </w:pPr>
+      <w:r>
+        <w:rPr>
+          <w:b w:val="0"/>
+        </w:rPr>
+        <w:t xml:space="preserve">Last week the baseline ignored scene features. This week a small </w:t>
+      </w:r>
+      <w:r>
+        <w:rPr>
+          <w:b/>
+        </w:rPr>
+        <w:t>fitting</w:t>
+      </w:r>
+      <w:r>
+        <w:rPr>
+          <w:b w:val="0"/>
+        </w:rPr>
+        <w:t xml:space="preserve"> algorithm will choose a rule that uses one feature.</w:t>
+      </w:r>
+    </w:p>
+    <w:p>
+      <w:pPr>
+        <w:spacing w:line="336" w:lineRule="auto" w:after="180"/>
+      </w:pPr>
+      <w:r>
+        <w:rPr>
+          <w:b w:val="0"/>
+        </w:rPr>
+        <w:t xml:space="preserve">We supply the rule form: </w:t>
+      </w:r>
+      <w:r>
+        <w:rPr>
+          <w:b/>
+        </w:rPr>
+        <w:t>predict</w:t>
+      </w:r>
+      <w:r>
+        <w:rPr>
+          <w:b w:val="0"/>
+        </w:rPr>
+        <w:t xml:space="preserve"> blocked when a distance reading is at or below a cutoff, otherwise </w:t>
+      </w:r>
+      <w:r>
+        <w:rPr>
+          <w:b/>
+        </w:rPr>
+        <w:t>predict</w:t>
+      </w:r>
+      <w:r>
+        <w:rPr>
+          <w:b w:val="0"/>
+        </w:rPr>
+        <w:t xml:space="preserve"> clear. The algorithm will try three cutoffs and keep the one making the fewest </w:t>
+      </w:r>
+      <w:r>
+        <w:rPr>
+          <w:b/>
+        </w:rPr>
+        <w:t>training</w:t>
+      </w:r>
+      <w:r>
+        <w:rPr>
+          <w:b w:val="0"/>
+        </w:rPr>
+        <w:t xml:space="preserve"> mistakes.</w:t>
+      </w:r>
+    </w:p>
+    <w:p>
+      <w:pPr>
+        <w:spacing w:line="336" w:lineRule="auto" w:after="180"/>
+      </w:pPr>
+      <w:r>
+        <w:rPr>
+          <w:b w:val="0"/>
+        </w:rPr>
+        <w:t xml:space="preserve">The teacher-authored fictional rows contain a sensor distance in centimetres and a separate reviewed lane label, blocked or clear. The reading is available before </w:t>
+      </w:r>
+      <w:r>
+        <w:rPr>
+          <w:b/>
+        </w:rPr>
+        <w:t>prediction</w:t>
+      </w:r>
+      <w:r>
+        <w:rPr>
+          <w:b w:val="0"/>
+        </w:rPr>
+        <w:t>; the label comes from the scene review.</w:t>
+      </w:r>
+    </w:p>
+    <w:p>
+      <w:pPr>
+        <w:spacing w:line="336" w:lineRule="auto" w:after="180"/>
+      </w:pPr>
+      <w:r>
+        <w:rPr>
+          <w:b w:val="0"/>
+        </w:rPr>
+        <w:t xml:space="preserve">A single distance need not describe every obstruction. These numbers are for learning, not real robot control. Each row comes from a different trip, and </w:t>
+      </w:r>
+      <w:r>
+        <w:rPr>
+          <w:b/>
+        </w:rPr>
+        <w:t>training</w:t>
+      </w:r>
+      <w:r>
+        <w:rPr>
+          <w:b w:val="0"/>
+        </w:rPr>
+        <w:t xml:space="preserve"> and validation trips are separate.</w:t>
       </w:r>
     </w:p>
     <w:tbl>
@@ -662,8 +1329,49 @@
       </w:tr>
     </w:tbl>
     <w:p>
-      <w:r>
-        <w:t>Before scoring, declare cutoffs 3, 5 and 7 cm in ascending order, predict blocked at equality, and keep the smaller cutoff if training errors tie. This search tests only these three rules with this direction. It does not find the best possible model or prove that distance causes the label.</w:t>
+      <w:pPr>
+        <w:spacing w:line="336" w:lineRule="auto" w:after="180"/>
+      </w:pPr>
+      <w:r>
+        <w:rPr>
+          <w:b w:val="0"/>
+        </w:rPr>
+        <w:t xml:space="preserve">Before scoring, declare cutoffs 3, 5 and 7 cm in ascending order, </w:t>
+      </w:r>
+      <w:r>
+        <w:rPr>
+          <w:b/>
+        </w:rPr>
+        <w:t>predict</w:t>
+      </w:r>
+      <w:r>
+        <w:rPr>
+          <w:b w:val="0"/>
+        </w:rPr>
+        <w:t xml:space="preserve"> blocked at equality, and keep the smaller cutoff if </w:t>
+      </w:r>
+      <w:r>
+        <w:rPr>
+          <w:b/>
+        </w:rPr>
+        <w:t>training error</w:t>
+      </w:r>
+      <w:r>
+        <w:rPr>
+          <w:b w:val="0"/>
+        </w:rPr>
+        <w:t>s tie. This search tests only these three rules with this direction.</w:t>
+      </w:r>
+    </w:p>
+    <w:p>
+      <w:pPr>
+        <w:spacing w:line="336" w:lineRule="auto" w:after="180"/>
+      </w:pPr>
+      <w:r>
+        <w:rPr>
+          <w:b w:val="0"/>
+        </w:rPr>
+        <w:t>It does not find the best possible model or prove that distance causes the label.</w:t>
       </w:r>
     </w:p>
     <w:p>
@@ -676,7 +1384,24 @@
     </w:p>
     <w:p>
       <w:r>
-        <w:t>ML MECHANISM</w:t>
+        <w:t>Follow the mechanism for Train a Classifier. Connect each labelled input, deciding step and result.</w:t>
+      </w:r>
+    </w:p>
+    <w:p>
+      <w:pPr>
+        <w:spacing w:line="336" w:lineRule="auto" w:after="180"/>
+      </w:pPr>
+      <w:r>
+        <w:rPr>
+          <w:b/>
+        </w:rPr>
+        <w:t xml:space="preserve">ML </w:t>
+      </w:r>
+      <w:r>
+        <w:rPr>
+          <w:b/>
+        </w:rPr>
+        <w:t>MECHANISM</w:t>
       </w:r>
     </w:p>
     <w:p>
@@ -688,7 +1413,13 @@
       </w:r>
     </w:p>
     <w:p>
-      <w:r>
+      <w:pPr>
+        <w:spacing w:line="336" w:lineRule="auto" w:after="180"/>
+      </w:pPr>
+      <w:r>
+        <w:rPr>
+          <w:b w:val="0"/>
+        </w:rPr>
         <w:t>Trace the information, fitted behavior, and evaluation proof separately.</w:t>
       </w:r>
     </w:p>
@@ -801,28 +1532,160 @@
       </w:r>
     </w:p>
     <w:p>
-      <w:r>
-        <w:t>QUESTION  Run a starter classifier and record data version, split, settings, and predictions.</w:t>
-      </w:r>
-    </w:p>
-    <w:p>
-      <w:r>
-        <w:t>MODEL IDEA  Training fits model parameters from labeled examples; prediction applies the frozen fitted model to new feature rows.</w:t>
-      </w:r>
-    </w:p>
-    <w:p>
-      <w:r>
+      <w:pPr>
+        <w:pStyle w:val="Heading3"/>
+      </w:pPr>
+      <w:r>
+        <w:t>Question to explain</w:t>
+      </w:r>
+    </w:p>
+    <w:p>
+      <w:pPr>
+        <w:spacing w:line="336" w:lineRule="auto" w:after="180"/>
+        <w:shd w:fill="F5F1FB"/>
+      </w:pPr>
+      <w:r>
+        <w:rPr>
+          <w:b w:val="0"/>
+        </w:rPr>
+        <w:t xml:space="preserve">QUESTION  Run a starter classifier and record data version, split, settings, and </w:t>
+      </w:r>
+      <w:r>
+        <w:rPr>
+          <w:b/>
+        </w:rPr>
+        <w:t>prediction</w:t>
+      </w:r>
+      <w:r>
+        <w:rPr>
+          <w:b w:val="0"/>
+        </w:rPr>
+        <w:t>s.</w:t>
+      </w:r>
+    </w:p>
+    <w:p>
+      <w:pPr>
+        <w:spacing w:line="336" w:lineRule="auto" w:after="180"/>
+      </w:pPr>
+      <w:r>
+        <w:rPr>
+          <w:b w:val="0"/>
+        </w:rPr>
+        <w:t xml:space="preserve">MODEL IDEA  </w:t>
+      </w:r>
+      <w:r>
+        <w:rPr>
+          <w:b/>
+        </w:rPr>
+        <w:t>Training</w:t>
+      </w:r>
+      <w:r>
+        <w:rPr>
+          <w:b w:val="0"/>
+        </w:rPr>
+        <w:t xml:space="preserve"> fits model </w:t>
+      </w:r>
+      <w:r>
+        <w:rPr>
+          <w:b/>
+        </w:rPr>
+        <w:t>parameter</w:t>
+      </w:r>
+      <w:r>
+        <w:rPr>
+          <w:b w:val="0"/>
+        </w:rPr>
+        <w:t xml:space="preserve">s from labeled examples; </w:t>
+      </w:r>
+      <w:r>
+        <w:rPr>
+          <w:b/>
+        </w:rPr>
+        <w:t>prediction</w:t>
+      </w:r>
+      <w:r>
+        <w:rPr>
+          <w:b w:val="0"/>
+        </w:rPr>
+        <w:t xml:space="preserve"> applies the frozen fitted model to new feature rows.</w:t>
+      </w:r>
+    </w:p>
+    <w:p>
+      <w:pPr>
+        <w:spacing w:line="336" w:lineRule="auto" w:after="180"/>
+      </w:pPr>
+      <w:r>
+        <w:rPr>
+          <w:b w:val="0"/>
+        </w:rPr>
         <w:t>PROOF NEEDED  Use an unseen case, visible calculation, error analysis, and a stated limitation.</w:t>
       </w:r>
     </w:p>
     <w:p>
-      <w:r>
-        <w:t>UNDER THE HOOD  Load data version v1 and a saved train/test split. Fit preprocessing on training rows only, then fit the classifier.</w:t>
-      </w:r>
-    </w:p>
-    <w:p>
-      <w:r>
-        <w:t>Draw a fresh data → model → prediction → evaluation trace:</w:t>
+      <w:pPr>
+        <w:pStyle w:val="Heading3"/>
+      </w:pPr>
+      <w:r>
+        <w:t>How the mechanism works</w:t>
+      </w:r>
+    </w:p>
+    <w:p>
+      <w:pPr>
+        <w:spacing w:line="336" w:lineRule="auto" w:after="180"/>
+        <w:shd w:fill="F1F6F8"/>
+      </w:pPr>
+      <w:r>
+        <w:rPr>
+          <w:b w:val="0"/>
+        </w:rPr>
+        <w:t>UNDER THE HOOD  Load data version v1 and a saved train/test split. Fit pre</w:t>
+      </w:r>
+      <w:r>
+        <w:rPr>
+          <w:b/>
+        </w:rPr>
+        <w:t>process</w:t>
+      </w:r>
+      <w:r>
+        <w:rPr>
+          <w:b w:val="0"/>
+        </w:rPr>
+        <w:t xml:space="preserve">ing on </w:t>
+      </w:r>
+      <w:r>
+        <w:rPr>
+          <w:b/>
+        </w:rPr>
+        <w:t>training</w:t>
+      </w:r>
+      <w:r>
+        <w:rPr>
+          <w:b w:val="0"/>
+        </w:rPr>
+        <w:t xml:space="preserve"> rows only, then fit the classifier.</w:t>
+      </w:r>
+    </w:p>
+    <w:p>
+      <w:pPr>
+        <w:spacing w:line="336" w:lineRule="auto" w:after="180"/>
+      </w:pPr>
+      <w:r>
+        <w:rPr>
+          <w:b w:val="0"/>
+        </w:rPr>
+        <w:t xml:space="preserve">Draw a fresh data → model → </w:t>
+      </w:r>
+      <w:r>
+        <w:rPr>
+          <w:b/>
+        </w:rPr>
+        <w:t>prediction</w:t>
+      </w:r>
+      <w:r>
+        <w:rPr>
+          <w:b w:val="0"/>
+        </w:rPr>
+        <w:t xml:space="preserve"> → evaluation trace:</w:t>
       </w:r>
     </w:p>
     <w:p>
@@ -892,13 +1755,96 @@
       </w:r>
     </w:p>
     <w:p>
-      <w:r>
-        <w:t>fit returns minima (10,100), ranges (10,100) and scaled training examples. predict transforms a raw query with that state, ranks distances, then returns the selected ID and label. zip pairs matching features; sum adds their absolute differences. sorted uses distance first and unique ID second.</w:t>
-      </w:r>
-    </w:p>
-    <w:p>
-      <w:r>
-        <w:t>Run the whole script in Python 3. It prints ('A', 'clear'), ('C', 'blocked'), ('B', 'blocked') on separate lines. No validation labels enter fit or predict. This is a small pipeline written with functions, not the scikit-learn Pipeline class.</w:t>
+      <w:pPr>
+        <w:spacing w:line="336" w:lineRule="auto" w:after="180"/>
+      </w:pPr>
+      <w:r>
+        <w:rPr>
+          <w:b w:val="0"/>
+        </w:rPr>
+        <w:t xml:space="preserve">fit returns minima (10,100), ranges (10,100) and scaled </w:t>
+      </w:r>
+      <w:r>
+        <w:rPr>
+          <w:b/>
+        </w:rPr>
+        <w:t>training</w:t>
+      </w:r>
+      <w:r>
+        <w:rPr>
+          <w:b w:val="0"/>
+        </w:rPr>
+        <w:t xml:space="preserve"> examples. </w:t>
+      </w:r>
+      <w:r>
+        <w:rPr>
+          <w:b/>
+        </w:rPr>
+        <w:t>predict</w:t>
+      </w:r>
+      <w:r>
+        <w:rPr>
+          <w:b w:val="0"/>
+        </w:rPr>
+        <w:t xml:space="preserve"> transforms a raw query with that state, ranks distances, then returns the selected ID and label. zip pairs matching features; sum adds their absolute differences. sorted uses distance first and unique ID second.</w:t>
+      </w:r>
+    </w:p>
+    <w:p>
+      <w:pPr>
+        <w:spacing w:line="336" w:lineRule="auto" w:after="180"/>
+      </w:pPr>
+      <w:r>
+        <w:rPr>
+          <w:b w:val="0"/>
+        </w:rPr>
+        <w:t xml:space="preserve">Run the whole script in Python 3. It prints ('A', 'clear'), ('C', 'blocked'), ('B', 'blocked') on separate lines. No validation labels enter fit or </w:t>
+      </w:r>
+      <w:r>
+        <w:rPr>
+          <w:b/>
+        </w:rPr>
+        <w:t>predict</w:t>
+      </w:r>
+      <w:r>
+        <w:rPr>
+          <w:b w:val="0"/>
+        </w:rPr>
+        <w:t>.</w:t>
+      </w:r>
+    </w:p>
+    <w:p>
+      <w:pPr>
+        <w:spacing w:line="336" w:lineRule="auto" w:after="180"/>
+      </w:pPr>
+      <w:r>
+        <w:rPr>
+          <w:b w:val="0"/>
+        </w:rPr>
+        <w:t xml:space="preserve">This is a small </w:t>
+      </w:r>
+      <w:r>
+        <w:rPr>
+          <w:b/>
+        </w:rPr>
+        <w:t>pipeline</w:t>
+      </w:r>
+      <w:r>
+        <w:rPr>
+          <w:b w:val="0"/>
+        </w:rPr>
+        <w:t xml:space="preserve"> written with functions, not the scikit-learn </w:t>
+      </w:r>
+      <w:r>
+        <w:rPr>
+          <w:b/>
+        </w:rPr>
+        <w:t>Pipeline</w:t>
+      </w:r>
+      <w:r>
+        <w:rPr>
+          <w:b w:val="0"/>
+        </w:rPr>
+        <w:t xml:space="preserve"> class.</w:t>
       </w:r>
     </w:p>
     <w:p>
@@ -951,8 +1897,67 @@
       </w:r>
     </w:p>
     <w:p>
-      <w:r>
-        <w:t>The output lines are 3 1, 5 0, 7 1, then chosen 5. Cutoff 3 misses the blocked row at 4 cm. Cutoff 5 matches all four training labels. Cutoff 7 wrongly marks the 6 cm clear row as blocked. Fitting stores cutoff 5; prediction then applies that stored rule to a new distance.</w:t>
+      <w:pPr>
+        <w:spacing w:line="336" w:lineRule="auto" w:after="180"/>
+      </w:pPr>
+      <w:r>
+        <w:rPr>
+          <w:b w:val="0"/>
+        </w:rPr>
+        <w:t xml:space="preserve">The </w:t>
+      </w:r>
+      <w:r>
+        <w:rPr>
+          <w:b/>
+        </w:rPr>
+        <w:t>output</w:t>
+      </w:r>
+      <w:r>
+        <w:rPr>
+          <w:b w:val="0"/>
+        </w:rPr>
+        <w:t xml:space="preserve"> lines are 3 1, 5 0, 7 1, then chosen 5. Cutoff 3 misses the blocked row at 4 cm. Cutoff 5 matches all four </w:t>
+      </w:r>
+      <w:r>
+        <w:rPr>
+          <w:b/>
+        </w:rPr>
+        <w:t>training</w:t>
+      </w:r>
+      <w:r>
+        <w:rPr>
+          <w:b w:val="0"/>
+        </w:rPr>
+        <w:t xml:space="preserve"> labels. Cutoff 7 wrongly marks the 6 cm clear row as blocked.</w:t>
+      </w:r>
+    </w:p>
+    <w:p>
+      <w:pPr>
+        <w:spacing w:line="336" w:lineRule="auto" w:after="180"/>
+      </w:pPr>
+      <w:r>
+        <w:rPr>
+          <w:b/>
+        </w:rPr>
+        <w:t>Fitting</w:t>
+      </w:r>
+      <w:r>
+        <w:rPr>
+          <w:b w:val="0"/>
+        </w:rPr>
+        <w:t xml:space="preserve"> stores cutoff 5; </w:t>
+      </w:r>
+      <w:r>
+        <w:rPr>
+          <w:b/>
+        </w:rPr>
+        <w:t>prediction</w:t>
+      </w:r>
+      <w:r>
+        <w:rPr>
+          <w:b w:val="0"/>
+        </w:rPr>
+        <w:t xml:space="preserve"> then applies that stored rule to a new distance.</w:t>
       </w:r>
     </w:p>
     <w:p>
@@ -1112,8 +2117,37 @@
       </w:r>
     </w:p>
     <w:p>
-      <w:r>
-        <w:t>best_errors starts above any possible mistake count. The strict &lt; keeps the first tied candidate; ascending order makes that the smaller cutoff. The code assumes nonempty training data, numeric distances and the two allowed labels. Validate those assumptions before using another dataset.</w:t>
+      <w:pPr>
+        <w:spacing w:line="336" w:lineRule="auto" w:after="180"/>
+      </w:pPr>
+      <w:r>
+        <w:rPr>
+          <w:b w:val="0"/>
+        </w:rPr>
+        <w:t>best_errors starts above any possible mistake count. The strict &lt; keeps the first tied candidate; ascending order makes that the smaller cutoff.</w:t>
+      </w:r>
+    </w:p>
+    <w:p>
+      <w:pPr>
+        <w:spacing w:line="336" w:lineRule="auto" w:after="180"/>
+      </w:pPr>
+      <w:r>
+        <w:rPr>
+          <w:b w:val="0"/>
+        </w:rPr>
+        <w:t xml:space="preserve">The code assumes nonempty </w:t>
+      </w:r>
+      <w:r>
+        <w:rPr>
+          <w:b/>
+        </w:rPr>
+        <w:t>training</w:t>
+      </w:r>
+      <w:r>
+        <w:rPr>
+          <w:b w:val="0"/>
+        </w:rPr>
+        <w:t xml:space="preserve"> data, numeric distances and the two allowed labels. Validate those assumptions before using another dataset.</w:t>
       </w:r>
     </w:p>
     <w:p>
@@ -1125,8 +2159,26 @@
       </w:r>
     </w:p>
     <w:p>
-      <w:r>
-        <w:t>Point to the input, the deciding step and the result in this week’s visual. Explain the same step in ordinary words. A picture helps when you can say what each part represents.</w:t>
+      <w:pPr>
+        <w:spacing w:line="336" w:lineRule="auto" w:after="180"/>
+      </w:pPr>
+      <w:r>
+        <w:rPr>
+          <w:b w:val="0"/>
+        </w:rPr>
+        <w:t xml:space="preserve">Point to the </w:t>
+      </w:r>
+      <w:r>
+        <w:rPr>
+          <w:b/>
+        </w:rPr>
+        <w:t>input</w:t>
+      </w:r>
+      <w:r>
+        <w:rPr>
+          <w:b w:val="0"/>
+        </w:rPr>
+        <w:t>, the deciding step and the result in this week’s visual. Explain the same step in ordinary words. A picture helps when you can say what each part represents.</w:t>
       </w:r>
     </w:p>
     <w:p>
@@ -1139,6 +2191,17 @@
     </w:p>
     <w:p>
       <w:r>
+        <w:t>Compare the supplied cases for Train a Classifier. Identify the detail that changes the conclusion.</w:t>
+      </w:r>
+    </w:p>
+    <w:p>
+      <w:pPr>
+        <w:spacing w:line="336" w:lineRule="auto" w:after="180"/>
+      </w:pPr>
+      <w:r>
+        <w:rPr>
+          <w:b/>
+        </w:rPr>
         <w:t>EVALUATION DESIGN</w:t>
       </w:r>
     </w:p>
@@ -1151,7 +2214,13 @@
       </w:r>
     </w:p>
     <w:p>
-      <w:r>
+      <w:pPr>
+        <w:spacing w:line="336" w:lineRule="auto" w:after="180"/>
+      </w:pPr>
+      <w:r>
+        <w:rPr>
+          <w:b w:val="0"/>
+        </w:rPr>
         <w:t>A system is not understood until it survives more than one comfortable example.</w:t>
       </w:r>
     </w:p>
@@ -1300,32 +2369,103 @@
       </w:r>
     </w:p>
     <w:p>
-      <w:r>
+      <w:pPr>
+        <w:spacing w:line="336" w:lineRule="auto" w:after="180"/>
+      </w:pPr>
+      <w:r>
+        <w:rPr>
+          <w:b w:val="0"/>
+        </w:rPr>
         <w:t>NORMAL  Expected data and expected behavior.</w:t>
       </w:r>
     </w:p>
     <w:p>
-      <w:r>
-        <w:t>BOUNDARY  Value close to a threshold, ambiguous label, or uncertain prediction.</w:t>
-      </w:r>
-    </w:p>
-    <w:p>
-      <w:r>
+      <w:pPr>
+        <w:pStyle w:val="Heading3"/>
+      </w:pPr>
+      <w:r>
+        <w:t>Keep this boundary clear</w:t>
+      </w:r>
+    </w:p>
+    <w:p>
+      <w:pPr>
+        <w:spacing w:line="336" w:lineRule="auto" w:after="180"/>
+        <w:shd w:fill="FFF5E6"/>
+      </w:pPr>
+      <w:r>
+        <w:rPr>
+          <w:b w:val="0"/>
+        </w:rPr>
+        <w:t xml:space="preserve">BOUNDARY  Value close to a </w:t>
+      </w:r>
+      <w:r>
+        <w:rPr>
+          <w:b/>
+        </w:rPr>
+        <w:t>threshold</w:t>
+      </w:r>
+      <w:r>
+        <w:rPr>
+          <w:b w:val="0"/>
+        </w:rPr>
+        <w:t xml:space="preserve">, ambiguous label, or uncertain </w:t>
+      </w:r>
+      <w:r>
+        <w:rPr>
+          <w:b/>
+        </w:rPr>
+        <w:t>prediction</w:t>
+      </w:r>
+      <w:r>
+        <w:rPr>
+          <w:b w:val="0"/>
+        </w:rPr>
+        <w:t>.</w:t>
+      </w:r>
+    </w:p>
+    <w:p>
+      <w:pPr>
+        <w:spacing w:line="336" w:lineRule="auto" w:after="180"/>
+      </w:pPr>
+      <w:r>
+        <w:rPr>
+          <w:b w:val="0"/>
+        </w:rPr>
         <w:t>MISSING  Necessary field, label, source, or measurement is unavailable.</w:t>
       </w:r>
     </w:p>
     <w:p>
-      <w:r>
+      <w:pPr>
+        <w:spacing w:line="336" w:lineRule="auto" w:after="180"/>
+      </w:pPr>
+      <w:r>
+        <w:rPr>
+          <w:b w:val="0"/>
+        </w:rPr>
         <w:t>SHIFTED  New lighting, species, device, subgroup, or time condition.</w:t>
       </w:r>
     </w:p>
     <w:p>
-      <w:r>
+      <w:pPr>
+        <w:spacing w:line="336" w:lineRule="auto" w:after="180"/>
+        <w:shd w:fill="FFF5E6"/>
+      </w:pPr>
+      <w:r>
+        <w:rPr>
+          <w:b w:val="0"/>
+        </w:rPr>
         <w:t>RELEASE RULE  Passing one case never proves generalization. Predefine expected behavior for all four categories.</w:t>
       </w:r>
     </w:p>
     <w:p>
-      <w:r>
+      <w:pPr>
+        <w:spacing w:line="336" w:lineRule="auto" w:after="180"/>
+        <w:shd w:fill="F5F1FB"/>
+      </w:pPr>
+      <w:r>
+        <w:rPr>
+          <w:b w:val="0"/>
+        </w:rPr>
         <w:t>Which case most threatens today's claim, and why?</w:t>
       </w:r>
     </w:p>
@@ -1338,18 +2478,93 @@
       </w:r>
     </w:p>
     <w:p>
-      <w:r>
-        <w:t>Change: Transform training but leave query numerically at 5.</w:t>
-      </w:r>
-    </w:p>
-    <w:p>
-      <w:r>
-        <w:t>Prediction: Distances become 15 and 55, incorrectly selecting healthy.</w:t>
-      </w:r>
-    </w:p>
-    <w:p>
-      <w:r>
-        <w:t>Reason: The query is now compared in inconsistent units; the changed result is a pipeline defect.</w:t>
+      <w:pPr>
+        <w:pStyle w:val="Heading3"/>
+      </w:pPr>
+      <w:r>
+        <w:t>Change one thing</w:t>
+      </w:r>
+    </w:p>
+    <w:p>
+      <w:pPr>
+        <w:spacing w:line="336" w:lineRule="auto" w:after="180"/>
+        <w:shd w:fill="F5F1FB"/>
+      </w:pPr>
+      <w:r>
+        <w:rPr>
+          <w:b w:val="0"/>
+        </w:rPr>
+        <w:t xml:space="preserve">Change: Transform </w:t>
+      </w:r>
+      <w:r>
+        <w:rPr>
+          <w:b/>
+        </w:rPr>
+        <w:t>training</w:t>
+      </w:r>
+      <w:r>
+        <w:rPr>
+          <w:b w:val="0"/>
+        </w:rPr>
+        <w:t xml:space="preserve"> but leave query numerically at 5.</w:t>
+      </w:r>
+    </w:p>
+    <w:p>
+      <w:pPr>
+        <w:pStyle w:val="Heading3"/>
+      </w:pPr>
+      <w:r>
+        <w:t>Predicted result</w:t>
+      </w:r>
+    </w:p>
+    <w:p>
+      <w:pPr>
+        <w:spacing w:line="336" w:lineRule="auto" w:after="180"/>
+        <w:shd w:fill="F1F6FC"/>
+      </w:pPr>
+      <w:r>
+        <w:rPr>
+          <w:b/>
+        </w:rPr>
+        <w:t>Prediction</w:t>
+      </w:r>
+      <w:r>
+        <w:rPr>
+          <w:b w:val="0"/>
+        </w:rPr>
+        <w:t>: Distances become 15 and 55, incorrectly selecting healthy.</w:t>
+      </w:r>
+    </w:p>
+    <w:p>
+      <w:pPr>
+        <w:pStyle w:val="Heading3"/>
+      </w:pPr>
+      <w:r>
+        <w:t>Why the result follows</w:t>
+      </w:r>
+    </w:p>
+    <w:p>
+      <w:pPr>
+        <w:spacing w:line="336" w:lineRule="auto" w:after="180"/>
+        <w:shd w:fill="F1F6FC"/>
+      </w:pPr>
+      <w:r>
+        <w:rPr>
+          <w:b w:val="0"/>
+        </w:rPr>
+        <w:t xml:space="preserve">Reason: The query is now compared in inconsistent units; the changed result is a </w:t>
+      </w:r>
+      <w:r>
+        <w:rPr>
+          <w:b/>
+        </w:rPr>
+        <w:t>pipeline</w:t>
+      </w:r>
+      <w:r>
+        <w:rPr>
+          <w:b w:val="0"/>
+        </w:rPr>
+        <w:t xml:space="preserve"> defect.</w:t>
       </w:r>
     </w:p>
     <w:p>
@@ -1362,6 +2577,17 @@
     </w:p>
     <w:p>
       <w:r>
+        <w:t>Use the vocabulary of Train a Classifier to explain a concrete decision, rather than only memorising definitions.</w:t>
+      </w:r>
+    </w:p>
+    <w:p>
+      <w:pPr>
+        <w:spacing w:line="336" w:lineRule="auto" w:after="180"/>
+      </w:pPr>
+      <w:r>
+        <w:rPr>
+          <w:b/>
+        </w:rPr>
         <w:t>VOCABULARY</w:t>
       </w:r>
     </w:p>
@@ -1374,7 +2600,13 @@
       </w:r>
     </w:p>
     <w:p>
-      <w:r>
+      <w:pPr>
+        <w:spacing w:line="336" w:lineRule="auto" w:after="180"/>
+      </w:pPr>
+      <w:r>
+        <w:rPr>
+          <w:b w:val="0"/>
+        </w:rPr>
         <w:t>A definition matters when it lets you interpret a new dataset, model, or result.</w:t>
       </w:r>
     </w:p>
@@ -1690,12 +2922,25 @@
       </w:tr>
     </w:tbl>
     <w:p>
-      <w:r>
+      <w:pPr>
+        <w:spacing w:line="336" w:lineRule="auto" w:after="180"/>
+        <w:shd w:fill="FFF5E6"/>
+      </w:pPr>
+      <w:r>
+        <w:rPr>
+          <w:b w:val="0"/>
+        </w:rPr>
         <w:t>MISCONCEPTION TO REPAIR  The model keeps learning whenever it sees test examples during evaluation.</w:t>
       </w:r>
     </w:p>
     <w:p>
-      <w:r>
+      <w:pPr>
+        <w:spacing w:line="336" w:lineRule="auto" w:after="180"/>
+      </w:pPr>
+      <w:r>
+        <w:rPr>
+          <w:b w:val="0"/>
+        </w:rPr>
         <w:t>Repair the claim using a definition, calculation, or test record:</w:t>
       </w:r>
     </w:p>
@@ -1973,7 +3218,24 @@
     </w:p>
     <w:p>
       <w:r>
-        <w:t>WORKED EVIDENCE</w:t>
+        <w:t>Follow the worked trace for Train a Classifier, predict a step, then compare with its explanation.</w:t>
+      </w:r>
+    </w:p>
+    <w:p>
+      <w:pPr>
+        <w:spacing w:line="336" w:lineRule="auto" w:after="180"/>
+      </w:pPr>
+      <w:r>
+        <w:rPr>
+          <w:b/>
+        </w:rPr>
+        <w:t xml:space="preserve">WORKED </w:t>
+      </w:r>
+      <w:r>
+        <w:rPr>
+          <w:b/>
+        </w:rPr>
+        <w:t>EVIDENCE</w:t>
       </w:r>
     </w:p>
     <w:p>
@@ -1985,8 +3247,32 @@
       </w:r>
     </w:p>
     <w:p>
-      <w:r>
-        <w:t>Predict first. Then check each step. A correct answer without visible evidence cannot be audited.</w:t>
+      <w:pPr>
+        <w:spacing w:line="336" w:lineRule="auto" w:after="180"/>
+      </w:pPr>
+      <w:r>
+        <w:rPr>
+          <w:b/>
+        </w:rPr>
+        <w:t>Predict</w:t>
+      </w:r>
+      <w:r>
+        <w:rPr>
+          <w:b w:val="0"/>
+        </w:rPr>
+        <w:t xml:space="preserve"> first. Then check each step. A correct answer without visible </w:t>
+      </w:r>
+      <w:r>
+        <w:rPr>
+          <w:b/>
+        </w:rPr>
+        <w:t>evidence</w:t>
+      </w:r>
+      <w:r>
+        <w:rPr>
+          <w:b w:val="0"/>
+        </w:rPr>
+        <w:t xml:space="preserve"> cannot be audited.</w:t>
       </w:r>
     </w:p>
     <w:p>
@@ -2026,33 +3312,190 @@
       </w:r>
     </w:p>
     <w:p>
-      <w:r>
+      <w:pPr>
+        <w:pStyle w:val="Heading3"/>
+      </w:pPr>
+      <w:r>
+        <w:t>Step 1</w:t>
+      </w:r>
+    </w:p>
+    <w:p>
+      <w:pPr>
+        <w:spacing w:line="336" w:lineRule="auto" w:after="180"/>
+        <w:shd w:fill="F4F9FC"/>
+      </w:pPr>
+      <w:r>
+        <w:rPr>
+          <w:b w:val="0"/>
+        </w:rPr>
         <w:t>STEP 1  Load data version v1 and a saved train/test split.</w:t>
       </w:r>
     </w:p>
     <w:p>
-      <w:r>
-        <w:t>STEP 2  Fit preprocessing on training rows only, then fit the classifier.</w:t>
-      </w:r>
-    </w:p>
-    <w:p>
-      <w:r>
-        <w:t>STEP 3  Freeze the pipeline and predict twenty test rows once.</w:t>
-      </w:r>
-    </w:p>
-    <w:p>
-      <w:r>
-        <w:t>STEP 4  Save settings, predictions, and metrics so the experiment can be reproduced.</w:t>
-      </w:r>
-    </w:p>
-    <w:p>
-      <w:r>
+      <w:pPr>
+        <w:pStyle w:val="Heading3"/>
+      </w:pPr>
+      <w:r>
+        <w:t>Step 2</w:t>
+      </w:r>
+    </w:p>
+    <w:p>
+      <w:pPr>
+        <w:spacing w:line="336" w:lineRule="auto" w:after="180"/>
+        <w:shd w:fill="F4F9FC"/>
+      </w:pPr>
+      <w:r>
+        <w:rPr>
+          <w:b w:val="0"/>
+        </w:rPr>
+        <w:t>STEP 2  Fit pre</w:t>
+      </w:r>
+      <w:r>
+        <w:rPr>
+          <w:b/>
+        </w:rPr>
+        <w:t>process</w:t>
+      </w:r>
+      <w:r>
+        <w:rPr>
+          <w:b w:val="0"/>
+        </w:rPr>
+        <w:t xml:space="preserve">ing on </w:t>
+      </w:r>
+      <w:r>
+        <w:rPr>
+          <w:b/>
+        </w:rPr>
+        <w:t>training</w:t>
+      </w:r>
+      <w:r>
+        <w:rPr>
+          <w:b w:val="0"/>
+        </w:rPr>
+        <w:t xml:space="preserve"> rows only, then fit the classifier.</w:t>
+      </w:r>
+    </w:p>
+    <w:p>
+      <w:pPr>
+        <w:pStyle w:val="Heading3"/>
+      </w:pPr>
+      <w:r>
+        <w:t>Step 3</w:t>
+      </w:r>
+    </w:p>
+    <w:p>
+      <w:pPr>
+        <w:spacing w:line="336" w:lineRule="auto" w:after="180"/>
+        <w:shd w:fill="F4F9FC"/>
+      </w:pPr>
+      <w:r>
+        <w:rPr>
+          <w:b w:val="0"/>
+        </w:rPr>
+        <w:t xml:space="preserve">STEP 3  Freeze the </w:t>
+      </w:r>
+      <w:r>
+        <w:rPr>
+          <w:b/>
+        </w:rPr>
+        <w:t>pipeline</w:t>
+      </w:r>
+      <w:r>
+        <w:rPr>
+          <w:b w:val="0"/>
+        </w:rPr>
+        <w:t xml:space="preserve"> and </w:t>
+      </w:r>
+      <w:r>
+        <w:rPr>
+          <w:b/>
+        </w:rPr>
+        <w:t>predict</w:t>
+      </w:r>
+      <w:r>
+        <w:rPr>
+          <w:b w:val="0"/>
+        </w:rPr>
+        <w:t xml:space="preserve"> twenty test rows once.</w:t>
+      </w:r>
+    </w:p>
+    <w:p>
+      <w:pPr>
+        <w:pStyle w:val="Heading3"/>
+      </w:pPr>
+      <w:r>
+        <w:t>Step 4</w:t>
+      </w:r>
+    </w:p>
+    <w:p>
+      <w:pPr>
+        <w:spacing w:line="336" w:lineRule="auto" w:after="180"/>
+        <w:shd w:fill="F4F9FC"/>
+      </w:pPr>
+      <w:r>
+        <w:rPr>
+          <w:b w:val="0"/>
+        </w:rPr>
+        <w:t xml:space="preserve">STEP 4  Save settings, </w:t>
+      </w:r>
+      <w:r>
+        <w:rPr>
+          <w:b/>
+        </w:rPr>
+        <w:t>prediction</w:t>
+      </w:r>
+      <w:r>
+        <w:rPr>
+          <w:b w:val="0"/>
+        </w:rPr>
+        <w:t xml:space="preserve">s, and metrics so the experiment can be </w:t>
+      </w:r>
+      <w:r>
+        <w:rPr>
+          <w:b/>
+        </w:rPr>
+        <w:t>reproduce</w:t>
+      </w:r>
+      <w:r>
+        <w:rPr>
+          <w:b w:val="0"/>
+        </w:rPr>
+        <w:t>d.</w:t>
+      </w:r>
+    </w:p>
+    <w:p>
+      <w:pPr>
+        <w:spacing w:line="336" w:lineRule="auto" w:after="180"/>
+        <w:shd w:fill="EDF7F3"/>
+      </w:pPr>
+      <w:r>
+        <w:rPr>
+          <w:b w:val="0"/>
+        </w:rPr>
         <w:t>CHECK  Verify the denominator, unit, split, class definition, and data version before interpreting a score.</w:t>
       </w:r>
     </w:p>
     <w:p>
-      <w:r>
-        <w:t>Recalculate, retrace, or restate the evidence independently:</w:t>
+      <w:pPr>
+        <w:spacing w:line="336" w:lineRule="auto" w:after="180"/>
+      </w:pPr>
+      <w:r>
+        <w:rPr>
+          <w:b w:val="0"/>
+        </w:rPr>
+        <w:t xml:space="preserve">Recalculate, retrace, or restate the </w:t>
+      </w:r>
+      <w:r>
+        <w:rPr>
+          <w:b/>
+        </w:rPr>
+        <w:t>evidence</w:t>
+      </w:r>
+      <w:r>
+        <w:rPr>
+          <w:b w:val="0"/>
+        </w:rPr>
+        <w:t xml:space="preserve"> independently:</w:t>
       </w:r>
     </w:p>
     <w:p>
@@ -2220,15 +3663,54 @@
       </w:r>
     </w:p>
     <w:p>
-      <w:r>
-        <w:t>For raw query (11,120), scale gives (0.1,0.2). Distances to A,B,C are 0.9,1.1,1.7, so the function returns A and clear. It does not recalculate minima or add the query to stored rows. The returned ID is useful for checking the reasoning, but it is not evidence that the label is true.</w:t>
-      </w:r>
-    </w:p>
-    <w:p>
       <w:pPr>
         <w:pStyle w:val="Heading3"/>
       </w:pPr>
       <w:r>
+        <w:t>Worked explanation · Train a Classifier</w:t>
+      </w:r>
+    </w:p>
+    <w:p>
+      <w:pPr>
+        <w:spacing w:line="336" w:lineRule="auto" w:after="180"/>
+        <w:shd w:fill="F1F6FC"/>
+      </w:pPr>
+      <w:r>
+        <w:rPr>
+          <w:b w:val="0"/>
+        </w:rPr>
+        <w:t>For raw query (11,120), scale gives (0.1,0.2). Distances to A,B,C are 0.9,1.1,1.7, so the function returns A and clear. It does not recalculate minima or add the query to stored rows.</w:t>
+      </w:r>
+    </w:p>
+    <w:p>
+      <w:pPr>
+        <w:spacing w:line="336" w:lineRule="auto" w:after="180"/>
+        <w:shd w:fill="F1F6FC"/>
+      </w:pPr>
+      <w:r>
+        <w:rPr>
+          <w:b w:val="0"/>
+        </w:rPr>
+        <w:t xml:space="preserve">The returned ID is useful for checking the reasoning, but it is not </w:t>
+      </w:r>
+      <w:r>
+        <w:rPr>
+          <w:b/>
+        </w:rPr>
+        <w:t>evidence</w:t>
+      </w:r>
+      <w:r>
+        <w:rPr>
+          <w:b w:val="0"/>
+        </w:rPr>
+        <w:t xml:space="preserve"> that the label is true.</w:t>
+      </w:r>
+    </w:p>
+    <w:p>
+      <w:pPr>
+        <w:pStyle w:val="Heading3"/>
+      </w:pPr>
+      <w:r>
         <w:t>Trace (11,120) through both functions. What does fit store, what does predict reuse, and at which point may a validation reference label be compared?</w:t>
       </w:r>
     </w:p>
@@ -2253,8 +3735,49 @@
       </w:r>
     </w:p>
     <w:p>
-      <w:r>
-        <w:t>Store the fitted state together with the input contract and method settings. A model without its scale or feature order is incomplete. Swapping the raw pair to (120,11) produces B and blocked here; the function cannot detect that the caller swapped the meanings.</w:t>
+      <w:pPr>
+        <w:spacing w:line="336" w:lineRule="auto" w:after="180"/>
+      </w:pPr>
+      <w:r>
+        <w:rPr>
+          <w:b w:val="0"/>
+        </w:rPr>
+        <w:t xml:space="preserve">Store the </w:t>
+      </w:r>
+      <w:r>
+        <w:rPr>
+          <w:b/>
+        </w:rPr>
+        <w:t>fitted state</w:t>
+      </w:r>
+      <w:r>
+        <w:rPr>
+          <w:b w:val="0"/>
+        </w:rPr>
+        <w:t xml:space="preserve"> together with the </w:t>
+      </w:r>
+      <w:r>
+        <w:rPr>
+          <w:b/>
+        </w:rPr>
+        <w:t>input contract</w:t>
+      </w:r>
+      <w:r>
+        <w:rPr>
+          <w:b w:val="0"/>
+        </w:rPr>
+        <w:t xml:space="preserve"> and method settings. A model without its scale or feature order is incomplete.</w:t>
+      </w:r>
+    </w:p>
+    <w:p>
+      <w:pPr>
+        <w:spacing w:line="336" w:lineRule="auto" w:after="180"/>
+      </w:pPr>
+      <w:r>
+        <w:rPr>
+          <w:b w:val="0"/>
+        </w:rPr>
+        <w:t>Swapping the raw pair to (120,11) produces B and blocked here; the function cannot detect that the caller swapped the meanings.</w:t>
       </w:r>
     </w:p>
     <w:p>
@@ -2266,13 +3789,49 @@
       </w:r>
     </w:p>
     <w:p>
-      <w:r>
-        <w:t>Now reveal four validation rows in order: (3, blocked), (5, clear), (7, clear), (9, blocked). With the stored cutoff 5, predictions are blocked, blocked, clear, clear. Rows 1 and 3 match, so validation accuracy is 2/4 or 50 percent despite zero training mistakes.</w:t>
-      </w:r>
-    </w:p>
-    <w:p>
-      <w:r>
-        <w:t>The training labels tie at two blocked and two clear. Carry forward Week 7’s baseline tie rule, choose clear. That baseline matches validation rows 2 and 3, also 2/4 or 50 percent. The fitted rule has not improved total accuracy on this set, and the two methods make different mistakes.</w:t>
+      <w:pPr>
+        <w:spacing w:line="336" w:lineRule="auto" w:after="180"/>
+      </w:pPr>
+      <w:r>
+        <w:rPr>
+          <w:b w:val="0"/>
+        </w:rPr>
+        <w:t xml:space="preserve">Now reveal four validation rows in order: (3, blocked), (5, clear), (7, clear), (9, blocked). With the stored cutoff 5, </w:t>
+      </w:r>
+      <w:r>
+        <w:rPr>
+          <w:b/>
+        </w:rPr>
+        <w:t>prediction</w:t>
+      </w:r>
+      <w:r>
+        <w:rPr>
+          <w:b w:val="0"/>
+        </w:rPr>
+        <w:t>s are blocked, blocked, clear, clear.</w:t>
+      </w:r>
+    </w:p>
+    <w:p>
+      <w:pPr>
+        <w:spacing w:line="336" w:lineRule="auto" w:after="180"/>
+      </w:pPr>
+      <w:r>
+        <w:rPr>
+          <w:b w:val="0"/>
+        </w:rPr>
+        <w:t xml:space="preserve">Rows 1 and 3 match, so validation accuracy is 2/4 or 50 percent despite zero </w:t>
+      </w:r>
+      <w:r>
+        <w:rPr>
+          <w:b/>
+        </w:rPr>
+        <w:t>training</w:t>
+      </w:r>
+      <w:r>
+        <w:rPr>
+          <w:b w:val="0"/>
+        </w:rPr>
+        <w:t xml:space="preserve"> mistakes.</w:t>
       </w:r>
     </w:p>
     <w:p>
@@ -2280,6 +3839,50 @@
         <w:pStyle w:val="Heading3"/>
       </w:pPr>
       <w:r>
+        <w:t>Worked explanation · Train a Classifier</w:t>
+      </w:r>
+    </w:p>
+    <w:p>
+      <w:pPr>
+        <w:spacing w:line="336" w:lineRule="auto" w:after="180"/>
+        <w:shd w:fill="F1F6FC"/>
+      </w:pPr>
+      <w:r>
+        <w:rPr>
+          <w:b w:val="0"/>
+        </w:rPr>
+        <w:t xml:space="preserve">The </w:t>
+      </w:r>
+      <w:r>
+        <w:rPr>
+          <w:b/>
+        </w:rPr>
+        <w:t>training</w:t>
+      </w:r>
+      <w:r>
+        <w:rPr>
+          <w:b w:val="0"/>
+        </w:rPr>
+        <w:t xml:space="preserve"> labels tie at two blocked and two clear. Carry forward Week 7’s baseline tie rule, choose clear. That baseline matches validation rows 2 and 3, also 2/4 or 50 percent.</w:t>
+      </w:r>
+    </w:p>
+    <w:p>
+      <w:pPr>
+        <w:spacing w:line="336" w:lineRule="auto" w:after="180"/>
+        <w:shd w:fill="F1F6FC"/>
+      </w:pPr>
+      <w:r>
+        <w:rPr>
+          <w:b w:val="0"/>
+        </w:rPr>
+        <w:t>The fitted rule has not improved total accuracy on this set, and the two methods make different mistakes.</w:t>
+      </w:r>
+    </w:p>
+    <w:p>
+      <w:pPr>
+        <w:pStyle w:val="Heading3"/>
+      </w:pPr>
+      <w:r>
         <w:t>For the validation distance exactly 5 cm, what does the fitted rule predict and why? Which rows are wrong for the rule and the baseline? State their difference in percentage points.</w:t>
       </w:r>
     </w:p>
@@ -2309,20 +3912,65 @@
       </w:r>
     </w:p>
     <w:p>
-      <w:r>
-        <w:t>Keep the rule and baseline fixed for this comparison. Do not secretly choose a different cutoff after seeing validation labels and call that a training-only choice. Validation can guide later development, but record those choices and reserve an untouched final test. No final test is supplied here.</w:t>
-      </w:r>
-    </w:p>
-    <w:p>
       <w:pPr>
         <w:pStyle w:val="Heading3"/>
       </w:pPr>
       <w:r>
+        <w:t>Worked explanation · Train a Classifier</w:t>
+      </w:r>
+    </w:p>
+    <w:p>
+      <w:pPr>
+        <w:spacing w:line="336" w:lineRule="auto" w:after="180"/>
+        <w:shd w:fill="F1F6FC"/>
+      </w:pPr>
+      <w:r>
+        <w:rPr>
+          <w:b w:val="0"/>
+        </w:rPr>
+        <w:t xml:space="preserve">Keep the rule and baseline fixed for this comparison. Do not secretly choose a different cutoff after seeing validation labels and call that a </w:t>
+      </w:r>
+      <w:r>
+        <w:rPr>
+          <w:b/>
+        </w:rPr>
+        <w:t>training</w:t>
+      </w:r>
+      <w:r>
+        <w:rPr>
+          <w:b w:val="0"/>
+        </w:rPr>
+        <w:t>-only choice.</w:t>
+      </w:r>
+    </w:p>
+    <w:p>
+      <w:pPr>
+        <w:spacing w:line="336" w:lineRule="auto" w:after="180"/>
+        <w:shd w:fill="F1F6FC"/>
+      </w:pPr>
+      <w:r>
+        <w:rPr>
+          <w:b w:val="0"/>
+        </w:rPr>
+        <w:t>Validation can guide later development, but record those choices and reserve an untouched final test. No final test is supplied here.</w:t>
+      </w:r>
+    </w:p>
+    <w:p>
+      <w:pPr>
+        <w:pStyle w:val="Heading3"/>
+      </w:pPr>
+      <w:r>
         <w:t>Learn from the worked case</w:t>
       </w:r>
     </w:p>
     <w:p>
-      <w:r>
+      <w:pPr>
+        <w:spacing w:line="336" w:lineRule="auto" w:after="180"/>
+      </w:pPr>
+      <w:r>
+        <w:rPr>
+          <w:b w:val="0"/>
+        </w:rPr>
         <w:t>Cover the result before checking it. Say what is given, choose the procedure, and follow one step at a time. Then uncover the result and explain your first mismatch. Ask why a step is allowed, not only what number it produces.</w:t>
       </w:r>
     </w:p>
@@ -2335,8 +3983,38 @@
       </w:r>
     </w:p>
     <w:p>
-      <w:r>
-        <w:t>Separate a reproducible fitted pipeline from merely displaying predictions.</w:t>
+      <w:pPr>
+        <w:spacing w:line="336" w:lineRule="auto" w:after="180"/>
+      </w:pPr>
+      <w:r>
+        <w:rPr>
+          <w:b w:val="0"/>
+        </w:rPr>
+        <w:t xml:space="preserve">Separate a reproducible fitted </w:t>
+      </w:r>
+      <w:r>
+        <w:rPr>
+          <w:b/>
+        </w:rPr>
+        <w:t>pipeline</w:t>
+      </w:r>
+      <w:r>
+        <w:rPr>
+          <w:b w:val="0"/>
+        </w:rPr>
+        <w:t xml:space="preserve"> from merely displaying </w:t>
+      </w:r>
+      <w:r>
+        <w:rPr>
+          <w:b/>
+        </w:rPr>
+        <w:t>prediction</w:t>
+      </w:r>
+      <w:r>
+        <w:rPr>
+          <w:b w:val="0"/>
+        </w:rPr>
+        <w:t>s.</w:t>
       </w:r>
     </w:p>
     <w:p>
@@ -2348,13 +4026,79 @@
       </w:r>
     </w:p>
     <w:p>
-      <w:r>
-        <w:t>Toy training lengths are [2, 6] cm with labels [healthy, spotted]. Pipeline converts cm to mm, then uses k=1 absolute distance. Query is 5 cm.</w:t>
-      </w:r>
-    </w:p>
-    <w:p>
-      <w:r>
-        <w:t>All inputs and outcomes in this worked example are invented classroom data; no real model run is claimed.</w:t>
+      <w:pPr>
+        <w:pStyle w:val="Heading3"/>
+      </w:pPr>
+      <w:r>
+        <w:t>Supplied facts</w:t>
+      </w:r>
+    </w:p>
+    <w:p>
+      <w:pPr>
+        <w:spacing w:line="336" w:lineRule="auto" w:after="180"/>
+        <w:shd w:fill="F1F6FC"/>
+      </w:pPr>
+      <w:r>
+        <w:rPr>
+          <w:b w:val="0"/>
+        </w:rPr>
+        <w:t xml:space="preserve">Toy </w:t>
+      </w:r>
+      <w:r>
+        <w:rPr>
+          <w:b/>
+        </w:rPr>
+        <w:t>training</w:t>
+      </w:r>
+      <w:r>
+        <w:rPr>
+          <w:b w:val="0"/>
+        </w:rPr>
+        <w:t xml:space="preserve"> lengths are [2, 6] cm with labels [healthy, spotted]. </w:t>
+      </w:r>
+      <w:r>
+        <w:rPr>
+          <w:b/>
+        </w:rPr>
+        <w:t>Pipeline</w:t>
+      </w:r>
+      <w:r>
+        <w:rPr>
+          <w:b w:val="0"/>
+        </w:rPr>
+        <w:t xml:space="preserve"> converts cm to mm, then uses k=1 absolute distance. Query is 5 cm.</w:t>
+      </w:r>
+    </w:p>
+    <w:p>
+      <w:pPr>
+        <w:pStyle w:val="Heading3"/>
+      </w:pPr>
+      <w:r>
+        <w:t>Supplied facts</w:t>
+      </w:r>
+    </w:p>
+    <w:p>
+      <w:pPr>
+        <w:spacing w:line="336" w:lineRule="auto" w:after="180"/>
+        <w:shd w:fill="F1F6FC"/>
+      </w:pPr>
+      <w:r>
+        <w:rPr>
+          <w:b w:val="0"/>
+        </w:rPr>
+        <w:t xml:space="preserve">All </w:t>
+      </w:r>
+      <w:r>
+        <w:rPr>
+          <w:b/>
+        </w:rPr>
+        <w:t>input</w:t>
+      </w:r>
+      <w:r>
+        <w:rPr>
+          <w:b w:val="0"/>
+        </w:rPr>
+        <w:t>s and outcomes in this worked example are invented classroom data; no real model run is claimed.</w:t>
       </w:r>
     </w:p>
     <w:p>
@@ -2517,31 +4261,199 @@
       </w:r>
     </w:p>
     <w:p>
-      <w:r>
-        <w:t>Read the picture in order. Distances 30 and 10 mm select the spotted training record. The arrows show which recorded input or intermediate result each decision uses. Explain the deciding step aloud before checking the changed case; pointing to the final answer alone does not show how it follows.</w:t>
-      </w:r>
-    </w:p>
-    <w:p>
       <w:pPr>
         <w:pStyle w:val="Heading3"/>
       </w:pPr>
       <w:r>
+        <w:t>Why the result follows</w:t>
+      </w:r>
+    </w:p>
+    <w:p>
+      <w:pPr>
+        <w:spacing w:line="336" w:lineRule="auto" w:after="180"/>
+        <w:shd w:fill="F1F6FC"/>
+      </w:pPr>
+      <w:r>
+        <w:rPr>
+          <w:b w:val="0"/>
+        </w:rPr>
+        <w:t xml:space="preserve">Read the picture in order. Distances 30 and 10 mm select the spotted </w:t>
+      </w:r>
+      <w:r>
+        <w:rPr>
+          <w:b/>
+        </w:rPr>
+        <w:t>training</w:t>
+      </w:r>
+      <w:r>
+        <w:rPr>
+          <w:b w:val="0"/>
+        </w:rPr>
+        <w:t xml:space="preserve"> record. The arrows show which recorded </w:t>
+      </w:r>
+      <w:r>
+        <w:rPr>
+          <w:b/>
+        </w:rPr>
+        <w:t>input</w:t>
+      </w:r>
+      <w:r>
+        <w:rPr>
+          <w:b w:val="0"/>
+        </w:rPr>
+        <w:t xml:space="preserve"> or intermediate result each decision uses.</w:t>
+      </w:r>
+    </w:p>
+    <w:p>
+      <w:pPr>
+        <w:spacing w:line="336" w:lineRule="auto" w:after="180"/>
+        <w:shd w:fill="F1F6FC"/>
+      </w:pPr>
+      <w:r>
+        <w:rPr>
+          <w:b w:val="0"/>
+        </w:rPr>
+        <w:t>Explain the deciding step aloud before checking the changed case; pointing to the final answer alone does not show how it follows.</w:t>
+      </w:r>
+    </w:p>
+    <w:p>
+      <w:pPr>
+        <w:pStyle w:val="Heading3"/>
+      </w:pPr>
+      <w:r>
         <w:t>What this example does not establish</w:t>
       </w:r>
     </w:p>
     <w:p>
-      <w:r>
-        <w:t>A reproducible toy pipeline can still perform poorly; evaluation must use separate records and appropriate group splits.</w:t>
-      </w:r>
-    </w:p>
-    <w:p>
-      <w:r>
-        <w:t>Read the labelled picture: Which pipeline record would help another team reproduce the result? Point to the relevant step in the picture, then write the changed result and the rule or evidence that supports it.</w:t>
-      </w:r>
-    </w:p>
-    <w:p>
-      <w:r>
-        <w:t>Change one thing: Transform training but leave query numerically at 5. Predict the result before checking the explanation. What remains the same?</w:t>
+      <w:pPr>
+        <w:pStyle w:val="Heading3"/>
+      </w:pPr>
+      <w:r>
+        <w:t>Keep the stated limit</w:t>
+      </w:r>
+    </w:p>
+    <w:p>
+      <w:pPr>
+        <w:spacing w:line="336" w:lineRule="auto" w:after="180"/>
+        <w:shd w:fill="FFF5E6"/>
+      </w:pPr>
+      <w:r>
+        <w:rPr>
+          <w:b w:val="0"/>
+        </w:rPr>
+        <w:t xml:space="preserve">A reproducible toy </w:t>
+      </w:r>
+      <w:r>
+        <w:rPr>
+          <w:b/>
+        </w:rPr>
+        <w:t>pipeline</w:t>
+      </w:r>
+      <w:r>
+        <w:rPr>
+          <w:b w:val="0"/>
+        </w:rPr>
+        <w:t xml:space="preserve"> can still perform poorly; evaluation must use separate records and appropriate group splits.</w:t>
+      </w:r>
+    </w:p>
+    <w:p>
+      <w:pPr>
+        <w:pStyle w:val="Heading3"/>
+      </w:pPr>
+      <w:r>
+        <w:t>Keep the stated limit</w:t>
+      </w:r>
+    </w:p>
+    <w:p>
+      <w:pPr>
+        <w:spacing w:line="336" w:lineRule="auto" w:after="180"/>
+        <w:shd w:fill="FFF5E6"/>
+      </w:pPr>
+      <w:r>
+        <w:rPr>
+          <w:b w:val="0"/>
+        </w:rPr>
+        <w:t xml:space="preserve">Read the labelled picture: Which </w:t>
+      </w:r>
+      <w:r>
+        <w:rPr>
+          <w:b/>
+        </w:rPr>
+        <w:t>pipeline</w:t>
+      </w:r>
+      <w:r>
+        <w:rPr>
+          <w:b w:val="0"/>
+        </w:rPr>
+        <w:t xml:space="preserve"> record would help another team </w:t>
+      </w:r>
+      <w:r>
+        <w:rPr>
+          <w:b/>
+        </w:rPr>
+        <w:t>reproduce</w:t>
+      </w:r>
+      <w:r>
+        <w:rPr>
+          <w:b w:val="0"/>
+        </w:rPr>
+        <w:t xml:space="preserve"> the result? Point to the relevant step in the picture, then write the changed result and the rule or </w:t>
+      </w:r>
+      <w:r>
+        <w:rPr>
+          <w:b/>
+        </w:rPr>
+        <w:t>evidence</w:t>
+      </w:r>
+      <w:r>
+        <w:rPr>
+          <w:b w:val="0"/>
+        </w:rPr>
+        <w:t xml:space="preserve"> that supports it.</w:t>
+      </w:r>
+    </w:p>
+    <w:p>
+      <w:pPr>
+        <w:pStyle w:val="Heading3"/>
+      </w:pPr>
+      <w:r>
+        <w:t>Keep the stated limit</w:t>
+      </w:r>
+    </w:p>
+    <w:p>
+      <w:pPr>
+        <w:spacing w:line="336" w:lineRule="auto" w:after="180"/>
+        <w:shd w:fill="FFF5E6"/>
+      </w:pPr>
+      <w:r>
+        <w:rPr>
+          <w:b w:val="0"/>
+        </w:rPr>
+        <w:t xml:space="preserve">Change one thing: Transform </w:t>
+      </w:r>
+      <w:r>
+        <w:rPr>
+          <w:b/>
+        </w:rPr>
+        <w:t>training</w:t>
+      </w:r>
+      <w:r>
+        <w:rPr>
+          <w:b w:val="0"/>
+        </w:rPr>
+        <w:t xml:space="preserve"> but leave query numerically at 5. </w:t>
+      </w:r>
+      <w:r>
+        <w:rPr>
+          <w:b/>
+        </w:rPr>
+        <w:t>Predict</w:t>
+      </w:r>
+      <w:r>
+        <w:rPr>
+          <w:b w:val="0"/>
+        </w:rPr>
+        <w:t xml:space="preserve"> the result before checking the explanation. What remains the same?</w:t>
       </w:r>
     </w:p>
     <w:p>
@@ -2554,6 +4466,26 @@
     </w:p>
     <w:p>
       <w:r>
+        <w:t>Find the unsupported step in the Train a Classifier claim and explain a repair using the supplied evidence.</w:t>
+      </w:r>
+    </w:p>
+    <w:p>
+      <w:pPr>
+        <w:pStyle w:val="Heading3"/>
+      </w:pPr>
+      <w:r>
+        <w:t>Find the first error</w:t>
+      </w:r>
+    </w:p>
+    <w:p>
+      <w:pPr>
+        <w:spacing w:line="336" w:lineRule="auto" w:after="180"/>
+        <w:shd w:fill="FFF5E6"/>
+      </w:pPr>
+      <w:r>
+        <w:rPr>
+          <w:b w:val="0"/>
+        </w:rPr>
         <w:t>ERROR DETECTIVE</w:t>
       </w:r>
     </w:p>
@@ -2566,7 +4498,13 @@
       </w:r>
     </w:p>
     <w:p>
-      <w:r>
+      <w:pPr>
+        <w:spacing w:line="336" w:lineRule="auto" w:after="180"/>
+      </w:pPr>
+      <w:r>
+        <w:rPr>
+          <w:b w:val="0"/>
+        </w:rPr>
         <w:t>Do not patch the answer. Find the earliest unsupported assumption, data problem, or experiment error.</w:t>
       </w:r>
     </w:p>
@@ -2817,12 +4755,25 @@
       </w:tr>
     </w:tbl>
     <w:p>
-      <w:r>
+      <w:pPr>
+        <w:spacing w:line="336" w:lineRule="auto" w:after="180"/>
+        <w:shd w:fill="FFF5E6"/>
+      </w:pPr>
+      <w:r>
+        <w:rPr>
+          <w:b w:val="0"/>
+        </w:rPr>
         <w:t>CLAIM TO CHALLENGE  The model keeps learning whenever it sees test examples during evaluation.</w:t>
       </w:r>
     </w:p>
     <w:p>
-      <w:r>
+      <w:pPr>
+        <w:spacing w:line="336" w:lineRule="auto" w:after="180"/>
+      </w:pPr>
+      <w:r>
+        <w:rPr>
+          <w:b w:val="0"/>
+        </w:rPr>
         <w:t>Diagnose one cause and name the cleanest next experiment:</w:t>
       </w:r>
     </w:p>
@@ -2835,20 +4786,148 @@
       </w:r>
     </w:p>
     <w:p>
-      <w:r>
-        <w:t>Check that fit receives training rows only, predict receives raw features in the correct order, and the fitted state stays unchanged during prediction. Do not scale a query twice, fit again on validation, or add labelled validation rows to the neighbour pool. A pipeline still leaks if the wrong rows are passed to its fit step.</w:t>
-      </w:r>
-    </w:p>
-    <w:p>
-      <w:r>
-        <w:t>The tuple state groups the learned numbers and stored examples. Keep the associated data and code versions with it, and compare stored values and outputs when repeating a run. Do not accept a matching score alone: two different prediction lists can have the same score.</w:t>
-      </w:r>
-    </w:p>
-    <w:p>
       <w:pPr>
         <w:pStyle w:val="Heading3"/>
       </w:pPr>
       <w:r>
+        <w:t>Check the claim against the facts</w:t>
+      </w:r>
+    </w:p>
+    <w:p>
+      <w:pPr>
+        <w:spacing w:line="336" w:lineRule="auto" w:after="180"/>
+        <w:shd w:fill="FFF5E6"/>
+      </w:pPr>
+      <w:r>
+        <w:rPr>
+          <w:b w:val="0"/>
+        </w:rPr>
+        <w:t xml:space="preserve">Check that fit receives </w:t>
+      </w:r>
+      <w:r>
+        <w:rPr>
+          <w:b/>
+        </w:rPr>
+        <w:t>training</w:t>
+      </w:r>
+      <w:r>
+        <w:rPr>
+          <w:b w:val="0"/>
+        </w:rPr>
+        <w:t xml:space="preserve"> rows only, </w:t>
+      </w:r>
+      <w:r>
+        <w:rPr>
+          <w:b/>
+        </w:rPr>
+        <w:t>predict</w:t>
+      </w:r>
+      <w:r>
+        <w:rPr>
+          <w:b w:val="0"/>
+        </w:rPr>
+        <w:t xml:space="preserve"> receives raw features in the correct order, and the </w:t>
+      </w:r>
+      <w:r>
+        <w:rPr>
+          <w:b/>
+        </w:rPr>
+        <w:t>fitted state</w:t>
+      </w:r>
+      <w:r>
+        <w:rPr>
+          <w:b w:val="0"/>
+        </w:rPr>
+        <w:t xml:space="preserve"> stays unchanged during </w:t>
+      </w:r>
+      <w:r>
+        <w:rPr>
+          <w:b/>
+        </w:rPr>
+        <w:t>prediction</w:t>
+      </w:r>
+      <w:r>
+        <w:rPr>
+          <w:b w:val="0"/>
+        </w:rPr>
+        <w:t>.</w:t>
+      </w:r>
+    </w:p>
+    <w:p>
+      <w:pPr>
+        <w:spacing w:line="336" w:lineRule="auto" w:after="180"/>
+        <w:shd w:fill="FFF5E6"/>
+      </w:pPr>
+      <w:r>
+        <w:rPr>
+          <w:b w:val="0"/>
+        </w:rPr>
+        <w:t xml:space="preserve">Do not scale a query twice, fit again on validation, or add labelled validation rows to the neighbour pool. A </w:t>
+      </w:r>
+      <w:r>
+        <w:rPr>
+          <w:b/>
+        </w:rPr>
+        <w:t>pipeline</w:t>
+      </w:r>
+      <w:r>
+        <w:rPr>
+          <w:b w:val="0"/>
+        </w:rPr>
+        <w:t xml:space="preserve"> still leaks if the wrong rows are passed to its fit step.</w:t>
+      </w:r>
+    </w:p>
+    <w:p>
+      <w:pPr>
+        <w:spacing w:line="336" w:lineRule="auto" w:after="180"/>
+      </w:pPr>
+      <w:r>
+        <w:rPr>
+          <w:b w:val="0"/>
+        </w:rPr>
+        <w:t xml:space="preserve">The tuple state groups the learned numbers and stored examples. Keep the associated data and code versions with it, and compare stored values and </w:t>
+      </w:r>
+      <w:r>
+        <w:rPr>
+          <w:b/>
+        </w:rPr>
+        <w:t>output</w:t>
+      </w:r>
+      <w:r>
+        <w:rPr>
+          <w:b w:val="0"/>
+        </w:rPr>
+        <w:t>s when repeating a run.</w:t>
+      </w:r>
+    </w:p>
+    <w:p>
+      <w:pPr>
+        <w:spacing w:line="336" w:lineRule="auto" w:after="180"/>
+      </w:pPr>
+      <w:r>
+        <w:rPr>
+          <w:b w:val="0"/>
+        </w:rPr>
+        <w:t xml:space="preserve">Do not accept a matching score alone: two different </w:t>
+      </w:r>
+      <w:r>
+        <w:rPr>
+          <w:b/>
+        </w:rPr>
+        <w:t>prediction</w:t>
+      </w:r>
+      <w:r>
+        <w:rPr>
+          <w:b w:val="0"/>
+        </w:rPr>
+        <w:t xml:space="preserve"> lists can have the same score.</w:t>
+      </w:r>
+    </w:p>
+    <w:p>
+      <w:pPr>
+        <w:pStyle w:val="Heading3"/>
+      </w:pPr>
+      <w:r>
         <w:t>A learner gets the same 2/3 score twice after fitting on training plus validation rows. They claim the pipeline must be valid because the result repeats. Explain why the claim fails and describe the repair.</w:t>
       </w:r>
     </w:p>
@@ -2881,20 +4960,134 @@
       </w:r>
     </w:p>
     <w:p>
-      <w:r>
-        <w:t>Humans chose the feature, labels, candidate cutoffs, direction and scoring method. The program used training examples to select the cutoff. That is a small example of fitting a model; writing a loop alone does not make a method learn. Choosing the cutoff in advance without consulting training examples would instead be a fixed rule.</w:t>
-      </w:r>
-    </w:p>
-    <w:p>
-      <w:r>
-        <w:t>Record the source and split, rule form, candidate list, all training error counts, tie policy, selected cutoff and both validation prediction lists. Do not discard a difficult row to improve a score. Next week a decision tree will extend the idea of feature-based decisions, while the need for honest evaluation stays the same.</w:t>
-      </w:r>
-    </w:p>
-    <w:p>
       <w:pPr>
         <w:pStyle w:val="Heading3"/>
       </w:pPr>
       <w:r>
+        <w:t>Check the claim against the facts</w:t>
+      </w:r>
+    </w:p>
+    <w:p>
+      <w:pPr>
+        <w:spacing w:line="336" w:lineRule="auto" w:after="180"/>
+        <w:shd w:fill="FFF5E6"/>
+      </w:pPr>
+      <w:r>
+        <w:rPr>
+          <w:b w:val="0"/>
+        </w:rPr>
+        <w:t xml:space="preserve">Humans chose the feature, labels, candidate cutoffs, direction and scoring method. The program used </w:t>
+      </w:r>
+      <w:r>
+        <w:rPr>
+          <w:b/>
+        </w:rPr>
+        <w:t>training</w:t>
+      </w:r>
+      <w:r>
+        <w:rPr>
+          <w:b w:val="0"/>
+        </w:rPr>
+        <w:t xml:space="preserve"> examples to select the cutoff.</w:t>
+      </w:r>
+    </w:p>
+    <w:p>
+      <w:pPr>
+        <w:spacing w:line="336" w:lineRule="auto" w:after="180"/>
+        <w:shd w:fill="FFF5E6"/>
+      </w:pPr>
+      <w:r>
+        <w:rPr>
+          <w:b w:val="0"/>
+        </w:rPr>
+        <w:t xml:space="preserve">That is a small example of </w:t>
+      </w:r>
+      <w:r>
+        <w:rPr>
+          <w:b/>
+        </w:rPr>
+        <w:t>fitting</w:t>
+      </w:r>
+      <w:r>
+        <w:rPr>
+          <w:b w:val="0"/>
+        </w:rPr>
+        <w:t xml:space="preserve"> a model; writing a loop alone does not make a method learn. Choosing the cutoff in advance without consulting </w:t>
+      </w:r>
+      <w:r>
+        <w:rPr>
+          <w:b/>
+        </w:rPr>
+        <w:t>training</w:t>
+      </w:r>
+      <w:r>
+        <w:rPr>
+          <w:b w:val="0"/>
+        </w:rPr>
+        <w:t xml:space="preserve"> examples would instead be a fixed rule.</w:t>
+      </w:r>
+    </w:p>
+    <w:p>
+      <w:pPr>
+        <w:pStyle w:val="Heading3"/>
+      </w:pPr>
+      <w:r>
+        <w:t>Check the claim against the facts</w:t>
+      </w:r>
+    </w:p>
+    <w:p>
+      <w:pPr>
+        <w:spacing w:line="336" w:lineRule="auto" w:after="180"/>
+        <w:shd w:fill="FFF5E6"/>
+      </w:pPr>
+      <w:r>
+        <w:rPr>
+          <w:b w:val="0"/>
+        </w:rPr>
+        <w:t xml:space="preserve">Record the source and split, rule form, candidate list, all </w:t>
+      </w:r>
+      <w:r>
+        <w:rPr>
+          <w:b/>
+        </w:rPr>
+        <w:t>training error</w:t>
+      </w:r>
+      <w:r>
+        <w:rPr>
+          <w:b w:val="0"/>
+        </w:rPr>
+        <w:t xml:space="preserve"> counts, tie policy, selected cutoff and both validation </w:t>
+      </w:r>
+      <w:r>
+        <w:rPr>
+          <w:b/>
+        </w:rPr>
+        <w:t>prediction</w:t>
+      </w:r>
+      <w:r>
+        <w:rPr>
+          <w:b w:val="0"/>
+        </w:rPr>
+        <w:t xml:space="preserve"> lists. Do not discard a difficult row to improve a score.</w:t>
+      </w:r>
+    </w:p>
+    <w:p>
+      <w:pPr>
+        <w:spacing w:line="336" w:lineRule="auto" w:after="180"/>
+        <w:shd w:fill="FFF5E6"/>
+      </w:pPr>
+      <w:r>
+        <w:rPr>
+          <w:b w:val="0"/>
+        </w:rPr>
+        <w:t>Next week a decision tree will extend the idea of feature-based decisions, while the need for honest evaluation stays the same.</w:t>
+      </w:r>
+    </w:p>
+    <w:p>
+      <w:pPr>
+        <w:pStyle w:val="Heading3"/>
+      </w:pPr>
+      <w:r>
         <w:t>A learner reports that cutoff 5 is perfect because training error is zero. Rewrite the claim using the training result, validation comparison and the limits of this small search.</w:t>
       </w:r>
     </w:p>
@@ -2933,6 +5126,17 @@
     </w:p>
     <w:p>
       <w:r>
+        <w:t>Practise Train a Classifier with support, then explain the deciding step in your own words.</w:t>
+      </w:r>
+    </w:p>
+    <w:p>
+      <w:pPr>
+        <w:spacing w:line="336" w:lineRule="auto" w:after="180"/>
+      </w:pPr>
+      <w:r>
+        <w:rPr>
+          <w:b/>
+        </w:rPr>
         <w:t>ML STUDIO</w:t>
       </w:r>
     </w:p>
@@ -2945,8 +5149,26 @@
       </w:r>
     </w:p>
     <w:p>
-      <w:r>
-        <w:t>A trustworthy result can be reproduced from the recorded data, code, settings, and evaluation rule.</w:t>
+      <w:pPr>
+        <w:spacing w:line="336" w:lineRule="auto" w:after="180"/>
+      </w:pPr>
+      <w:r>
+        <w:rPr>
+          <w:b w:val="0"/>
+        </w:rPr>
+        <w:t xml:space="preserve">A trustworthy result can be </w:t>
+      </w:r>
+      <w:r>
+        <w:rPr>
+          <w:b/>
+        </w:rPr>
+        <w:t>reproduce</w:t>
+      </w:r>
+      <w:r>
+        <w:rPr>
+          <w:b w:val="0"/>
+        </w:rPr>
+        <w:t>d from the recorded data, code, settings, and evaluation rule.</w:t>
       </w:r>
     </w:p>
     <w:p>
@@ -2994,38 +5216,125 @@
       </w:r>
     </w:p>
     <w:p>
-      <w:r>
-        <w:t>QUESTION + intended use + success threshold</w:t>
-      </w:r>
-    </w:p>
-    <w:p>
-      <w:r>
+      <w:pPr>
+        <w:pStyle w:val="Heading3"/>
+      </w:pPr>
+      <w:r>
+        <w:t>Question to explain</w:t>
+      </w:r>
+    </w:p>
+    <w:p>
+      <w:pPr>
+        <w:spacing w:line="336" w:lineRule="auto" w:after="180"/>
+        <w:shd w:fill="F5F1FB"/>
+      </w:pPr>
+      <w:r>
+        <w:rPr>
+          <w:b w:val="0"/>
+        </w:rPr>
+        <w:t xml:space="preserve">QUESTION + intended use + success </w:t>
+      </w:r>
+      <w:r>
+        <w:rPr>
+          <w:b/>
+        </w:rPr>
+        <w:t>threshold</w:t>
+      </w:r>
+    </w:p>
+    <w:p>
+      <w:pPr>
+        <w:spacing w:line="336" w:lineRule="auto" w:after="180"/>
+      </w:pPr>
+      <w:r>
+        <w:rPr>
+          <w:b w:val="0"/>
+        </w:rPr>
         <w:t>DATA version + grouped split + leakage check</w:t>
       </w:r>
     </w:p>
     <w:p>
-      <w:r>
-        <w:t>CODE/preprocessing + features + model + settings + seed</w:t>
-      </w:r>
-    </w:p>
-    <w:p>
-      <w:r>
+      <w:pPr>
+        <w:spacing w:line="336" w:lineRule="auto" w:after="180"/>
+      </w:pPr>
+      <w:r>
+        <w:rPr>
+          <w:b w:val="0"/>
+        </w:rPr>
+        <w:t>CODE/pre</w:t>
+      </w:r>
+      <w:r>
+        <w:rPr>
+          <w:b/>
+        </w:rPr>
+        <w:t>process</w:t>
+      </w:r>
+      <w:r>
+        <w:rPr>
+          <w:b w:val="0"/>
+        </w:rPr>
+        <w:t>ing + features + model + settings + seed</w:t>
+      </w:r>
+    </w:p>
+    <w:p>
+      <w:pPr>
+        <w:spacing w:line="336" w:lineRule="auto" w:after="180"/>
+      </w:pPr>
+      <w:r>
+        <w:rPr>
+          <w:b w:val="0"/>
+        </w:rPr>
         <w:t>METRICS + positive class + units + denominators</w:t>
       </w:r>
     </w:p>
     <w:p>
-      <w:r>
-        <w:t>PREDICTIONS + errors + subgroup slices + limitations</w:t>
-      </w:r>
-    </w:p>
-    <w:p>
-      <w:r>
+      <w:pPr>
+        <w:spacing w:line="336" w:lineRule="auto" w:after="180"/>
+      </w:pPr>
+      <w:r>
+        <w:rPr>
+          <w:b/>
+        </w:rPr>
+        <w:t>PREDICTION</w:t>
+      </w:r>
+      <w:r>
+        <w:rPr>
+          <w:b w:val="0"/>
+        </w:rPr>
+        <w:t>S + errors + subgroup slices + limitations</w:t>
+      </w:r>
+    </w:p>
+    <w:p>
+      <w:pPr>
+        <w:spacing w:line="336" w:lineRule="auto" w:after="180"/>
+      </w:pPr>
+      <w:r>
+        <w:rPr>
+          <w:b w:val="0"/>
+        </w:rPr>
         <w:t>HUMAN reviewer + release, revise, limit, or stop decision</w:t>
       </w:r>
     </w:p>
     <w:p>
-      <w:r>
-        <w:t>Write the minimum record needed to reproduce today's result:</w:t>
+      <w:pPr>
+        <w:spacing w:line="336" w:lineRule="auto" w:after="180"/>
+      </w:pPr>
+      <w:r>
+        <w:rPr>
+          <w:b w:val="0"/>
+        </w:rPr>
+        <w:t xml:space="preserve">Write the minimum record needed to </w:t>
+      </w:r>
+      <w:r>
+        <w:rPr>
+          <w:b/>
+        </w:rPr>
+        <w:t>reproduce</w:t>
+      </w:r>
+      <w:r>
+        <w:rPr>
+          <w:b w:val="0"/>
+        </w:rPr>
+        <w:t xml:space="preserve"> today's result:</w:t>
       </w:r>
     </w:p>
     <w:p>
@@ -3037,18 +5346,154 @@
       </w:r>
     </w:p>
     <w:p>
-      <w:r>
-        <w:t>Record dataset and code versions, training IDs A B C, validation IDs V1 V2 V3, feature order and units, fitted minima and ranges, k=1, distance and tie policy, zero-range policy and the actual Python version. Save the predictions in validation ID order. This script has no random step; a seed would not fix changed data or swapped features.</w:t>
-      </w:r>
-    </w:p>
-    <w:p>
-      <w:r>
-        <w:t>References for V1,V2,V3 are clear,blocked,clear. The printed predictions clear,blocked,blocked match V1 and V2: 2/3. The training-majority blocked baseline matches only V2: 1/3. Rerunning the same code and inputs should reproduce these outputs, including the V3 mistake. Reproducibility does not establish correctness or performance on new data.</w:t>
-      </w:r>
-    </w:p>
-    <w:p>
-      <w:r>
-        <w:t>Changing the scaling, k or feature list creates a new development run to record. Keep a separate final test for the final evaluation. Next week a confusion matrix will show which kinds of label errors the predictions make.</w:t>
+      <w:pPr>
+        <w:spacing w:line="336" w:lineRule="auto" w:after="180"/>
+      </w:pPr>
+      <w:r>
+        <w:rPr>
+          <w:b w:val="0"/>
+        </w:rPr>
+        <w:t xml:space="preserve">Record dataset and code versions, </w:t>
+      </w:r>
+      <w:r>
+        <w:rPr>
+          <w:b/>
+        </w:rPr>
+        <w:t>training</w:t>
+      </w:r>
+      <w:r>
+        <w:rPr>
+          <w:b w:val="0"/>
+        </w:rPr>
+        <w:t xml:space="preserve"> IDs A B C, validation IDs V1 V2 V3, feature order and units, fitted minima and ranges, k=1, distance and tie policy, zero-range policy and the actual Python version.</w:t>
+      </w:r>
+    </w:p>
+    <w:p>
+      <w:pPr>
+        <w:spacing w:line="336" w:lineRule="auto" w:after="180"/>
+      </w:pPr>
+      <w:r>
+        <w:rPr>
+          <w:b w:val="0"/>
+        </w:rPr>
+        <w:t xml:space="preserve">Save the </w:t>
+      </w:r>
+      <w:r>
+        <w:rPr>
+          <w:b/>
+        </w:rPr>
+        <w:t>prediction</w:t>
+      </w:r>
+      <w:r>
+        <w:rPr>
+          <w:b w:val="0"/>
+        </w:rPr>
+        <w:t>s in validation ID order. This script has no random step; a seed would not fix changed data or swapped features.</w:t>
+      </w:r>
+    </w:p>
+    <w:p>
+      <w:pPr>
+        <w:spacing w:line="336" w:lineRule="auto" w:after="180"/>
+      </w:pPr>
+      <w:r>
+        <w:rPr>
+          <w:b w:val="0"/>
+        </w:rPr>
+        <w:t xml:space="preserve">References for V1,V2,V3 are clear,blocked,clear. The printed </w:t>
+      </w:r>
+      <w:r>
+        <w:rPr>
+          <w:b/>
+        </w:rPr>
+        <w:t>prediction</w:t>
+      </w:r>
+      <w:r>
+        <w:rPr>
+          <w:b w:val="0"/>
+        </w:rPr>
+        <w:t xml:space="preserve">s clear,blocked,blocked match V1 and V2: 2/3. The </w:t>
+      </w:r>
+      <w:r>
+        <w:rPr>
+          <w:b/>
+        </w:rPr>
+        <w:t>training</w:t>
+      </w:r>
+      <w:r>
+        <w:rPr>
+          <w:b w:val="0"/>
+        </w:rPr>
+        <w:t>-majority blocked baseline matches only V2: 1/3.</w:t>
+      </w:r>
+    </w:p>
+    <w:p>
+      <w:pPr>
+        <w:spacing w:line="336" w:lineRule="auto" w:after="180"/>
+      </w:pPr>
+      <w:r>
+        <w:rPr>
+          <w:b w:val="0"/>
+        </w:rPr>
+        <w:t xml:space="preserve">Rerunning the same code and </w:t>
+      </w:r>
+      <w:r>
+        <w:rPr>
+          <w:b/>
+        </w:rPr>
+        <w:t>input</w:t>
+      </w:r>
+      <w:r>
+        <w:rPr>
+          <w:b w:val="0"/>
+        </w:rPr>
+        <w:t xml:space="preserve">s should </w:t>
+      </w:r>
+      <w:r>
+        <w:rPr>
+          <w:b/>
+        </w:rPr>
+        <w:t>reproduce</w:t>
+      </w:r>
+      <w:r>
+        <w:rPr>
+          <w:b w:val="0"/>
+        </w:rPr>
+        <w:t xml:space="preserve"> these </w:t>
+      </w:r>
+      <w:r>
+        <w:rPr>
+          <w:b/>
+        </w:rPr>
+        <w:t>output</w:t>
+      </w:r>
+      <w:r>
+        <w:rPr>
+          <w:b w:val="0"/>
+        </w:rPr>
+        <w:t>s, including the V3 mistake. Reproducibility does not establish correctness or performance on new data.</w:t>
+      </w:r>
+    </w:p>
+    <w:p>
+      <w:pPr>
+        <w:spacing w:line="336" w:lineRule="auto" w:after="180"/>
+      </w:pPr>
+      <w:r>
+        <w:rPr>
+          <w:b w:val="0"/>
+        </w:rPr>
+        <w:t xml:space="preserve">Changing the scaling, k or feature list creates a new development run to record. Keep a separate final test for the final evaluation. Next week a confusion matrix will show which kinds of label errors the </w:t>
+      </w:r>
+      <w:r>
+        <w:rPr>
+          <w:b/>
+        </w:rPr>
+        <w:t>prediction</w:t>
+      </w:r>
+      <w:r>
+        <w:rPr>
+          <w:b w:val="0"/>
+        </w:rPr>
+        <w:t>s make.</w:t>
       </w:r>
     </w:p>
     <w:p>
@@ -3060,13 +5505,107 @@
       </w:r>
     </w:p>
     <w:p>
-      <w:r>
-        <w:t>A learner uses distance &lt; cutoff instead of distance &lt;= cutoff during prediction. That changes the boundary: at 5 cm the stored cutoff now predicts clear. Recheck code against the declared rule before interpreting the score. A small symbol can change which examples match.</w:t>
-      </w:r>
-    </w:p>
-    <w:p>
-      <w:r>
-        <w:t>Another learner uses &lt;= when deciding whether a candidate has fewer errors. That replaces an earlier candidate on a tie. The prediction boundary &lt;= and the search comparison &lt; have different jobs. Use the declared tie policy; a tied training score gives no evidence that one tied rule will be better on new cases.</w:t>
+      <w:pPr>
+        <w:spacing w:line="336" w:lineRule="auto" w:after="180"/>
+      </w:pPr>
+      <w:r>
+        <w:rPr>
+          <w:b w:val="0"/>
+        </w:rPr>
+        <w:t xml:space="preserve">A learner uses distance &lt; cutoff instead of distance &lt;= cutoff during </w:t>
+      </w:r>
+      <w:r>
+        <w:rPr>
+          <w:b/>
+        </w:rPr>
+        <w:t>prediction</w:t>
+      </w:r>
+      <w:r>
+        <w:rPr>
+          <w:b w:val="0"/>
+        </w:rPr>
+        <w:t xml:space="preserve">. That changes the boundary: at 5 cm the stored cutoff now </w:t>
+      </w:r>
+      <w:r>
+        <w:rPr>
+          <w:b/>
+        </w:rPr>
+        <w:t>predict</w:t>
+      </w:r>
+      <w:r>
+        <w:rPr>
+          <w:b w:val="0"/>
+        </w:rPr>
+        <w:t>s clear. Recheck code against the declared rule before interpreting the score.</w:t>
+      </w:r>
+    </w:p>
+    <w:p>
+      <w:pPr>
+        <w:spacing w:line="336" w:lineRule="auto" w:after="180"/>
+      </w:pPr>
+      <w:r>
+        <w:rPr>
+          <w:b w:val="0"/>
+        </w:rPr>
+        <w:t>A small symbol can change which examples match.</w:t>
+      </w:r>
+    </w:p>
+    <w:p>
+      <w:pPr>
+        <w:spacing w:line="336" w:lineRule="auto" w:after="180"/>
+      </w:pPr>
+      <w:r>
+        <w:rPr>
+          <w:b w:val="0"/>
+        </w:rPr>
+        <w:t xml:space="preserve">Another learner uses &lt;= when deciding whether a candidate has fewer errors. That replaces an earlier candidate on a tie. The </w:t>
+      </w:r>
+      <w:r>
+        <w:rPr>
+          <w:b/>
+        </w:rPr>
+        <w:t>prediction</w:t>
+      </w:r>
+      <w:r>
+        <w:rPr>
+          <w:b w:val="0"/>
+        </w:rPr>
+        <w:t xml:space="preserve"> boundary &lt;= and the search comparison &lt; have different jobs.</w:t>
+      </w:r>
+    </w:p>
+    <w:p>
+      <w:pPr>
+        <w:spacing w:line="336" w:lineRule="auto" w:after="180"/>
+      </w:pPr>
+      <w:r>
+        <w:rPr>
+          <w:b w:val="0"/>
+        </w:rPr>
+        <w:t xml:space="preserve">Use the declared tie policy; a tied </w:t>
+      </w:r>
+      <w:r>
+        <w:rPr>
+          <w:b/>
+        </w:rPr>
+        <w:t>training</w:t>
+      </w:r>
+      <w:r>
+        <w:rPr>
+          <w:b w:val="0"/>
+        </w:rPr>
+        <w:t xml:space="preserve"> score gives no </w:t>
+      </w:r>
+      <w:r>
+        <w:rPr>
+          <w:b/>
+        </w:rPr>
+        <w:t>evidence</w:t>
+      </w:r>
+      <w:r>
+        <w:rPr>
+          <w:b w:val="0"/>
+        </w:rPr>
+        <w:t xml:space="preserve"> that one tied rule will be better on new cases.</w:t>
       </w:r>
     </w:p>
     <w:p>
@@ -3078,8 +5617,38 @@
       </w:r>
     </w:p>
     <w:p>
-      <w:r>
-        <w:t>Use workbook W2 for the connected example “A reproducible classifier pipeline”. First fill the input and rule boxes. Try the middle steps before asking for a hint. After a hint, try the next step yourself.</w:t>
+      <w:pPr>
+        <w:spacing w:line="336" w:lineRule="auto" w:after="180"/>
+      </w:pPr>
+      <w:r>
+        <w:rPr>
+          <w:b w:val="0"/>
+        </w:rPr>
+        <w:t xml:space="preserve">Use workbook W2 for the connected example “A reproducible classifier </w:t>
+      </w:r>
+      <w:r>
+        <w:rPr>
+          <w:b/>
+        </w:rPr>
+        <w:t>pipeline</w:t>
+      </w:r>
+      <w:r>
+        <w:rPr>
+          <w:b w:val="0"/>
+        </w:rPr>
+        <w:t xml:space="preserve">”. First fill the </w:t>
+      </w:r>
+      <w:r>
+        <w:rPr>
+          <w:b/>
+        </w:rPr>
+        <w:t>input</w:t>
+      </w:r>
+      <w:r>
+        <w:rPr>
+          <w:b w:val="0"/>
+        </w:rPr>
+        <w:t xml:space="preserve"> and rule boxes. Try the middle steps before asking for a hint. After a hint, try the next step yourself.</w:t>
       </w:r>
     </w:p>
     <w:tbl>
@@ -3162,7 +5731,13 @@
       </w:tr>
     </w:tbl>
     <w:p>
-      <w:r>
+      <w:pPr>
+        <w:spacing w:line="336" w:lineRule="auto" w:after="180"/>
+      </w:pPr>
+      <w:r>
+        <w:rPr>
+          <w:b w:val="0"/>
+        </w:rPr>
         <w:t>Explain your trace to a partner. Your partner points to one step to check. Swap roles on the next case. Each person writes their own explanation.</w:t>
       </w:r>
     </w:p>
@@ -3175,12 +5750,59 @@
       </w:r>
     </w:p>
     <w:p>
-      <w:r>
-        <w:t>Use the worked case for A reproducible classifier pipeline. Proposed explanation: “A pipeline prevents every leak automatically”. Decide whether this explanation is supported. Point to the step or supplied fact that decides; explain your repair if needed.</w:t>
-      </w:r>
-    </w:p>
-    <w:p>
-      <w:r>
+      <w:pPr>
+        <w:spacing w:line="336" w:lineRule="auto" w:after="180"/>
+      </w:pPr>
+      <w:r>
+        <w:rPr>
+          <w:b w:val="0"/>
+        </w:rPr>
+        <w:t xml:space="preserve">Use the worked case for A reproducible classifier </w:t>
+      </w:r>
+      <w:r>
+        <w:rPr>
+          <w:b/>
+        </w:rPr>
+        <w:t>pipeline</w:t>
+      </w:r>
+      <w:r>
+        <w:rPr>
+          <w:b w:val="0"/>
+        </w:rPr>
+        <w:t xml:space="preserve">. Proposed explanation: “A </w:t>
+      </w:r>
+      <w:r>
+        <w:rPr>
+          <w:b/>
+        </w:rPr>
+        <w:t>pipeline</w:t>
+      </w:r>
+      <w:r>
+        <w:rPr>
+          <w:b w:val="0"/>
+        </w:rPr>
+        <w:t xml:space="preserve"> prevents every leak automatically”. Decide whether this explanation is supported.</w:t>
+      </w:r>
+    </w:p>
+    <w:p>
+      <w:pPr>
+        <w:spacing w:line="336" w:lineRule="auto" w:after="180"/>
+      </w:pPr>
+      <w:r>
+        <w:rPr>
+          <w:b w:val="0"/>
+        </w:rPr>
+        <w:t>Point to the step or supplied fact that decides; explain your repair if needed.</w:t>
+      </w:r>
+    </w:p>
+    <w:p>
+      <w:pPr>
+        <w:spacing w:line="336" w:lineRule="auto" w:after="180"/>
+      </w:pPr>
+      <w:r>
+        <w:rPr>
+          <w:b w:val="0"/>
+        </w:rPr>
         <w:t>Answer on your own before discussion. If you are unsure, say which step you need help with.</w:t>
       </w:r>
     </w:p>
@@ -3193,8 +5815,50 @@
       </w:r>
     </w:p>
     <w:p>
-      <w:r>
-        <w:t>Use its named workbook W2. Identify the given inputs, try the middle steps with less help, then explain your trace. Check this claim before group discussion: Zero training error means perfect predictions</w:t>
+      <w:pPr>
+        <w:spacing w:line="336" w:lineRule="auto" w:after="180"/>
+      </w:pPr>
+      <w:r>
+        <w:rPr>
+          <w:b w:val="0"/>
+        </w:rPr>
+        <w:t xml:space="preserve">Use its named workbook W2. Identify the given </w:t>
+      </w:r>
+      <w:r>
+        <w:rPr>
+          <w:b/>
+        </w:rPr>
+        <w:t>input</w:t>
+      </w:r>
+      <w:r>
+        <w:rPr>
+          <w:b w:val="0"/>
+        </w:rPr>
+        <w:t xml:space="preserve">s, try the middle steps with less help, then explain your trace. Check this claim before group discussion: Zero </w:t>
+      </w:r>
+      <w:r>
+        <w:rPr>
+          <w:b/>
+        </w:rPr>
+        <w:t>training error</w:t>
+      </w:r>
+      <w:r>
+        <w:rPr>
+          <w:b w:val="0"/>
+        </w:rPr>
+        <w:t xml:space="preserve"> means perfect </w:t>
+      </w:r>
+      <w:r>
+        <w:rPr>
+          <w:b/>
+        </w:rPr>
+        <w:t>prediction</w:t>
+      </w:r>
+      <w:r>
+        <w:rPr>
+          <w:b w:val="0"/>
+        </w:rPr>
+        <w:t>s</w:t>
       </w:r>
     </w:p>
     <w:p>
@@ -3206,8 +5870,50 @@
       </w:r>
     </w:p>
     <w:p>
-      <w:r>
-        <w:t>Which pipeline record would help another team reproduce the result? Point to the relevant step in the picture, then write the changed result and the rule or evidence that supports it.</w:t>
+      <w:pPr>
+        <w:spacing w:line="336" w:lineRule="auto" w:after="180"/>
+      </w:pPr>
+      <w:r>
+        <w:rPr>
+          <w:b w:val="0"/>
+        </w:rPr>
+        <w:t xml:space="preserve">Which </w:t>
+      </w:r>
+      <w:r>
+        <w:rPr>
+          <w:b/>
+        </w:rPr>
+        <w:t>pipeline</w:t>
+      </w:r>
+      <w:r>
+        <w:rPr>
+          <w:b w:val="0"/>
+        </w:rPr>
+        <w:t xml:space="preserve"> record would help another team </w:t>
+      </w:r>
+      <w:r>
+        <w:rPr>
+          <w:b/>
+        </w:rPr>
+        <w:t>reproduce</w:t>
+      </w:r>
+      <w:r>
+        <w:rPr>
+          <w:b w:val="0"/>
+        </w:rPr>
+        <w:t xml:space="preserve"> the result? Point to the relevant step in the picture, then write the changed result and the rule or </w:t>
+      </w:r>
+      <w:r>
+        <w:rPr>
+          <w:b/>
+        </w:rPr>
+        <w:t>evidence</w:t>
+      </w:r>
+      <w:r>
+        <w:rPr>
+          <w:b w:val="0"/>
+        </w:rPr>
+        <w:t xml:space="preserve"> that supports it.</w:t>
       </w:r>
     </w:p>
     <w:p>
@@ -3239,7 +5945,13 @@
       </w:r>
     </w:p>
     <w:p>
-      <w:r>
+      <w:pPr>
+        <w:spacing w:line="336" w:lineRule="auto" w:after="180"/>
+      </w:pPr>
+      <w:r>
+        <w:rPr>
+          <w:b w:val="0"/>
+        </w:rPr>
         <w:t>This is supported practice. Keep the separately named independent case for an attempt before feedback.</w:t>
       </w:r>
     </w:p>
@@ -3253,7 +5965,24 @@
     </w:p>
     <w:p>
       <w:r>
-        <w:t>EVIDENCE LAB</w:t>
+        <w:t>Investigate Train a Classifier. Record the prediction, actual observation or labelled paper trace, explanation and next test separately.</w:t>
+      </w:r>
+    </w:p>
+    <w:p>
+      <w:pPr>
+        <w:spacing w:line="336" w:lineRule="auto" w:after="180"/>
+      </w:pPr>
+      <w:r>
+        <w:rPr>
+          <w:b/>
+        </w:rPr>
+        <w:t>EVIDENCE</w:t>
+      </w:r>
+      <w:r>
+        <w:rPr>
+          <w:b/>
+        </w:rPr>
+        <w:t xml:space="preserve"> LAB</w:t>
       </w:r>
     </w:p>
     <w:p>
@@ -3265,7 +5994,13 @@
       </w:r>
     </w:p>
     <w:p>
-      <w:r>
+      <w:pPr>
+        <w:spacing w:line="336" w:lineRule="auto" w:after="180"/>
+      </w:pPr>
+      <w:r>
+        <w:rPr>
+          <w:b w:val="0"/>
+        </w:rPr>
         <w:t>Keep the test conditions fixed, record every result, and change only one planned factor.</w:t>
       </w:r>
     </w:p>
@@ -3306,27 +6041,110 @@
       </w:r>
     </w:p>
     <w:p>
-      <w:r>
-        <w:t>1.  Write the hypothesis and expected evidence before running.</w:t>
-      </w:r>
-    </w:p>
-    <w:p>
-      <w:r>
-        <w:t>2.  Starter Classifier Run: trace code, predict outputs, execute the fixed pipeline, and compare recorded results with a peer.</w:t>
-      </w:r>
-    </w:p>
-    <w:p>
-      <w:r>
+      <w:pPr>
+        <w:spacing w:line="336" w:lineRule="auto" w:after="180"/>
+        <w:shd w:fill="F4F9FC"/>
+      </w:pPr>
+      <w:r>
+        <w:rPr>
+          <w:b w:val="0"/>
+        </w:rPr>
+        <w:t xml:space="preserve">1.  Write the hypothesis and expected </w:t>
+      </w:r>
+      <w:r>
+        <w:rPr>
+          <w:b/>
+        </w:rPr>
+        <w:t>evidence</w:t>
+      </w:r>
+      <w:r>
+        <w:rPr>
+          <w:b w:val="0"/>
+        </w:rPr>
+        <w:t xml:space="preserve"> before running.</w:t>
+      </w:r>
+    </w:p>
+    <w:p>
+      <w:pPr>
+        <w:spacing w:line="336" w:lineRule="auto" w:after="180"/>
+        <w:shd w:fill="F4F9FC"/>
+      </w:pPr>
+      <w:r>
+        <w:rPr>
+          <w:b w:val="0"/>
+        </w:rPr>
+        <w:t xml:space="preserve">2.  Starter Classifier Run: trace code, </w:t>
+      </w:r>
+      <w:r>
+        <w:rPr>
+          <w:b/>
+        </w:rPr>
+        <w:t>predict</w:t>
+      </w:r>
+      <w:r>
+        <w:rPr>
+          <w:b w:val="0"/>
+        </w:rPr>
+        <w:t xml:space="preserve"> </w:t>
+      </w:r>
+      <w:r>
+        <w:rPr>
+          <w:b/>
+        </w:rPr>
+        <w:t>output</w:t>
+      </w:r>
+      <w:r>
+        <w:rPr>
+          <w:b w:val="0"/>
+        </w:rPr>
+        <w:t xml:space="preserve">s, execute the fixed </w:t>
+      </w:r>
+      <w:r>
+        <w:rPr>
+          <w:b/>
+        </w:rPr>
+        <w:t>pipeline</w:t>
+      </w:r>
+      <w:r>
+        <w:rPr>
+          <w:b w:val="0"/>
+        </w:rPr>
+        <w:t>, and compare recorded results with a peer.</w:t>
+      </w:r>
+    </w:p>
+    <w:p>
+      <w:pPr>
+        <w:spacing w:line="336" w:lineRule="auto" w:after="180"/>
+        <w:shd w:fill="F4F9FC"/>
+      </w:pPr>
+      <w:r>
+        <w:rPr>
+          <w:b w:val="0"/>
+        </w:rPr>
         <w:t>3.  Run one normal, one boundary, one missing, and one shifted case.</w:t>
       </w:r>
     </w:p>
     <w:p>
-      <w:r>
+      <w:pPr>
+        <w:spacing w:line="336" w:lineRule="auto" w:after="180"/>
+        <w:shd w:fill="F4F9FC"/>
+      </w:pPr>
+      <w:r>
+        <w:rPr>
+          <w:b w:val="0"/>
+        </w:rPr>
         <w:t>4.  Calculate the metric from raw counts or row-level errors.</w:t>
       </w:r>
     </w:p>
     <w:p>
-      <w:r>
+      <w:pPr>
+        <w:spacing w:line="336" w:lineRule="auto" w:after="180"/>
+        <w:shd w:fill="F4F9FC"/>
+      </w:pPr>
+      <w:r>
+        <w:rPr>
+          <w:b w:val="0"/>
+        </w:rPr>
         <w:t>5.  Interpret what changed, what did not, and what remains unsafe or unknown.</w:t>
       </w:r>
     </w:p>
@@ -3584,7 +6402,13 @@
       </w:r>
     </w:p>
     <w:p>
-      <w:r>
+      <w:pPr>
+        <w:spacing w:line="336" w:lineRule="auto" w:after="180"/>
+      </w:pPr>
+      <w:r>
+        <w:rPr>
+          <w:b w:val="0"/>
+        </w:rPr>
         <w:t>Before trying: what do I expect, and why? While trying: which step could first go wrong? Afterwards: what did I actually observe, and what should change? Keep “not run” if you only traced the procedure.</w:t>
       </w:r>
     </w:p>
@@ -3598,6 +6422,17 @@
     </w:p>
     <w:p>
       <w:r>
+        <w:t>Move from recall to tracing, diagnosis and transfer in Train a Classifier. Explain why each step is justified.</w:t>
+      </w:r>
+    </w:p>
+    <w:p>
+      <w:pPr>
+        <w:spacing w:line="336" w:lineRule="auto" w:after="180"/>
+      </w:pPr>
+      <w:r>
+        <w:rPr>
+          <w:b/>
+        </w:rPr>
         <w:t>MASTERY</w:t>
       </w:r>
     </w:p>
@@ -3610,8 +6445,26 @@
       </w:r>
     </w:p>
     <w:p>
-      <w:r>
-        <w:t>Move upward only when you can produce evidence without copying the example.</w:t>
+      <w:pPr>
+        <w:spacing w:line="336" w:lineRule="auto" w:after="180"/>
+      </w:pPr>
+      <w:r>
+        <w:rPr>
+          <w:b w:val="0"/>
+        </w:rPr>
+        <w:t xml:space="preserve">Move upward only when you can produce </w:t>
+      </w:r>
+      <w:r>
+        <w:rPr>
+          <w:b/>
+        </w:rPr>
+        <w:t>evidence</w:t>
+      </w:r>
+      <w:r>
+        <w:rPr>
+          <w:b w:val="0"/>
+        </w:rPr>
+        <w:t xml:space="preserve"> without copying the example.</w:t>
       </w:r>
     </w:p>
     <w:p>
@@ -3651,42 +6504,167 @@
       </w:r>
     </w:p>
     <w:p>
-      <w:r>
-        <w:t>DEFINE  Use all four terms precisely: fit, parameter, predict, pipeline.</w:t>
-      </w:r>
-    </w:p>
-    <w:p>
-      <w:r>
-        <w:t>CALCULATE  Reproduce the worked evidence with units and denominator.</w:t>
-      </w:r>
-    </w:p>
-    <w:p>
-      <w:r>
+      <w:pPr>
+        <w:spacing w:line="336" w:lineRule="auto" w:after="180"/>
+      </w:pPr>
+      <w:r>
+        <w:rPr>
+          <w:b w:val="0"/>
+        </w:rPr>
+        <w:t xml:space="preserve">DEFINE  Use all four terms precisely: fit, </w:t>
+      </w:r>
+      <w:r>
+        <w:rPr>
+          <w:b/>
+        </w:rPr>
+        <w:t>parameter</w:t>
+      </w:r>
+      <w:r>
+        <w:rPr>
+          <w:b w:val="0"/>
+        </w:rPr>
+        <w:t xml:space="preserve">, </w:t>
+      </w:r>
+      <w:r>
+        <w:rPr>
+          <w:b/>
+        </w:rPr>
+        <w:t>predict</w:t>
+      </w:r>
+      <w:r>
+        <w:rPr>
+          <w:b w:val="0"/>
+        </w:rPr>
+        <w:t xml:space="preserve">, </w:t>
+      </w:r>
+      <w:r>
+        <w:rPr>
+          <w:b/>
+        </w:rPr>
+        <w:t>pipeline</w:t>
+      </w:r>
+      <w:r>
+        <w:rPr>
+          <w:b w:val="0"/>
+        </w:rPr>
+        <w:t>.</w:t>
+      </w:r>
+    </w:p>
+    <w:p>
+      <w:pPr>
+        <w:spacing w:line="336" w:lineRule="auto" w:after="180"/>
+      </w:pPr>
+      <w:r>
+        <w:rPr>
+          <w:b w:val="0"/>
+        </w:rPr>
+        <w:t xml:space="preserve">CALCULATE  </w:t>
+      </w:r>
+      <w:r>
+        <w:rPr>
+          <w:b/>
+        </w:rPr>
+        <w:t>Reproduce</w:t>
+      </w:r>
+      <w:r>
+        <w:rPr>
+          <w:b w:val="0"/>
+        </w:rPr>
+        <w:t xml:space="preserve"> the worked </w:t>
+      </w:r>
+      <w:r>
+        <w:rPr>
+          <w:b/>
+        </w:rPr>
+        <w:t>evidence</w:t>
+      </w:r>
+      <w:r>
+        <w:rPr>
+          <w:b w:val="0"/>
+        </w:rPr>
+        <w:t xml:space="preserve"> with units and denominator.</w:t>
+      </w:r>
+    </w:p>
+    <w:p>
+      <w:pPr>
+        <w:spacing w:line="336" w:lineRule="auto" w:after="180"/>
+        <w:shd w:fill="F4F9FC"/>
+      </w:pPr>
+      <w:r>
+        <w:rPr>
+          <w:b w:val="0"/>
+        </w:rPr>
         <w:t>TRACE  Explain the data, code or decision path.</w:t>
       </w:r>
     </w:p>
     <w:p>
-      <w:r>
+      <w:pPr>
+        <w:spacing w:line="336" w:lineRule="auto" w:after="180"/>
+        <w:shd w:fill="F4F9FC"/>
+      </w:pPr>
+      <w:r>
+        <w:rPr>
+          <w:b w:val="0"/>
+        </w:rPr>
         <w:t>DIAGNOSE  The model keeps learning whenever it sees test examples during evaluation.</w:t>
       </w:r>
     </w:p>
     <w:p>
-      <w:r>
+      <w:pPr>
+        <w:spacing w:line="336" w:lineRule="auto" w:after="180"/>
+        <w:shd w:fill="F4F9FC"/>
+      </w:pPr>
+      <w:r>
+        <w:rPr>
+          <w:b w:val="0"/>
+        </w:rPr>
         <w:t>TRANSFER  Solve a fresh dataset or model case.</w:t>
       </w:r>
     </w:p>
     <w:p>
-      <w:r>
-        <w:t>IMPROVE  Change one cause and rerun fixed evidence.</w:t>
-      </w:r>
-    </w:p>
-    <w:p>
-      <w:r>
+      <w:pPr>
+        <w:spacing w:line="336" w:lineRule="auto" w:after="180"/>
+      </w:pPr>
+      <w:r>
+        <w:rPr>
+          <w:b w:val="0"/>
+        </w:rPr>
+        <w:t xml:space="preserve">IMPROVE  Change one cause and rerun fixed </w:t>
+      </w:r>
+      <w:r>
+        <w:rPr>
+          <w:b/>
+        </w:rPr>
+        <w:t>evidence</w:t>
+      </w:r>
+      <w:r>
+        <w:rPr>
+          <w:b w:val="0"/>
+        </w:rPr>
+        <w:t>.</w:t>
+      </w:r>
+    </w:p>
+    <w:p>
+      <w:pPr>
+        <w:spacing w:line="336" w:lineRule="auto" w:after="180"/>
+        <w:shd w:fill="F4F9FC"/>
+      </w:pPr>
+      <w:r>
+        <w:rPr>
+          <w:b w:val="0"/>
+        </w:rPr>
         <w:t>DEFEND  State intended use, metric, limitation, and human responsibility.</w:t>
       </w:r>
     </w:p>
     <w:p>
-      <w:r>
+      <w:pPr>
+        <w:spacing w:line="336" w:lineRule="auto" w:after="180"/>
+        <w:shd w:fill="F1F6F8"/>
+      </w:pPr>
+      <w:r>
+        <w:rPr>
+          <w:b w:val="0"/>
+        </w:rPr>
         <w:t>MASTERY RULE  A coached calculation becomes mastery only after a different case is completed independently.</w:t>
       </w:r>
     </w:p>
@@ -3700,6 +6678,17 @@
     </w:p>
     <w:p>
       <w:r>
+        <w:t>Apply this week’s idea to Responsible Plant Classifier. Keep an annotated decision and the evidence supporting it.</w:t>
+      </w:r>
+    </w:p>
+    <w:p>
+      <w:pPr>
+        <w:spacing w:line="336" w:lineRule="auto" w:after="180"/>
+      </w:pPr>
+      <w:r>
+        <w:rPr>
+          <w:b/>
+        </w:rPr>
         <w:t>CUMULATIVE PROJECT</w:t>
       </w:r>
     </w:p>
@@ -3712,8 +6701,26 @@
       </w:r>
     </w:p>
     <w:p>
-      <w:r>
-        <w:t>Every week adds one reviewable artifact to the same evidence-based capstone.</w:t>
+      <w:pPr>
+        <w:spacing w:line="336" w:lineRule="auto" w:after="180"/>
+      </w:pPr>
+      <w:r>
+        <w:rPr>
+          <w:b w:val="0"/>
+        </w:rPr>
+        <w:t xml:space="preserve">Every week adds one reviewable artifact to the same </w:t>
+      </w:r>
+      <w:r>
+        <w:rPr>
+          <w:b/>
+        </w:rPr>
+        <w:t>evidence</w:t>
+      </w:r>
+      <w:r>
+        <w:rPr>
+          <w:b w:val="0"/>
+        </w:rPr>
+        <w:t>-based capstone.</w:t>
       </w:r>
     </w:p>
     <w:p>
@@ -3753,43 +6760,110 @@
       </w:r>
     </w:p>
     <w:p>
-      <w:r>
+      <w:pPr>
+        <w:spacing w:line="336" w:lineRule="auto" w:after="180"/>
+        <w:shd w:fill="EDF7F3"/>
+      </w:pPr>
+      <w:r>
+        <w:rPr>
+          <w:b w:val="0"/>
+        </w:rPr>
         <w:t>THIS WEEK'S CHECKPOINT  Train Plant Classifier v1 without opening the final test labels during model choice; save the experiment record.</w:t>
       </w:r>
     </w:p>
     <w:p>
-      <w:r>
+      <w:pPr>
+        <w:spacing w:line="336" w:lineRule="auto" w:after="180"/>
+        <w:shd w:fill="F5F1FB"/>
+      </w:pPr>
+      <w:r>
+        <w:rPr>
+          <w:b w:val="0"/>
+        </w:rPr>
         <w:t>Which requirement or risk does this artifact address?</w:t>
       </w:r>
     </w:p>
     <w:p>
-      <w:r>
+      <w:pPr>
+        <w:spacing w:line="336" w:lineRule="auto" w:after="180"/>
+        <w:shd w:fill="F5F1FB"/>
+      </w:pPr>
+      <w:r>
+        <w:rPr>
+          <w:b w:val="0"/>
+        </w:rPr>
         <w:t>Which dataset, split, code, and metric version does it use?</w:t>
       </w:r>
     </w:p>
     <w:p>
-      <w:r>
+      <w:pPr>
+        <w:spacing w:line="336" w:lineRule="auto" w:after="180"/>
+        <w:shd w:fill="F5F1FB"/>
+      </w:pPr>
+      <w:r>
+        <w:rPr>
+          <w:b w:val="0"/>
+        </w:rPr>
         <w:t>What normal and shifted cases were tested?</w:t>
       </w:r>
     </w:p>
     <w:p>
-      <w:r>
+      <w:pPr>
+        <w:spacing w:line="336" w:lineRule="auto" w:after="180"/>
+        <w:shd w:fill="F5F1FB"/>
+      </w:pPr>
+      <w:r>
+        <w:rPr>
+          <w:b w:val="0"/>
+        </w:rPr>
         <w:t>What remains uncertain or weak?</w:t>
       </w:r>
     </w:p>
     <w:p>
-      <w:r>
+      <w:pPr>
+        <w:spacing w:line="336" w:lineRule="auto" w:after="180"/>
+        <w:shd w:fill="F5F1FB"/>
+      </w:pPr>
+      <w:r>
+        <w:rPr>
+          <w:b w:val="0"/>
+        </w:rPr>
         <w:t>What decision still belongs to a teacher or qualified human?</w:t>
       </w:r>
     </w:p>
     <w:p>
-      <w:r>
+      <w:pPr>
+        <w:spacing w:line="336" w:lineRule="auto" w:after="180"/>
+        <w:shd w:fill="FFF5E6"/>
+      </w:pPr>
+      <w:r>
+        <w:rPr>
+          <w:b w:val="0"/>
+        </w:rPr>
         <w:t>RESPONSIBLE RELEASE  Never use this classroom prototype for medical, pesticide, agricultural, or other consequential decisions.</w:t>
       </w:r>
     </w:p>
     <w:p>
-      <w:r>
-        <w:t>My evidence-linked project decision:</w:t>
+      <w:pPr>
+        <w:spacing w:line="336" w:lineRule="auto" w:after="180"/>
+      </w:pPr>
+      <w:r>
+        <w:rPr>
+          <w:b w:val="0"/>
+        </w:rPr>
+        <w:t xml:space="preserve">My </w:t>
+      </w:r>
+      <w:r>
+        <w:rPr>
+          <w:b/>
+        </w:rPr>
+        <w:t>evidence</w:t>
+      </w:r>
+      <w:r>
+        <w:rPr>
+          <w:b w:val="0"/>
+        </w:rPr>
+        <w:t>-linked project decision:</w:t>
       </w:r>
     </w:p>
     <w:p>
@@ -3801,8 +6875,37 @@
       </w:r>
     </w:p>
     <w:p>
-      <w:r>
-        <w:t>For your Responsible Plant Classifier, save the input, procedure, observed result and limitation of this check. Label this worked example as practice; use a different, previously unreviewed case when checking independent understanding.</w:t>
+      <w:pPr>
+        <w:spacing w:line="336" w:lineRule="auto" w:after="180"/>
+      </w:pPr>
+      <w:r>
+        <w:rPr>
+          <w:b w:val="0"/>
+        </w:rPr>
+        <w:t xml:space="preserve">For your Responsible Plant Classifier, save the </w:t>
+      </w:r>
+      <w:r>
+        <w:rPr>
+          <w:b/>
+        </w:rPr>
+        <w:t>input</w:t>
+      </w:r>
+      <w:r>
+        <w:rPr>
+          <w:b w:val="0"/>
+        </w:rPr>
+        <w:t>, procedure, observed result and limitation of this check.</w:t>
+      </w:r>
+    </w:p>
+    <w:p>
+      <w:pPr>
+        <w:spacing w:line="336" w:lineRule="auto" w:after="180"/>
+      </w:pPr>
+      <w:r>
+        <w:rPr>
+          <w:b w:val="0"/>
+        </w:rPr>
+        <w:t>Label this worked example as practice; use a different, previously unreviewed case when checking independent understanding.</w:t>
       </w:r>
     </w:p>
     <w:p>
@@ -3815,6 +6918,17 @@
     </w:p>
     <w:p>
       <w:r>
+        <w:t>Use a genuinely new case for independent evidence. Previously discussed examples remain practice; use the separately named independent case before feedback.</w:t>
+      </w:r>
+    </w:p>
+    <w:p>
+      <w:pPr>
+        <w:spacing w:line="336" w:lineRule="auto" w:after="180"/>
+      </w:pPr>
+      <w:r>
+        <w:rPr>
+          <w:b/>
+        </w:rPr>
         <w:t>INDEPENDENT PROOF</w:t>
       </w:r>
     </w:p>
@@ -3827,7 +6941,13 @@
       </w:r>
     </w:p>
     <w:p>
-      <w:r>
+      <w:pPr>
+        <w:spacing w:line="336" w:lineRule="auto" w:after="180"/>
+      </w:pPr>
+      <w:r>
+        <w:rPr>
+          <w:b w:val="0"/>
+        </w:rPr>
         <w:t>Complete this with a fresh case after guided practice and compare it with the mastery criteria.</w:t>
       </w:r>
     </w:p>
@@ -3868,48 +6988,156 @@
       </w:r>
     </w:p>
     <w:p>
-      <w:r>
-        <w:t>REQUIRED PROOF  Run a starter classifier and record data version, split, settings, and predictions.</w:t>
-      </w:r>
-    </w:p>
-    <w:p>
-      <w:r>
+      <w:pPr>
+        <w:pStyle w:val="Heading3"/>
+      </w:pPr>
+      <w:r>
+        <w:t>What success looks like</w:t>
+      </w:r>
+    </w:p>
+    <w:p>
+      <w:pPr>
+        <w:spacing w:line="336" w:lineRule="auto" w:after="180"/>
+        <w:shd w:fill="EDF7F3"/>
+      </w:pPr>
+      <w:r>
+        <w:rPr>
+          <w:b w:val="0"/>
+        </w:rPr>
+        <w:t xml:space="preserve">REQUIRED PROOF  Run a starter classifier and record data version, split, settings, and </w:t>
+      </w:r>
+      <w:r>
+        <w:rPr>
+          <w:b/>
+        </w:rPr>
+        <w:t>prediction</w:t>
+      </w:r>
+      <w:r>
+        <w:rPr>
+          <w:b w:val="0"/>
+        </w:rPr>
+        <w:t>s.</w:t>
+      </w:r>
+    </w:p>
+    <w:p>
+      <w:pPr>
+        <w:spacing w:line="336" w:lineRule="auto" w:after="180"/>
+      </w:pPr>
+      <w:r>
+        <w:rPr>
+          <w:b w:val="0"/>
+        </w:rPr>
         <w:t>□ Define the task, feature/target roles, and intended-use boundary.</w:t>
       </w:r>
     </w:p>
     <w:p>
-      <w:r>
+      <w:pPr>
+        <w:spacing w:line="336" w:lineRule="auto" w:after="180"/>
+      </w:pPr>
+      <w:r>
+        <w:rPr>
+          <w:b w:val="0"/>
+        </w:rPr>
         <w:t>□ Show the calculation, code trace, or experiment record.</w:t>
       </w:r>
     </w:p>
     <w:p>
-      <w:r>
+      <w:pPr>
+        <w:spacing w:line="336" w:lineRule="auto" w:after="180"/>
+      </w:pPr>
+      <w:r>
+        <w:rPr>
+          <w:b w:val="0"/>
+        </w:rPr>
         <w:t>□ Test a normal case and one revealing boundary, missing, or shifted case.</w:t>
       </w:r>
     </w:p>
     <w:p>
-      <w:r>
+      <w:pPr>
+        <w:spacing w:line="336" w:lineRule="auto" w:after="180"/>
+      </w:pPr>
+      <w:r>
+        <w:rPr>
+          <w:b w:val="0"/>
+        </w:rPr>
         <w:t>□ Diagnose one failure without changing several factors at once.</w:t>
       </w:r>
     </w:p>
     <w:p>
-      <w:r>
+      <w:pPr>
+        <w:spacing w:line="336" w:lineRule="auto" w:after="180"/>
+      </w:pPr>
+      <w:r>
+        <w:rPr>
+          <w:b w:val="0"/>
+        </w:rPr>
         <w:t>□ Name a limitation, fairness concern, and the human-review action.</w:t>
       </w:r>
     </w:p>
     <w:p>
-      <w:r>
-        <w:t>Independent evidence and defense:</w:t>
-      </w:r>
-    </w:p>
-    <w:p>
-      <w:r>
+      <w:pPr>
+        <w:spacing w:line="336" w:lineRule="auto" w:after="180"/>
+      </w:pPr>
+      <w:r>
+        <w:rPr>
+          <w:b w:val="0"/>
+        </w:rPr>
+        <w:t xml:space="preserve">Independent </w:t>
+      </w:r>
+      <w:r>
+        <w:rPr>
+          <w:b/>
+        </w:rPr>
+        <w:t>evidence</w:t>
+      </w:r>
+      <w:r>
+        <w:rPr>
+          <w:b w:val="0"/>
+        </w:rPr>
+        <w:t xml:space="preserve"> and defense:</w:t>
+      </w:r>
+    </w:p>
+    <w:p>
+      <w:pPr>
+        <w:spacing w:line="336" w:lineRule="auto" w:after="180"/>
+      </w:pPr>
+      <w:r>
+        <w:rPr>
+          <w:b w:val="0"/>
+        </w:rPr>
         <w:t>My level:  □ Not yet  □ With one hint  □ Independently  □ I can teach and defend it</w:t>
       </w:r>
     </w:p>
     <w:p>
-      <w:r>
-        <w:t>NEXT BRIDGE  Carry the experiment evidence into: Scores and Calibration Intuition.</w:t>
+      <w:pPr>
+        <w:pStyle w:val="Heading3"/>
+      </w:pPr>
+      <w:r>
+        <w:t>Connect to the next lesson</w:t>
+      </w:r>
+    </w:p>
+    <w:p>
+      <w:pPr>
+        <w:spacing w:line="336" w:lineRule="auto" w:after="180"/>
+        <w:shd w:fill="F1F6F8"/>
+      </w:pPr>
+      <w:r>
+        <w:rPr>
+          <w:b w:val="0"/>
+        </w:rPr>
+        <w:t xml:space="preserve">NEXT BRIDGE  Carry the experiment </w:t>
+      </w:r>
+      <w:r>
+        <w:rPr>
+          <w:b/>
+        </w:rPr>
+        <w:t>evidence</w:t>
+      </w:r>
+      <w:r>
+        <w:rPr>
+          <w:b w:val="0"/>
+        </w:rPr>
+        <w:t xml:space="preserve"> into: Scores and Calibration Intuition.</w:t>
       </w:r>
     </w:p>
     <w:p>
@@ -3921,6 +7149,11 @@
       </w:r>
     </w:p>
     <w:p>
+      <w:r>
+        <w:t>Revisit the complete Train a Classifier case for supported practice. Repeated examples do not become fresh assessments.</w:t>
+      </w:r>
+    </w:p>
+    <w:p>
       <w:pPr>
         <w:pStyle w:val="Heading3"/>
       </w:pPr>
@@ -3929,7 +7162,13 @@
       </w:r>
     </w:p>
     <w:p>
-      <w:r>
+      <w:pPr>
+        <w:spacing w:line="336" w:lineRule="auto" w:after="180"/>
+      </w:pPr>
+      <w:r>
+        <w:rPr>
+          <w:b w:val="0"/>
+        </w:rPr>
         <w:t>Use the supplied details to practise the weekly concept before attempting the independent question. This case extends the illustrated lesson.</w:t>
       </w:r>
     </w:p>
@@ -3942,8 +7181,44 @@
       </w:r>
     </w:p>
     <w:p>
-      <w:r>
-        <w:t>Training is (0,H),(1,H),(4,S),(5,S). Candidate rule predicts S for spots&gt;=3. Held-out cases are (2,H),(3,S).</w:t>
+      <w:pPr>
+        <w:spacing w:line="336" w:lineRule="auto" w:after="180"/>
+      </w:pPr>
+      <w:r>
+        <w:rPr>
+          <w:b/>
+        </w:rPr>
+        <w:t>Training</w:t>
+      </w:r>
+      <w:r>
+        <w:rPr>
+          <w:b w:val="0"/>
+        </w:rPr>
+        <w:t xml:space="preserve"> is (0,H),(1,H),(4,S),(5,S). </w:t>
+      </w:r>
+      <w:r>
+        <w:rPr>
+          <w:b/>
+        </w:rPr>
+        <w:t>Candidate rule</w:t>
+      </w:r>
+      <w:r>
+        <w:rPr>
+          <w:b w:val="0"/>
+        </w:rPr>
+        <w:t xml:space="preserve"> </w:t>
+      </w:r>
+      <w:r>
+        <w:rPr>
+          <w:b/>
+        </w:rPr>
+        <w:t>predict</w:t>
+      </w:r>
+      <w:r>
+        <w:rPr>
+          <w:b w:val="0"/>
+        </w:rPr>
+        <w:t>s S for spots&gt;=3. Held-out cases are (2,H),(3,S).</w:t>
       </w:r>
     </w:p>
     <w:p>
@@ -3955,8 +7230,26 @@
       </w:r>
     </w:p>
     <w:p>
-      <w:r>
-        <w:t>Apply the rule and distinguish fitting from inference.</w:t>
+      <w:pPr>
+        <w:spacing w:line="336" w:lineRule="auto" w:after="180"/>
+      </w:pPr>
+      <w:r>
+        <w:rPr>
+          <w:b w:val="0"/>
+        </w:rPr>
+        <w:t xml:space="preserve">Apply the rule and distinguish </w:t>
+      </w:r>
+      <w:r>
+        <w:rPr>
+          <w:b/>
+        </w:rPr>
+        <w:t>fitting</w:t>
+      </w:r>
+      <w:r>
+        <w:rPr>
+          <w:b w:val="0"/>
+        </w:rPr>
+        <w:t xml:space="preserve"> from inference.</w:t>
       </w:r>
     </w:p>
     <w:p>
@@ -3968,8 +7261,20 @@
       </w:r>
     </w:p>
     <w:p>
-      <w:r>
-        <w:t>Predictions H,S give 2/2 on this tiny set. Choosing the rule is development; applying it is inference. Two cases do not establish broad performance.</w:t>
+      <w:pPr>
+        <w:spacing w:line="336" w:lineRule="auto" w:after="180"/>
+      </w:pPr>
+      <w:r>
+        <w:rPr>
+          <w:b/>
+        </w:rPr>
+        <w:t>Prediction</w:t>
+      </w:r>
+      <w:r>
+        <w:rPr>
+          <w:b w:val="0"/>
+        </w:rPr>
+        <w:t>s H,S give 2/2 on this tiny set. Choosing the rule is development; applying it is inference. Two cases do not establish broad performance.</w:t>
       </w:r>
     </w:p>
     <w:p>
@@ -3981,7 +7286,14 @@
       </w:r>
     </w:p>
     <w:p>
-      <w:r>
+      <w:pPr>
+        <w:spacing w:line="336" w:lineRule="auto" w:after="180"/>
+        <w:shd w:fill="F5F1FB"/>
+      </w:pPr>
+      <w:r>
+        <w:rPr>
+          <w:b w:val="0"/>
+        </w:rPr>
         <w:t>Which detail supports the answer, and why does it matter?</w:t>
       </w:r>
     </w:p>
@@ -4159,18 +7471,84 @@
       </w:tr>
     </w:tbl>
     <w:p>
-      <w:r>
-        <w:t>Training is (0,H),(1,H),(4,S),(5,S). Candidate rule predicts S for spots&gt;=3. Held-out cases are (2,H),(3,S).</w:t>
-      </w:r>
-    </w:p>
-    <w:p>
-      <w:r>
-        <w:t>Apply the rule and distinguish fitting from inference.</w:t>
-      </w:r>
-    </w:p>
-    <w:p>
-      <w:r>
-        <w:t>Predictions H,S give 2/2 on this tiny set. Choosing the rule is development; applying it is inference. Two cases do not establish broad performance.</w:t>
+      <w:pPr>
+        <w:spacing w:line="336" w:lineRule="auto" w:after="180"/>
+      </w:pPr>
+      <w:r>
+        <w:rPr>
+          <w:b/>
+        </w:rPr>
+        <w:t>Training</w:t>
+      </w:r>
+      <w:r>
+        <w:rPr>
+          <w:b w:val="0"/>
+        </w:rPr>
+        <w:t xml:space="preserve"> is (0,H),(1,H),(4,S),(5,S). </w:t>
+      </w:r>
+      <w:r>
+        <w:rPr>
+          <w:b/>
+        </w:rPr>
+        <w:t>Candidate rule</w:t>
+      </w:r>
+      <w:r>
+        <w:rPr>
+          <w:b w:val="0"/>
+        </w:rPr>
+        <w:t xml:space="preserve"> </w:t>
+      </w:r>
+      <w:r>
+        <w:rPr>
+          <w:b/>
+        </w:rPr>
+        <w:t>predict</w:t>
+      </w:r>
+      <w:r>
+        <w:rPr>
+          <w:b w:val="0"/>
+        </w:rPr>
+        <w:t>s S for spots&gt;=3. Held-out cases are (2,H),(3,S).</w:t>
+      </w:r>
+    </w:p>
+    <w:p>
+      <w:pPr>
+        <w:spacing w:line="336" w:lineRule="auto" w:after="180"/>
+      </w:pPr>
+      <w:r>
+        <w:rPr>
+          <w:b w:val="0"/>
+        </w:rPr>
+        <w:t xml:space="preserve">Apply the rule and distinguish </w:t>
+      </w:r>
+      <w:r>
+        <w:rPr>
+          <w:b/>
+        </w:rPr>
+        <w:t>fitting</w:t>
+      </w:r>
+      <w:r>
+        <w:rPr>
+          <w:b w:val="0"/>
+        </w:rPr>
+        <w:t xml:space="preserve"> from inference.</w:t>
+      </w:r>
+    </w:p>
+    <w:p>
+      <w:pPr>
+        <w:spacing w:line="336" w:lineRule="auto" w:after="180"/>
+      </w:pPr>
+      <w:r>
+        <w:rPr>
+          <w:b/>
+        </w:rPr>
+        <w:t>Prediction</w:t>
+      </w:r>
+      <w:r>
+        <w:rPr>
+          <w:b w:val="0"/>
+        </w:rPr>
+        <w:t>s H,S give 2/2 on this tiny set. Choosing the rule is development; applying it is inference. Two cases do not establish broad performance.</w:t>
       </w:r>
     </w:p>
     <w:p>
@@ -4182,6 +7560,11 @@
       </w:r>
     </w:p>
     <w:p>
+      <w:r>
+        <w:t>Attempt the reserved new case before feedback. Record support; the earlier examples below remain additional practice.</w:t>
+      </w:r>
+    </w:p>
+    <w:p>
       <w:pPr>
         <w:pStyle w:val="Heading3"/>
       </w:pPr>
@@ -4190,8 +7573,85 @@
       </w:r>
     </w:p>
     <w:p>
-      <w:r>
-        <w:t>Use P (0,60) blocked, Q (20,20) clear, R (20,60) clear as new training rows. Fit the same pipeline. Predict validation queries (2,28),(18,56),(4,12) with references blocked,clear,blocked. Give fitted minima and ranges, transformed queries, selected IDs, predictions, accuracy and training-majority baseline.</w:t>
+      <w:pPr>
+        <w:spacing w:line="336" w:lineRule="auto" w:after="180"/>
+      </w:pPr>
+      <w:r>
+        <w:rPr>
+          <w:b w:val="0"/>
+        </w:rPr>
+        <w:t xml:space="preserve">Use P (0,60) blocked, Q (20,20) clear, R (20,60) clear as new </w:t>
+      </w:r>
+      <w:r>
+        <w:rPr>
+          <w:b/>
+        </w:rPr>
+        <w:t>training</w:t>
+      </w:r>
+      <w:r>
+        <w:rPr>
+          <w:b w:val="0"/>
+        </w:rPr>
+        <w:t xml:space="preserve"> rows. Fit the same </w:t>
+      </w:r>
+      <w:r>
+        <w:rPr>
+          <w:b/>
+        </w:rPr>
+        <w:t>pipeline</w:t>
+      </w:r>
+      <w:r>
+        <w:rPr>
+          <w:b w:val="0"/>
+        </w:rPr>
+        <w:t xml:space="preserve">. </w:t>
+      </w:r>
+      <w:r>
+        <w:rPr>
+          <w:b/>
+        </w:rPr>
+        <w:t>Predict</w:t>
+      </w:r>
+      <w:r>
+        <w:rPr>
+          <w:b w:val="0"/>
+        </w:rPr>
+        <w:t xml:space="preserve"> validation queries (2,28),(18,56),(4,12) with references blocked,clear,blocked.</w:t>
+      </w:r>
+    </w:p>
+    <w:p>
+      <w:pPr>
+        <w:spacing w:line="336" w:lineRule="auto" w:after="180"/>
+      </w:pPr>
+      <w:r>
+        <w:rPr>
+          <w:b w:val="0"/>
+        </w:rPr>
+        <w:t xml:space="preserve">Give fitted minima and ranges, transformed queries, selected IDs, </w:t>
+      </w:r>
+      <w:r>
+        <w:rPr>
+          <w:b/>
+        </w:rPr>
+        <w:t>prediction</w:t>
+      </w:r>
+      <w:r>
+        <w:rPr>
+          <w:b w:val="0"/>
+        </w:rPr>
+        <w:t xml:space="preserve">s, accuracy and </w:t>
+      </w:r>
+      <w:r>
+        <w:rPr>
+          <w:b/>
+        </w:rPr>
+        <w:t>training</w:t>
+      </w:r>
+      <w:r>
+        <w:rPr>
+          <w:b w:val="0"/>
+        </w:rPr>
+        <w:t>-majority baseline.</w:t>
       </w:r>
     </w:p>
     <w:p>
@@ -4238,7 +7698,13 @@
       </w:r>
     </w:p>
     <w:p>
-      <w:r>
+      <w:pPr>
+        <w:spacing w:line="336" w:lineRule="auto" w:after="180"/>
+      </w:pPr>
+      <w:r>
+        <w:rPr>
+          <w:b w:val="0"/>
+        </w:rPr>
         <w:t>Attempt this case before feedback. Record any help. Earlier examples below are further practice; a case already practised with feedback cannot establish fresh transfer.</w:t>
       </w:r>
     </w:p>
@@ -4251,18 +7717,55 @@
       </w:r>
     </w:p>
     <w:p>
-      <w:r>
+      <w:pPr>
+        <w:spacing w:line="336" w:lineRule="auto" w:after="180"/>
+      </w:pPr>
+      <w:r>
+        <w:rPr>
+          <w:b w:val="0"/>
+        </w:rPr>
         <w:t>Close the worked explanation. Apply the idea to this different question without copying.</w:t>
       </w:r>
     </w:p>
     <w:p>
-      <w:r>
-        <w:t>A classifier fits on rows 1–80 and is evaluated on those same rows. Its accuracy is 100%. What additional evidence is needed before claiming generalization?</w:t>
-      </w:r>
-    </w:p>
-    <w:p>
-      <w:r>
-        <w:t>My answer, with a trace, calculation or supporting evidence</w:t>
+      <w:pPr>
+        <w:spacing w:line="336" w:lineRule="auto" w:after="180"/>
+        <w:shd w:fill="F5F1FB"/>
+      </w:pPr>
+      <w:r>
+        <w:rPr>
+          <w:b w:val="0"/>
+        </w:rPr>
+        <w:t xml:space="preserve">A classifier fits on rows 1–80 and is evaluated on those same rows. Its accuracy is 100%. What additional </w:t>
+      </w:r>
+      <w:r>
+        <w:rPr>
+          <w:b/>
+        </w:rPr>
+        <w:t>evidence</w:t>
+      </w:r>
+      <w:r>
+        <w:rPr>
+          <w:b w:val="0"/>
+        </w:rPr>
+        <w:t xml:space="preserve"> is needed before claiming generalization?</w:t>
+      </w:r>
+    </w:p>
+    <w:p>
+      <w:pPr>
+        <w:spacing w:line="336" w:lineRule="auto" w:after="180"/>
+      </w:pPr>
+      <w:r>
+        <w:rPr>
+          <w:b w:val="0"/>
+        </w:rPr>
+        <w:t xml:space="preserve">My answer, with a trace, calculation or supporting </w:t>
+      </w:r>
+      <w:r>
+        <w:rPr>
+          <w:b/>
+        </w:rPr>
+        <w:t>evidence</w:t>
       </w:r>
     </w:p>
     <w:p>
@@ -4307,13 +7810,49 @@
       </w:r>
     </w:p>
     <w:p>
-      <w:r>
-        <w:t>Change one relevant detail. Predict the result before testing. Include a boundary or missing-information case when it helps reveal a limit.</w:t>
-      </w:r>
-    </w:p>
-    <w:p>
-      <w:r>
-        <w:t>My changed input and expected result</w:t>
+      <w:pPr>
+        <w:spacing w:line="336" w:lineRule="auto" w:after="180"/>
+      </w:pPr>
+      <w:r>
+        <w:rPr>
+          <w:b w:val="0"/>
+        </w:rPr>
+        <w:t xml:space="preserve">Change one relevant detail. </w:t>
+      </w:r>
+      <w:r>
+        <w:rPr>
+          <w:b/>
+        </w:rPr>
+        <w:t>Predict</w:t>
+      </w:r>
+      <w:r>
+        <w:rPr>
+          <w:b w:val="0"/>
+        </w:rPr>
+        <w:t xml:space="preserve"> the result before testing. Include a boundary or missing-information case when it helps reveal a limit.</w:t>
+      </w:r>
+    </w:p>
+    <w:p>
+      <w:pPr>
+        <w:spacing w:line="336" w:lineRule="auto" w:after="180"/>
+      </w:pPr>
+      <w:r>
+        <w:rPr>
+          <w:b w:val="0"/>
+        </w:rPr>
+        <w:t xml:space="preserve">My changed </w:t>
+      </w:r>
+      <w:r>
+        <w:rPr>
+          <w:b/>
+        </w:rPr>
+        <w:t>input</w:t>
+      </w:r>
+      <w:r>
+        <w:rPr>
+          <w:b w:val="0"/>
+        </w:rPr>
+        <w:t xml:space="preserve"> and expected result</w:t>
       </w:r>
     </w:p>
     <w:p>
@@ -4358,13 +7897,37 @@
       </w:r>
     </w:p>
     <w:p>
-      <w:r>
+      <w:pPr>
+        <w:spacing w:line="336" w:lineRule="auto" w:after="180"/>
+      </w:pPr>
+      <w:r>
+        <w:rPr>
+          <w:b w:val="0"/>
+        </w:rPr>
         <w:t>Train Plant Classifier v1 without opening the final test labels during model choice; save the experiment record.</w:t>
       </w:r>
     </w:p>
     <w:p>
-      <w:r>
-        <w:t>The evidence I will keep</w:t>
+      <w:pPr>
+        <w:spacing w:line="336" w:lineRule="auto" w:after="180"/>
+      </w:pPr>
+      <w:r>
+        <w:rPr>
+          <w:b w:val="0"/>
+        </w:rPr>
+        <w:t xml:space="preserve">The </w:t>
+      </w:r>
+      <w:r>
+        <w:rPr>
+          <w:b/>
+        </w:rPr>
+        <w:t>evidence</w:t>
+      </w:r>
+      <w:r>
+        <w:rPr>
+          <w:b w:val="0"/>
+        </w:rPr>
+        <w:t xml:space="preserve"> I will keep</w:t>
       </w:r>
     </w:p>
     <w:p>
@@ -4401,8 +7964,26 @@
       </w:r>
     </w:p>
     <w:p>
-      <w:r>
-        <w:t>Your teacher has the independent answer and scoring criteria. Complete the matching workbook week to keep your practice evidence together.</w:t>
+      <w:pPr>
+        <w:spacing w:line="336" w:lineRule="auto" w:after="180"/>
+      </w:pPr>
+      <w:r>
+        <w:rPr>
+          <w:b w:val="0"/>
+        </w:rPr>
+        <w:t xml:space="preserve">Your teacher has the independent answer and scoring criteria. Complete the matching workbook week to keep your practice </w:t>
+      </w:r>
+      <w:r>
+        <w:rPr>
+          <w:b/>
+        </w:rPr>
+        <w:t>evidence</w:t>
+      </w:r>
+      <w:r>
+        <w:rPr>
+          <w:b w:val="0"/>
+        </w:rPr>
+        <w:t xml:space="preserve"> together.</w:t>
       </w:r>
     </w:p>
     <w:p>
@@ -4414,8 +7995,44 @@
       </w:r>
     </w:p>
     <w:p>
-      <w:r>
-        <w:t>Training: spots 0:H,2:H,4:S,6:S. Compare rules S if spots&gt;=1,&gt;=3,&gt;=5. Choose by training accuracy, then predict held-out 1:H and 5:S without revising. Report both stages.</w:t>
+      <w:pPr>
+        <w:spacing w:line="336" w:lineRule="auto" w:after="180"/>
+      </w:pPr>
+      <w:r>
+        <w:rPr>
+          <w:b/>
+        </w:rPr>
+        <w:t>Training</w:t>
+      </w:r>
+      <w:r>
+        <w:rPr>
+          <w:b w:val="0"/>
+        </w:rPr>
+        <w:t xml:space="preserve">: spots 0:H,2:H,4:S,6:S. Compare rules S if spots&gt;=1,&gt;=3,&gt;=5. Choose by </w:t>
+      </w:r>
+      <w:r>
+        <w:rPr>
+          <w:b/>
+        </w:rPr>
+        <w:t>training</w:t>
+      </w:r>
+      <w:r>
+        <w:rPr>
+          <w:b w:val="0"/>
+        </w:rPr>
+        <w:t xml:space="preserve"> accuracy, then </w:t>
+      </w:r>
+      <w:r>
+        <w:rPr>
+          <w:b/>
+        </w:rPr>
+        <w:t>predict</w:t>
+      </w:r>
+      <w:r>
+        <w:rPr>
+          <w:b w:val="0"/>
+        </w:rPr>
+        <w:t xml:space="preserve"> held-out 1:H and 5:S without revising. Report both stages.</w:t>
       </w:r>
     </w:p>
     <w:p>
@@ -4470,8 +8087,25 @@
       </w:r>
     </w:p>
     <w:p>
-      <w:r>
-        <w:t>Attempt the independent case before hints. Record whether you worked alone, used a hint or followed a model. After feedback, fix the first unsupported step and explain why it changed. A later check uses a changed case, not a copied answer.</w:t>
+      <w:pPr>
+        <w:spacing w:line="336" w:lineRule="auto" w:after="180"/>
+      </w:pPr>
+      <w:r>
+        <w:rPr>
+          <w:b w:val="0"/>
+        </w:rPr>
+        <w:t>Attempt the independent case before hints. Record whether you worked alone, used a hint or followed a model. After feedback, fix the first unsupported step and explain why it changed.</w:t>
+      </w:r>
+    </w:p>
+    <w:p>
+      <w:pPr>
+        <w:spacing w:line="336" w:lineRule="auto" w:after="180"/>
+      </w:pPr>
+      <w:r>
+        <w:rPr>
+          <w:b w:val="0"/>
+        </w:rPr>
+        <w:t>A later check uses a changed case, not a copied answer.</w:t>
       </w:r>
     </w:p>
     <w:p>
@@ -4483,16 +8117,67 @@
       </w:r>
     </w:p>
     <w:p>
-      <w:pPr>
-        <w:pStyle w:val="Heading3"/>
-      </w:pPr>
-      <w:r>
-        <w:t>Fit and test a threshold classifier</w:t>
-      </w:r>
-    </w:p>
-    <w:p>
-      <w:r>
-        <w:t>The program chooses a threshold using training labels only. Spotted is 1 and healthy is 0. Candidate thresholds lie between consecutive training values. Test rows are used after selection.</w:t>
+      <w:r>
+        <w:t>Follow the supplied Train a Classifier lab. Predict first, keep actual results and explain the changed test.</w:t>
+      </w:r>
+    </w:p>
+    <w:p>
+      <w:pPr>
+        <w:spacing w:line="336" w:lineRule="auto" w:after="180"/>
+      </w:pPr>
+      <w:r>
+        <w:rPr>
+          <w:b w:val="0"/>
+        </w:rPr>
+        <w:t xml:space="preserve">The program chooses a </w:t>
+      </w:r>
+      <w:r>
+        <w:rPr>
+          <w:b/>
+        </w:rPr>
+        <w:t>threshold</w:t>
+      </w:r>
+      <w:r>
+        <w:rPr>
+          <w:b w:val="0"/>
+        </w:rPr>
+        <w:t xml:space="preserve"> using </w:t>
+      </w:r>
+      <w:r>
+        <w:rPr>
+          <w:b/>
+        </w:rPr>
+        <w:t>training</w:t>
+      </w:r>
+      <w:r>
+        <w:rPr>
+          <w:b w:val="0"/>
+        </w:rPr>
+        <w:t xml:space="preserve"> labels only. Spotted is 1 and healthy is 0. Candidate </w:t>
+      </w:r>
+      <w:r>
+        <w:rPr>
+          <w:b/>
+        </w:rPr>
+        <w:t>threshold</w:t>
+      </w:r>
+      <w:r>
+        <w:rPr>
+          <w:b w:val="0"/>
+        </w:rPr>
+        <w:t xml:space="preserve">s lie between consecutive </w:t>
+      </w:r>
+      <w:r>
+        <w:rPr>
+          <w:b/>
+        </w:rPr>
+        <w:t>training</w:t>
+      </w:r>
+      <w:r>
+        <w:rPr>
+          <w:b w:val="0"/>
+        </w:rPr>
+        <w:t xml:space="preserve"> values. Test rows are used after selection.</w:t>
       </w:r>
     </w:p>
     <w:p>
@@ -4534,13 +8219,108 @@
       </w:r>
     </w:p>
     <w:p>
-      <w:r>
-        <w:t>Expected output: 2.5 [0, 1] 2 2</w:t>
-      </w:r>
-    </w:p>
-    <w:p>
-      <w:r>
-        <w:t>Candidate thresholds 0.5, 2.5 and 4.5 have training errors 1, 0 and 1. The selected threshold is 2.5. Both test predictions are correct. This tiny artificial example demonstrates fitting and evaluation; it does not establish reliability on real leaf photos.</w:t>
+      <w:pPr>
+        <w:spacing w:line="336" w:lineRule="auto" w:after="180"/>
+      </w:pPr>
+      <w:r>
+        <w:rPr>
+          <w:b w:val="0"/>
+        </w:rPr>
+        <w:t xml:space="preserve">Expected </w:t>
+      </w:r>
+      <w:r>
+        <w:rPr>
+          <w:b/>
+        </w:rPr>
+        <w:t>output</w:t>
+      </w:r>
+      <w:r>
+        <w:rPr>
+          <w:b w:val="0"/>
+        </w:rPr>
+        <w:t>: 2.5 [0, 1] 2 2</w:t>
+      </w:r>
+    </w:p>
+    <w:p>
+      <w:pPr>
+        <w:spacing w:line="336" w:lineRule="auto" w:after="180"/>
+      </w:pPr>
+      <w:r>
+        <w:rPr>
+          <w:b w:val="0"/>
+        </w:rPr>
+        <w:t xml:space="preserve">Candidate </w:t>
+      </w:r>
+      <w:r>
+        <w:rPr>
+          <w:b/>
+        </w:rPr>
+        <w:t>threshold</w:t>
+      </w:r>
+      <w:r>
+        <w:rPr>
+          <w:b w:val="0"/>
+        </w:rPr>
+        <w:t xml:space="preserve">s 0.5, 2.5 and 4.5 have </w:t>
+      </w:r>
+      <w:r>
+        <w:rPr>
+          <w:b/>
+        </w:rPr>
+        <w:t>training error</w:t>
+      </w:r>
+      <w:r>
+        <w:rPr>
+          <w:b w:val="0"/>
+        </w:rPr>
+        <w:t xml:space="preserve">s 1, 0 and 1. The selected </w:t>
+      </w:r>
+      <w:r>
+        <w:rPr>
+          <w:b/>
+        </w:rPr>
+        <w:t>threshold</w:t>
+      </w:r>
+      <w:r>
+        <w:rPr>
+          <w:b w:val="0"/>
+        </w:rPr>
+        <w:t xml:space="preserve"> is 2.5. Both test </w:t>
+      </w:r>
+      <w:r>
+        <w:rPr>
+          <w:b/>
+        </w:rPr>
+        <w:t>prediction</w:t>
+      </w:r>
+      <w:r>
+        <w:rPr>
+          <w:b w:val="0"/>
+        </w:rPr>
+        <w:t>s are correct.</w:t>
+      </w:r>
+    </w:p>
+    <w:p>
+      <w:pPr>
+        <w:spacing w:line="336" w:lineRule="auto" w:after="180"/>
+      </w:pPr>
+      <w:r>
+        <w:rPr>
+          <w:b w:val="0"/>
+        </w:rPr>
+        <w:t xml:space="preserve">This tiny artificial example demonstrates </w:t>
+      </w:r>
+      <w:r>
+        <w:rPr>
+          <w:b/>
+        </w:rPr>
+        <w:t>fitting</w:t>
+      </w:r>
+      <w:r>
+        <w:rPr>
+          <w:b w:val="0"/>
+        </w:rPr>
+        <w:t xml:space="preserve"> and evaluation; it does not establish reliability on real leaf photos.</w:t>
       </w:r>
     </w:p>
     <w:p>
@@ -4552,13 +8332,67 @@
       </w:r>
     </w:p>
     <w:p>
-      <w:r>
-        <w:t>Change the final test row to (3, 0), keeping training unchanged. Predict before running.</w:t>
-      </w:r>
-    </w:p>
-    <w:p>
-      <w:r>
-        <w:t>My prediction and evidence</w:t>
+      <w:pPr>
+        <w:spacing w:line="336" w:lineRule="auto" w:after="180"/>
+      </w:pPr>
+      <w:r>
+        <w:rPr>
+          <w:b w:val="0"/>
+        </w:rPr>
+        <w:t xml:space="preserve">Change the final test row to (3, 0), keeping </w:t>
+      </w:r>
+      <w:r>
+        <w:rPr>
+          <w:b/>
+        </w:rPr>
+        <w:t>training</w:t>
+      </w:r>
+      <w:r>
+        <w:rPr>
+          <w:b w:val="0"/>
+        </w:rPr>
+        <w:t xml:space="preserve"> unchanged. </w:t>
+      </w:r>
+      <w:r>
+        <w:rPr>
+          <w:b/>
+        </w:rPr>
+        <w:t>Predict</w:t>
+      </w:r>
+      <w:r>
+        <w:rPr>
+          <w:b w:val="0"/>
+        </w:rPr>
+        <w:t xml:space="preserve"> before running.</w:t>
+      </w:r>
+    </w:p>
+    <w:p>
+      <w:pPr>
+        <w:spacing w:line="336" w:lineRule="auto" w:after="180"/>
+      </w:pPr>
+      <w:r>
+        <w:rPr>
+          <w:b w:val="0"/>
+        </w:rPr>
+        <w:t xml:space="preserve">My </w:t>
+      </w:r>
+      <w:r>
+        <w:rPr>
+          <w:b/>
+        </w:rPr>
+        <w:t>prediction</w:t>
+      </w:r>
+      <w:r>
+        <w:rPr>
+          <w:b w:val="0"/>
+        </w:rPr>
+        <w:t xml:space="preserve"> and </w:t>
+      </w:r>
+      <w:r>
+        <w:rPr>
+          <w:b/>
+        </w:rPr>
+        <w:t>evidence</w:t>
       </w:r>
     </w:p>
     <w:p>
@@ -4604,7 +8438,42 @@
     </w:p>
     <w:p>
       <w:r>
-        <w:t>Start with this question: Separate a reproducible fitted pipeline from merely displaying predictions.</w:t>
+        <w:t>Use this map to navigate Train a Classifier, connect the goals to tasks and keep one evidence record for each attempt.</w:t>
+      </w:r>
+    </w:p>
+    <w:p>
+      <w:pPr>
+        <w:spacing w:line="336" w:lineRule="auto" w:after="180"/>
+      </w:pPr>
+      <w:r>
+        <w:rPr>
+          <w:b w:val="0"/>
+        </w:rPr>
+        <w:t xml:space="preserve">Start with this question: Separate a reproducible fitted </w:t>
+      </w:r>
+      <w:r>
+        <w:rPr>
+          <w:b/>
+        </w:rPr>
+        <w:t>pipeline</w:t>
+      </w:r>
+      <w:r>
+        <w:rPr>
+          <w:b w:val="0"/>
+        </w:rPr>
+        <w:t xml:space="preserve"> from merely displaying </w:t>
+      </w:r>
+      <w:r>
+        <w:rPr>
+          <w:b/>
+        </w:rPr>
+        <w:t>prediction</w:t>
+      </w:r>
+      <w:r>
+        <w:rPr>
+          <w:b w:val="0"/>
+        </w:rPr>
+        <w:t>s.</w:t>
       </w:r>
     </w:p>
     <w:tbl>
@@ -4710,13 +8579,61 @@
       </w:tr>
     </w:tbl>
     <w:p>
-      <w:r>
-        <w:t>Remember → watch and explain → try with help → investigate → try independently → keep project evidence. Your teacher may spread this lesson across several classes.</w:t>
-      </w:r>
-    </w:p>
-    <w:p>
-      <w:r>
-        <w:t>Keep your first prediction. Compare it with what the evidence shows and explain any change.</w:t>
+      <w:pPr>
+        <w:spacing w:line="336" w:lineRule="auto" w:after="180"/>
+      </w:pPr>
+      <w:r>
+        <w:rPr>
+          <w:b w:val="0"/>
+        </w:rPr>
+        <w:t xml:space="preserve">Remember → watch and explain → try with help → investigate → try independently → keep project </w:t>
+      </w:r>
+      <w:r>
+        <w:rPr>
+          <w:b/>
+        </w:rPr>
+        <w:t>evidence</w:t>
+      </w:r>
+      <w:r>
+        <w:rPr>
+          <w:b w:val="0"/>
+        </w:rPr>
+        <w:t>. Your teacher may spread this lesson across several classes.</w:t>
+      </w:r>
+    </w:p>
+    <w:p>
+      <w:pPr>
+        <w:spacing w:line="336" w:lineRule="auto" w:after="180"/>
+      </w:pPr>
+      <w:r>
+        <w:rPr>
+          <w:b w:val="0"/>
+        </w:rPr>
+        <w:t xml:space="preserve">Keep your first </w:t>
+      </w:r>
+      <w:r>
+        <w:rPr>
+          <w:b/>
+        </w:rPr>
+        <w:t>prediction</w:t>
+      </w:r>
+      <w:r>
+        <w:rPr>
+          <w:b w:val="0"/>
+        </w:rPr>
+        <w:t xml:space="preserve">. Compare it with what the </w:t>
+      </w:r>
+      <w:r>
+        <w:rPr>
+          <w:b/>
+        </w:rPr>
+        <w:t>evidence</w:t>
+      </w:r>
+      <w:r>
+        <w:rPr>
+          <w:b w:val="0"/>
+        </w:rPr>
+        <w:t xml:space="preserve"> shows and explain any change.</w:t>
       </w:r>
     </w:p>
     <w:p>
@@ -4729,7 +8646,48 @@
     </w:p>
     <w:p>
       <w:r>
-        <w:t>Close your notes. Explain this goal in your own words: Connect training-only scaling and neighbour prediction in one pipeline</w:t>
+        <w:t>Explain Train a Classifier without notes, identify a remaining question and plan a later check with a changed case.</w:t>
+      </w:r>
+    </w:p>
+    <w:p>
+      <w:pPr>
+        <w:spacing w:line="336" w:lineRule="auto" w:after="180"/>
+      </w:pPr>
+      <w:r>
+        <w:rPr>
+          <w:b w:val="0"/>
+        </w:rPr>
+        <w:t xml:space="preserve">Close your notes. Explain this goal in your own words: Connect </w:t>
+      </w:r>
+      <w:r>
+        <w:rPr>
+          <w:b/>
+        </w:rPr>
+        <w:t>training</w:t>
+      </w:r>
+      <w:r>
+        <w:rPr>
+          <w:b w:val="0"/>
+        </w:rPr>
+        <w:t xml:space="preserve">-only scaling and neighbour </w:t>
+      </w:r>
+      <w:r>
+        <w:rPr>
+          <w:b/>
+        </w:rPr>
+        <w:t>prediction</w:t>
+      </w:r>
+      <w:r>
+        <w:rPr>
+          <w:b w:val="0"/>
+        </w:rPr>
+        <w:t xml:space="preserve"> in one </w:t>
+      </w:r>
+      <w:r>
+        <w:rPr>
+          <w:b/>
+        </w:rPr>
+        <w:t>pipeline</w:t>
       </w:r>
     </w:p>
     <w:p>
@@ -4766,13 +8724,61 @@
       </w:r>
     </w:p>
     <w:p>
-      <w:r>
-        <w:t>If you are unsure, return to the worked picture and explain one arrow. If you are ready, change an input or assumption and justify your prediction.</w:t>
-      </w:r>
-    </w:p>
-    <w:p>
-      <w:r>
-        <w:t>Save your workbook evidence. At the next review, try a different case before opening your old answer.</w:t>
+      <w:pPr>
+        <w:spacing w:line="336" w:lineRule="auto" w:after="180"/>
+      </w:pPr>
+      <w:r>
+        <w:rPr>
+          <w:b w:val="0"/>
+        </w:rPr>
+        <w:t xml:space="preserve">If you are unsure, return to the worked picture and explain one arrow. If you are ready, change an </w:t>
+      </w:r>
+      <w:r>
+        <w:rPr>
+          <w:b/>
+        </w:rPr>
+        <w:t>input</w:t>
+      </w:r>
+      <w:r>
+        <w:rPr>
+          <w:b w:val="0"/>
+        </w:rPr>
+        <w:t xml:space="preserve"> or assumption and justify your </w:t>
+      </w:r>
+      <w:r>
+        <w:rPr>
+          <w:b/>
+        </w:rPr>
+        <w:t>prediction</w:t>
+      </w:r>
+      <w:r>
+        <w:rPr>
+          <w:b w:val="0"/>
+        </w:rPr>
+        <w:t>.</w:t>
+      </w:r>
+    </w:p>
+    <w:p>
+      <w:pPr>
+        <w:spacing w:line="336" w:lineRule="auto" w:after="180"/>
+      </w:pPr>
+      <w:r>
+        <w:rPr>
+          <w:b w:val="0"/>
+        </w:rPr>
+        <w:t xml:space="preserve">Save your workbook </w:t>
+      </w:r>
+      <w:r>
+        <w:rPr>
+          <w:b/>
+        </w:rPr>
+        <w:t>evidence</w:t>
+      </w:r>
+      <w:r>
+        <w:rPr>
+          <w:b w:val="0"/>
+        </w:rPr>
+        <w:t>. At the next review, try a different case before opening your old answer.</w:t>
       </w:r>
     </w:p>
     <w:p>
@@ -4785,12 +8791,53 @@
     </w:p>
     <w:p>
       <w:r>
+        <w:t>Attempt supported questions before using hints or feedback. Review a missing building block, then keep the completed work.</w:t>
+      </w:r>
+    </w:p>
+    <w:p>
+      <w:pPr>
+        <w:spacing w:line="336" w:lineRule="auto" w:after="180"/>
+      </w:pPr>
+      <w:r>
+        <w:rPr>
+          <w:b w:val="0"/>
+        </w:rPr>
         <w:t>Use this supported practice once, in the browser or on paper. Keep the reserved independent assessment for a separate first attempt before teacher feedback.</w:t>
       </w:r>
     </w:p>
     <w:p>
-      <w:r>
-        <w:t>Separate a reproducible fitted pipeline from merely displaying predictions.</w:t>
+      <w:pPr>
+        <w:spacing w:line="336" w:lineRule="auto" w:after="180"/>
+      </w:pPr>
+      <w:r>
+        <w:rPr>
+          <w:b w:val="0"/>
+        </w:rPr>
+        <w:t xml:space="preserve">Separate a reproducible fitted </w:t>
+      </w:r>
+      <w:r>
+        <w:rPr>
+          <w:b/>
+        </w:rPr>
+        <w:t>pipeline</w:t>
+      </w:r>
+      <w:r>
+        <w:rPr>
+          <w:b w:val="0"/>
+        </w:rPr>
+        <w:t xml:space="preserve"> from merely displaying </w:t>
+      </w:r>
+      <w:r>
+        <w:rPr>
+          <w:b/>
+        </w:rPr>
+        <w:t>prediction</w:t>
+      </w:r>
+      <w:r>
+        <w:rPr>
+          <w:b w:val="0"/>
+        </w:rPr>
+        <w:t>s.</w:t>
       </w:r>
     </w:p>
     <w:p>
@@ -4802,22 +8849,73 @@
       </w:r>
     </w:p>
     <w:p>
-      <w:r>
-        <w:t>Which labelled step matches this detail? Distances 30 and 10 mm select the spotted training record.</w:t>
-      </w:r>
-    </w:p>
-    <w:p>
-      <w:r>
-        <w:t>1. Predict neighbour</w:t>
-      </w:r>
-    </w:p>
-    <w:p>
-      <w:r>
+      <w:pPr>
+        <w:spacing w:line="336" w:lineRule="auto" w:after="180"/>
+      </w:pPr>
+      <w:r>
+        <w:rPr>
+          <w:b w:val="0"/>
+        </w:rPr>
+        <w:t xml:space="preserve">Which labelled step matches this detail? Distances 30 and 10 mm select the spotted </w:t>
+      </w:r>
+      <w:r>
+        <w:rPr>
+          <w:b/>
+        </w:rPr>
+        <w:t>training</w:t>
+      </w:r>
+      <w:r>
+        <w:rPr>
+          <w:b w:val="0"/>
+        </w:rPr>
+        <w:t xml:space="preserve"> record.</w:t>
+      </w:r>
+    </w:p>
+    <w:p>
+      <w:pPr>
+        <w:spacing w:line="336" w:lineRule="auto" w:after="180"/>
+        <w:shd w:fill="F4F9FC"/>
+      </w:pPr>
+      <w:r>
+        <w:rPr>
+          <w:b w:val="0"/>
+        </w:rPr>
+        <w:t xml:space="preserve">1. </w:t>
+      </w:r>
+      <w:r>
+        <w:rPr>
+          <w:b/>
+        </w:rPr>
+        <w:t>Predict</w:t>
+      </w:r>
+      <w:r>
+        <w:rPr>
+          <w:b w:val="0"/>
+        </w:rPr>
+        <w:t xml:space="preserve"> neighbour</w:t>
+      </w:r>
+    </w:p>
+    <w:p>
+      <w:pPr>
+        <w:spacing w:line="336" w:lineRule="auto" w:after="180"/>
+        <w:shd w:fill="F4F9FC"/>
+      </w:pPr>
+      <w:r>
+        <w:rPr>
+          <w:b w:val="0"/>
+        </w:rPr>
         <w:t>2. Fit transform</w:t>
       </w:r>
     </w:p>
     <w:p>
-      <w:r>
+      <w:pPr>
+        <w:spacing w:line="336" w:lineRule="auto" w:after="180"/>
+        <w:shd w:fill="F4F9FC"/>
+      </w:pPr>
+      <w:r>
+        <w:rPr>
+          <w:b w:val="0"/>
+        </w:rPr>
         <w:t>3. Transform query</w:t>
       </w:r>
     </w:p>
@@ -4855,41 +8953,203 @@
       </w:r>
     </w:p>
     <w:p>
-      <w:r>
+      <w:pPr>
+        <w:pStyle w:val="Heading3"/>
+      </w:pPr>
+      <w:r>
+        <w:t>Hint · try first</w:t>
+      </w:r>
+    </w:p>
+    <w:p>
+      <w:pPr>
+        <w:spacing w:line="336" w:lineRule="auto" w:after="180"/>
+        <w:shd w:fill="F1F6F8"/>
+      </w:pPr>
+      <w:r>
+        <w:rPr>
+          <w:b w:val="0"/>
+        </w:rPr>
         <w:t>Hint if needed: Read the steps in the pictorial case. Match the supplied detail to the stage that performs or records it.</w:t>
       </w:r>
     </w:p>
     <w:p>
-      <w:r>
-        <w:t>After your attempt, compare with the supported explanation: Predict neighbour Distances 30 and 10 mm select the spotted training record. Read the picture in order. Distances 30 and 10 mm select the spotted training record. The arrows show which recorded input or intermediate result each decision uses. Explain the deciding step aloud before checking the changed case; pointing to the final answer alone does not show how it follows.</w:t>
-      </w:r>
-    </w:p>
-    <w:p>
       <w:pPr>
         <w:pStyle w:val="Heading3"/>
       </w:pPr>
       <w:r>
+        <w:t>Feedback · compare after trying</w:t>
+      </w:r>
+    </w:p>
+    <w:p>
+      <w:pPr>
+        <w:spacing w:line="336" w:lineRule="auto" w:after="180"/>
+        <w:shd w:fill="F1F6FC"/>
+      </w:pPr>
+      <w:r>
+        <w:rPr>
+          <w:b w:val="0"/>
+        </w:rPr>
+        <w:t xml:space="preserve">After your attempt, compare with the supported explanation: </w:t>
+      </w:r>
+      <w:r>
+        <w:rPr>
+          <w:b/>
+        </w:rPr>
+        <w:t>Predict</w:t>
+      </w:r>
+      <w:r>
+        <w:rPr>
+          <w:b w:val="0"/>
+        </w:rPr>
+        <w:t xml:space="preserve"> neighbour Distances 30 and 10 mm select the spotted </w:t>
+      </w:r>
+      <w:r>
+        <w:rPr>
+          <w:b/>
+        </w:rPr>
+        <w:t>training</w:t>
+      </w:r>
+      <w:r>
+        <w:rPr>
+          <w:b w:val="0"/>
+        </w:rPr>
+        <w:t xml:space="preserve"> record. Read the picture in order. Distances 30 and 10 mm select the spotted </w:t>
+      </w:r>
+      <w:r>
+        <w:rPr>
+          <w:b/>
+        </w:rPr>
+        <w:t>training</w:t>
+      </w:r>
+      <w:r>
+        <w:rPr>
+          <w:b w:val="0"/>
+        </w:rPr>
+        <w:t xml:space="preserve"> record.</w:t>
+      </w:r>
+    </w:p>
+    <w:p>
+      <w:pPr>
+        <w:spacing w:line="336" w:lineRule="auto" w:after="180"/>
+        <w:shd w:fill="F1F6FC"/>
+      </w:pPr>
+      <w:r>
+        <w:rPr>
+          <w:b w:val="0"/>
+        </w:rPr>
+        <w:t xml:space="preserve">The arrows show which recorded </w:t>
+      </w:r>
+      <w:r>
+        <w:rPr>
+          <w:b/>
+        </w:rPr>
+        <w:t>input</w:t>
+      </w:r>
+      <w:r>
+        <w:rPr>
+          <w:b w:val="0"/>
+        </w:rPr>
+        <w:t xml:space="preserve"> or intermediate result each decision uses. Explain the deciding step aloud before checking the changed case; pointing to the final answer alone does not show how it follows.</w:t>
+      </w:r>
+    </w:p>
+    <w:p>
+      <w:pPr>
+        <w:pStyle w:val="Heading3"/>
+      </w:pPr>
+      <w:r>
         <w:t>Practice 2: explain the deciding evidence</w:t>
       </w:r>
     </w:p>
     <w:p>
-      <w:r>
-        <w:t>Changed-case practice: Transform training but leave query numerically at 5. Which conclusion is supported by the supplied facts?</w:t>
-      </w:r>
-    </w:p>
-    <w:p>
-      <w:r>
+      <w:pPr>
+        <w:pStyle w:val="Heading3"/>
+      </w:pPr>
+      <w:r>
+        <w:t>Changed case · predict first</w:t>
+      </w:r>
+    </w:p>
+    <w:p>
+      <w:pPr>
+        <w:spacing w:line="336" w:lineRule="auto" w:after="180"/>
+        <w:shd w:fill="F5F1FB"/>
+      </w:pPr>
+      <w:r>
+        <w:rPr>
+          <w:b w:val="0"/>
+        </w:rPr>
+        <w:t xml:space="preserve">Changed-case practice: Transform </w:t>
+      </w:r>
+      <w:r>
+        <w:rPr>
+          <w:b/>
+        </w:rPr>
+        <w:t>training</w:t>
+      </w:r>
+      <w:r>
+        <w:rPr>
+          <w:b w:val="0"/>
+        </w:rPr>
+        <w:t xml:space="preserve"> but leave query numerically at 5. Which conclusion is supported by the supplied facts?</w:t>
+      </w:r>
+    </w:p>
+    <w:p>
+      <w:pPr>
+        <w:spacing w:line="336" w:lineRule="auto" w:after="180"/>
+        <w:shd w:fill="F4F9FC"/>
+      </w:pPr>
+      <w:r>
+        <w:rPr>
+          <w:b w:val="0"/>
+        </w:rPr>
         <w:t>1. Distances become 15 and 55, incorrectly selecting healthy.</w:t>
       </w:r>
     </w:p>
     <w:p>
-      <w:r>
-        <w:t>2. We can decide the result without examining the changed input or the procedure.</w:t>
-      </w:r>
-    </w:p>
-    <w:p>
-      <w:r>
-        <w:t>3. This one example guarantees correct results for every future input.</w:t>
+      <w:pPr>
+        <w:spacing w:line="336" w:lineRule="auto" w:after="180"/>
+        <w:shd w:fill="F4F9FC"/>
+      </w:pPr>
+      <w:r>
+        <w:rPr>
+          <w:b w:val="0"/>
+        </w:rPr>
+        <w:t xml:space="preserve">2. We can decide the result without examining the changed </w:t>
+      </w:r>
+      <w:r>
+        <w:rPr>
+          <w:b/>
+        </w:rPr>
+        <w:t>input</w:t>
+      </w:r>
+      <w:r>
+        <w:rPr>
+          <w:b w:val="0"/>
+        </w:rPr>
+        <w:t xml:space="preserve"> or the procedure.</w:t>
+      </w:r>
+    </w:p>
+    <w:p>
+      <w:pPr>
+        <w:spacing w:line="336" w:lineRule="auto" w:after="180"/>
+        <w:shd w:fill="F4F9FC"/>
+      </w:pPr>
+      <w:r>
+        <w:rPr>
+          <w:b w:val="0"/>
+        </w:rPr>
+        <w:t xml:space="preserve">3. This one example guarantees correct results for every future </w:t>
+      </w:r>
+      <w:r>
+        <w:rPr>
+          <w:b/>
+        </w:rPr>
+        <w:t>input</w:t>
+      </w:r>
+      <w:r>
+        <w:rPr>
+          <w:b w:val="0"/>
+        </w:rPr>
+        <w:t>.</w:t>
       </w:r>
     </w:p>
     <w:p>
@@ -4926,36 +9186,201 @@
       </w:r>
     </w:p>
     <w:p>
-      <w:r>
+      <w:pPr>
+        <w:pStyle w:val="Heading3"/>
+      </w:pPr>
+      <w:r>
+        <w:t>Hint · try first</w:t>
+      </w:r>
+    </w:p>
+    <w:p>
+      <w:pPr>
+        <w:spacing w:line="336" w:lineRule="auto" w:after="180"/>
+        <w:shd w:fill="F1F6F8"/>
+      </w:pPr>
+      <w:r>
+        <w:rPr>
+          <w:b w:val="0"/>
+        </w:rPr>
         <w:t>Hint if needed: Use the changed condition and the deciding step in the pictorial trace. The answer must say what follows from those facts.</w:t>
       </w:r>
     </w:p>
     <w:p>
-      <w:r>
-        <w:t>After your attempt, compare with the supported explanation: Distances become 15 and 55, incorrectly selecting healthy. The query is now compared in inconsistent units; the changed result is a pipeline defect.</w:t>
-      </w:r>
-    </w:p>
-    <w:p>
       <w:pPr>
         <w:pStyle w:val="Heading3"/>
       </w:pPr>
       <w:r>
+        <w:t>Feedback · compare after trying</w:t>
+      </w:r>
+    </w:p>
+    <w:p>
+      <w:pPr>
+        <w:spacing w:line="336" w:lineRule="auto" w:after="180"/>
+        <w:shd w:fill="F1F6FC"/>
+      </w:pPr>
+      <w:r>
+        <w:rPr>
+          <w:b w:val="0"/>
+        </w:rPr>
+        <w:t xml:space="preserve">After your attempt, compare with the supported explanation: Distances become 15 and 55, incorrectly selecting healthy. The query is now compared in inconsistent units; the changed result is a </w:t>
+      </w:r>
+      <w:r>
+        <w:rPr>
+          <w:b/>
+        </w:rPr>
+        <w:t>pipeline</w:t>
+      </w:r>
+      <w:r>
+        <w:rPr>
+          <w:b w:val="0"/>
+        </w:rPr>
+        <w:t xml:space="preserve"> defect.</w:t>
+      </w:r>
+    </w:p>
+    <w:p>
+      <w:pPr>
+        <w:pStyle w:val="Heading3"/>
+      </w:pPr>
+      <w:r>
         <w:t>Repair a missing building block</w:t>
       </w:r>
     </w:p>
     <w:p>
-      <w:r>
-        <w:t>Review Nearest Neighbors (ai-4/12). Goal: Compute absolute distances and rank training neighbours. Short practice: Why is the k=1 outcome at length5 not uniquely determined without a tie rule? Point to the relevant step in the picture, then write the changed result and the rule or evidence that supports it.. Return to this week and explain what you changed.</w:t>
-      </w:r>
-    </w:p>
-    <w:p>
-      <w:r>
-        <w:t>Review Baselines First (ai-4/10). Goal: Fit a majority label baseline using training labels only. Short practice: Can the candidate’s training accuracy replace this validation comparison? Point to the relevant step in the picture, then write the changed result and the rule or evidence that supports it.. Return to this week and explain what you changed.</w:t>
-      </w:r>
-    </w:p>
-    <w:p>
-      <w:r>
-        <w:t>Review Sampling and Intended Use (ai-4/7). Goal: Inspect row meaning missing values and repeated records. Short practice: Which collection would address the intended-use gap most directly? Point to the relevant step in the picture, then write the changed result and the rule or evidence that supports it.. Return to this week and explain what you changed.</w:t>
+      <w:pPr>
+        <w:spacing w:line="336" w:lineRule="auto" w:after="180"/>
+      </w:pPr>
+      <w:r>
+        <w:rPr>
+          <w:b w:val="0"/>
+        </w:rPr>
+        <w:t xml:space="preserve">Review Nearest Neighbors (ai-4/12). Goal: Compute absolute distances and rank </w:t>
+      </w:r>
+      <w:r>
+        <w:rPr>
+          <w:b/>
+        </w:rPr>
+        <w:t>training</w:t>
+      </w:r>
+      <w:r>
+        <w:rPr>
+          <w:b w:val="0"/>
+        </w:rPr>
+        <w:t xml:space="preserve"> neighbours. Short practice: Why is the k=1 outcome at length5 not uniquely determined without a tie rule?</w:t>
+      </w:r>
+    </w:p>
+    <w:p>
+      <w:pPr>
+        <w:spacing w:line="336" w:lineRule="auto" w:after="180"/>
+      </w:pPr>
+      <w:r>
+        <w:rPr>
+          <w:b w:val="0"/>
+        </w:rPr>
+        <w:t xml:space="preserve">Point to the relevant step in the picture, then write the changed result and the rule or </w:t>
+      </w:r>
+      <w:r>
+        <w:rPr>
+          <w:b/>
+        </w:rPr>
+        <w:t>evidence</w:t>
+      </w:r>
+      <w:r>
+        <w:rPr>
+          <w:b w:val="0"/>
+        </w:rPr>
+        <w:t xml:space="preserve"> that supports it.. Return to this week and explain what you changed.</w:t>
+      </w:r>
+    </w:p>
+    <w:p>
+      <w:pPr>
+        <w:spacing w:line="336" w:lineRule="auto" w:after="180"/>
+      </w:pPr>
+      <w:r>
+        <w:rPr>
+          <w:b w:val="0"/>
+        </w:rPr>
+        <w:t xml:space="preserve">Review Baselines First (ai-4/10). Goal: Fit a majority label baseline using </w:t>
+      </w:r>
+      <w:r>
+        <w:rPr>
+          <w:b/>
+        </w:rPr>
+        <w:t>training</w:t>
+      </w:r>
+      <w:r>
+        <w:rPr>
+          <w:b w:val="0"/>
+        </w:rPr>
+        <w:t xml:space="preserve"> labels only. Short practice: Can the candidate’s </w:t>
+      </w:r>
+      <w:r>
+        <w:rPr>
+          <w:b/>
+        </w:rPr>
+        <w:t>training</w:t>
+      </w:r>
+      <w:r>
+        <w:rPr>
+          <w:b w:val="0"/>
+        </w:rPr>
+        <w:t xml:space="preserve"> accuracy replace this validation comparison?</w:t>
+      </w:r>
+    </w:p>
+    <w:p>
+      <w:pPr>
+        <w:spacing w:line="336" w:lineRule="auto" w:after="180"/>
+      </w:pPr>
+      <w:r>
+        <w:rPr>
+          <w:b w:val="0"/>
+        </w:rPr>
+        <w:t xml:space="preserve">Point to the relevant step in the picture, then write the changed result and the rule or </w:t>
+      </w:r>
+      <w:r>
+        <w:rPr>
+          <w:b/>
+        </w:rPr>
+        <w:t>evidence</w:t>
+      </w:r>
+      <w:r>
+        <w:rPr>
+          <w:b w:val="0"/>
+        </w:rPr>
+        <w:t xml:space="preserve"> that supports it.. Return to this week and explain what you changed.</w:t>
+      </w:r>
+    </w:p>
+    <w:p>
+      <w:pPr>
+        <w:spacing w:line="336" w:lineRule="auto" w:after="180"/>
+      </w:pPr>
+      <w:r>
+        <w:rPr>
+          <w:b w:val="0"/>
+        </w:rPr>
+        <w:t>Review Sampling and Intended Use (ai-4/7). Goal: Inspect row meaning missing values and repeated records. Short practice: Which collection would address the intended-use gap most directly?</w:t>
+      </w:r>
+    </w:p>
+    <w:p>
+      <w:pPr>
+        <w:spacing w:line="336" w:lineRule="auto" w:after="180"/>
+      </w:pPr>
+      <w:r>
+        <w:rPr>
+          <w:b w:val="0"/>
+        </w:rPr>
+        <w:t xml:space="preserve">Point to the relevant step in the picture, then write the changed result and the rule or </w:t>
+      </w:r>
+      <w:r>
+        <w:rPr>
+          <w:b/>
+        </w:rPr>
+        <w:t>evidence</w:t>
+      </w:r>
+      <w:r>
+        <w:rPr>
+          <w:b w:val="0"/>
+        </w:rPr>
+        <w:t xml:space="preserve"> that supports it.. Return to this week and explain what you changed.</w:t>
       </w:r>
     </w:p>
     <w:p>
@@ -4967,8 +9392,73 @@
       </w:r>
     </w:p>
     <w:p>
-      <w:r>
-        <w:t>The browser lab lets you edit the supported Python examples already included in this lesson. Predict first, run, inspect the actual output or error, change one input, then run again. Keep code, predictions, actual results and a reasoned revision together. On paper, label your result as a trace rather than an execution.</w:t>
+      <w:pPr>
+        <w:spacing w:line="336" w:lineRule="auto" w:after="180"/>
+      </w:pPr>
+      <w:r>
+        <w:rPr>
+          <w:b w:val="0"/>
+        </w:rPr>
+        <w:t xml:space="preserve">The browser lab lets you edit the supported Python examples already included in this lesson. </w:t>
+      </w:r>
+      <w:r>
+        <w:rPr>
+          <w:b/>
+        </w:rPr>
+        <w:t>Predict</w:t>
+      </w:r>
+      <w:r>
+        <w:rPr>
+          <w:b w:val="0"/>
+        </w:rPr>
+        <w:t xml:space="preserve"> first, run, inspect the actual </w:t>
+      </w:r>
+      <w:r>
+        <w:rPr>
+          <w:b/>
+        </w:rPr>
+        <w:t>output</w:t>
+      </w:r>
+      <w:r>
+        <w:rPr>
+          <w:b w:val="0"/>
+        </w:rPr>
+        <w:t xml:space="preserve"> or error, change one </w:t>
+      </w:r>
+      <w:r>
+        <w:rPr>
+          <w:b/>
+        </w:rPr>
+        <w:t>input</w:t>
+      </w:r>
+      <w:r>
+        <w:rPr>
+          <w:b w:val="0"/>
+        </w:rPr>
+        <w:t>, then run again.</w:t>
+      </w:r>
+    </w:p>
+    <w:p>
+      <w:pPr>
+        <w:spacing w:line="336" w:lineRule="auto" w:after="180"/>
+      </w:pPr>
+      <w:r>
+        <w:rPr>
+          <w:b w:val="0"/>
+        </w:rPr>
+        <w:t xml:space="preserve">Keep code, </w:t>
+      </w:r>
+      <w:r>
+        <w:rPr>
+          <w:b/>
+        </w:rPr>
+        <w:t>prediction</w:t>
+      </w:r>
+      <w:r>
+        <w:rPr>
+          <w:b w:val="0"/>
+        </w:rPr>
+        <w:t>s, actual results and a reasoned revision together. On paper, label your result as a trace rather than an execution.</w:t>
       </w:r>
     </w:p>
     <w:p>
@@ -4980,8 +9470,800 @@
       </w:r>
     </w:p>
     <w:p>
-      <w:r>
-        <w:t>Use Download completed work in the hosted lesson to export your answers, reflections, practice feedback and code-run evidence. Open the HTML copy to read or print it. Drafts stay in this browser when storage is available; clear drafts on a shared device.</w:t>
+      <w:pPr>
+        <w:spacing w:line="336" w:lineRule="auto" w:after="180"/>
+      </w:pPr>
+      <w:r>
+        <w:rPr>
+          <w:b w:val="0"/>
+        </w:rPr>
+        <w:t xml:space="preserve">Use Download completed work in the hosted lesson to export your answers, reflections, practice feedback and code-run </w:t>
+      </w:r>
+      <w:r>
+        <w:rPr>
+          <w:b/>
+        </w:rPr>
+        <w:t>evidence</w:t>
+      </w:r>
+      <w:r>
+        <w:rPr>
+          <w:b w:val="0"/>
+        </w:rPr>
+        <w:t>. Open the HTML copy to read or print it.</w:t>
+      </w:r>
+    </w:p>
+    <w:p>
+      <w:pPr>
+        <w:spacing w:line="336" w:lineRule="auto" w:after="180"/>
+      </w:pPr>
+      <w:r>
+        <w:rPr>
+          <w:b w:val="0"/>
+        </w:rPr>
+        <w:t>Drafts stay in this browser when storage is available; clear drafts on a shared device.</w:t>
+      </w:r>
+    </w:p>
+    <w:p>
+      <w:pPr>
+        <w:pStyle w:val="Heading1"/>
+      </w:pPr>
+      <w:r>
+        <w:t>19. Visual concept journey</w:t>
+      </w:r>
+    </w:p>
+    <w:p>
+      <w:r>
+        <w:t>Explain each Train a Classifier graphic using its labels, deciding evidence and relevant limitation.</w:t>
+      </w:r>
+    </w:p>
+    <w:p>
+      <w:pPr>
+        <w:pStyle w:val="Heading3"/>
+      </w:pPr>
+      <w:r>
+        <w:t>01. Train a Classifier: the case</w:t>
+      </w:r>
+    </w:p>
+    <w:p>
+      <w:r>
+        <w:drawing>
+          <wp:inline xmlns:a="http://schemas.openxmlformats.org/drawingml/2006/main" xmlns:pic="http://schemas.openxmlformats.org/drawingml/2006/picture">
+            <wp:extent cx="5486400" cy="3142488"/>
+            <wp:docPr id="22" name="Picture 22" descr="Separate a reproducible fitted pipeline from merely displaying predictions. Supplied facts: Toy training lengths are [2, 6] cm with labels [healthy, spotted]. Pipeline converts cm to mm, then uses k=1 absolute distance. Query is 5 cm. All inputs and outcomes in this worked example are invented classroom data; no real model run is claimed."/>
+            <wp:cNvGraphicFramePr>
+              <a:graphicFrameLocks noChangeAspect="1"/>
+            </wp:cNvGraphicFramePr>
+            <a:graphic>
+              <a:graphicData uri="http://schemas.openxmlformats.org/drawingml/2006/picture">
+                <pic:pic>
+                  <pic:nvPicPr>
+                    <pic:cNvPr id="0" name="academy-story-ai-4-13-01.png"/>
+                    <pic:cNvPicPr/>
+                  </pic:nvPicPr>
+                  <pic:blipFill>
+                    <a:blip r:embed="rId29"/>
+                    <a:stretch>
+                      <a:fillRect/>
+                    </a:stretch>
+                  </pic:blipFill>
+                  <pic:spPr>
+                    <a:xfrm>
+                      <a:off x="0" y="0"/>
+                      <a:ext cx="5486400" cy="3142488"/>
+                    </a:xfrm>
+                    <a:prstGeom prst="rect"/>
+                  </pic:spPr>
+                </pic:pic>
+              </a:graphicData>
+            </a:graphic>
+          </wp:inline>
+        </w:drawing>
+      </w:r>
+    </w:p>
+    <w:p>
+      <w:pPr>
+        <w:spacing w:line="336" w:lineRule="auto" w:after="180"/>
+      </w:pPr>
+      <w:r>
+        <w:rPr>
+          <w:b w:val="0"/>
+        </w:rPr>
+        <w:t xml:space="preserve">Separate a reproducible fitted </w:t>
+      </w:r>
+      <w:r>
+        <w:rPr>
+          <w:b/>
+        </w:rPr>
+        <w:t>pipeline</w:t>
+      </w:r>
+      <w:r>
+        <w:rPr>
+          <w:b w:val="0"/>
+        </w:rPr>
+        <w:t xml:space="preserve"> from merely displaying </w:t>
+      </w:r>
+      <w:r>
+        <w:rPr>
+          <w:b/>
+        </w:rPr>
+        <w:t>prediction</w:t>
+      </w:r>
+      <w:r>
+        <w:rPr>
+          <w:b w:val="0"/>
+        </w:rPr>
+        <w:t xml:space="preserve">s. Supplied facts: Toy </w:t>
+      </w:r>
+      <w:r>
+        <w:rPr>
+          <w:b/>
+        </w:rPr>
+        <w:t>training</w:t>
+      </w:r>
+      <w:r>
+        <w:rPr>
+          <w:b w:val="0"/>
+        </w:rPr>
+        <w:t xml:space="preserve"> lengths are [2, 6] cm with labels [healthy, spotted]. </w:t>
+      </w:r>
+      <w:r>
+        <w:rPr>
+          <w:b/>
+        </w:rPr>
+        <w:t>Pipeline</w:t>
+      </w:r>
+      <w:r>
+        <w:rPr>
+          <w:b w:val="0"/>
+        </w:rPr>
+        <w:t xml:space="preserve"> converts cm to mm, then uses k=1 absolute distance.</w:t>
+      </w:r>
+    </w:p>
+    <w:p>
+      <w:pPr>
+        <w:spacing w:line="336" w:lineRule="auto" w:after="180"/>
+      </w:pPr>
+      <w:r>
+        <w:rPr>
+          <w:b w:val="0"/>
+        </w:rPr>
+        <w:t xml:space="preserve">Query is 5 cm. All </w:t>
+      </w:r>
+      <w:r>
+        <w:rPr>
+          <w:b/>
+        </w:rPr>
+        <w:t>input</w:t>
+      </w:r>
+      <w:r>
+        <w:rPr>
+          <w:b w:val="0"/>
+        </w:rPr>
+        <w:t>s and outcomes in this worked example are invented classroom data; no real model run is claimed.</w:t>
+      </w:r>
+    </w:p>
+    <w:p>
+      <w:pPr>
+        <w:spacing w:line="336" w:lineRule="auto" w:after="180"/>
+        <w:shd w:fill="F5F1FB"/>
+      </w:pPr>
+      <w:r>
+        <w:rPr>
+          <w:b w:val="0"/>
+        </w:rPr>
+        <w:t>Point to the given fact that matters most. Explain why it matters.</w:t>
+      </w:r>
+    </w:p>
+    <w:p>
+      <w:pPr>
+        <w:pStyle w:val="Heading3"/>
+      </w:pPr>
+      <w:r>
+        <w:t>02. Follow the deciding steps</w:t>
+      </w:r>
+    </w:p>
+    <w:p>
+      <w:r>
+        <w:drawing>
+          <wp:inline xmlns:a="http://schemas.openxmlformats.org/drawingml/2006/main" xmlns:pic="http://schemas.openxmlformats.org/drawingml/2006/picture">
+            <wp:extent cx="5486400" cy="3182112"/>
+            <wp:docPr id="23" name="Picture 23" descr="Fit transform: The declared conversion produces training lengths 20 and 60 mm. → Transform query: 5 cm becomes 50 mm using the same conversion. → Predict neighbour: Distances 30 and 10 mm select the spotted training record."/>
+            <wp:cNvGraphicFramePr>
+              <a:graphicFrameLocks noChangeAspect="1"/>
+            </wp:cNvGraphicFramePr>
+            <a:graphic>
+              <a:graphicData uri="http://schemas.openxmlformats.org/drawingml/2006/picture">
+                <pic:pic>
+                  <pic:nvPicPr>
+                    <pic:cNvPr id="0" name="academy-story-ai-4-13-02.png"/>
+                    <pic:cNvPicPr/>
+                  </pic:nvPicPr>
+                  <pic:blipFill>
+                    <a:blip r:embed="rId30"/>
+                    <a:stretch>
+                      <a:fillRect/>
+                    </a:stretch>
+                  </pic:blipFill>
+                  <pic:spPr>
+                    <a:xfrm>
+                      <a:off x="0" y="0"/>
+                      <a:ext cx="5486400" cy="3182112"/>
+                    </a:xfrm>
+                    <a:prstGeom prst="rect"/>
+                  </pic:spPr>
+                </pic:pic>
+              </a:graphicData>
+            </a:graphic>
+          </wp:inline>
+        </w:drawing>
+      </w:r>
+    </w:p>
+    <w:p>
+      <w:pPr>
+        <w:spacing w:line="336" w:lineRule="auto" w:after="180"/>
+      </w:pPr>
+      <w:r>
+        <w:rPr>
+          <w:b w:val="0"/>
+        </w:rPr>
+        <w:t xml:space="preserve">Fit transform: The declared conversion produces </w:t>
+      </w:r>
+      <w:r>
+        <w:rPr>
+          <w:b/>
+        </w:rPr>
+        <w:t>training</w:t>
+      </w:r>
+      <w:r>
+        <w:rPr>
+          <w:b w:val="0"/>
+        </w:rPr>
+        <w:t xml:space="preserve"> lengths 20 and 60 mm. → Transform query: 5 cm becomes 50 mm using the same conversion. → </w:t>
+      </w:r>
+      <w:r>
+        <w:rPr>
+          <w:b/>
+        </w:rPr>
+        <w:t>Predict</w:t>
+      </w:r>
+      <w:r>
+        <w:rPr>
+          <w:b w:val="0"/>
+        </w:rPr>
+        <w:t xml:space="preserve"> neighbour: Distances 30 and 10 mm select the spotted </w:t>
+      </w:r>
+      <w:r>
+        <w:rPr>
+          <w:b/>
+        </w:rPr>
+        <w:t>training</w:t>
+      </w:r>
+      <w:r>
+        <w:rPr>
+          <w:b w:val="0"/>
+        </w:rPr>
+        <w:t xml:space="preserve"> record.</w:t>
+      </w:r>
+    </w:p>
+    <w:p>
+      <w:pPr>
+        <w:spacing w:line="336" w:lineRule="auto" w:after="180"/>
+        <w:shd w:fill="F5F1FB"/>
+      </w:pPr>
+      <w:r>
+        <w:rPr>
+          <w:b w:val="0"/>
+        </w:rPr>
+        <w:t xml:space="preserve">Point to each numbered stage and explain which recorded </w:t>
+      </w:r>
+      <w:r>
+        <w:rPr>
+          <w:b/>
+        </w:rPr>
+        <w:t>input</w:t>
+      </w:r>
+      <w:r>
+        <w:rPr>
+          <w:b w:val="0"/>
+        </w:rPr>
+        <w:t xml:space="preserve"> it uses.</w:t>
+      </w:r>
+    </w:p>
+    <w:p>
+      <w:pPr>
+        <w:pStyle w:val="Heading3"/>
+      </w:pPr>
+      <w:r>
+        <w:t>03. Separate search from later scoring</w:t>
+      </w:r>
+    </w:p>
+    <w:p>
+      <w:r>
+        <w:drawing>
+          <wp:inline xmlns:a="http://schemas.openxmlformats.org/drawingml/2006/main" xmlns:pic="http://schemas.openxmlformats.org/drawingml/2006/picture">
+            <wp:extent cx="5486400" cy="2834640"/>
+            <wp:docPr id="24" name="Picture 24" descr="Separate search from later scoring. Try cutoffs 3 5 7 | Training labels | Count 1 0 1 errors. Store cutoff 5 | Smallest training error | Freeze this rule. Compare with baseline | Same validation rows | Report both scores"/>
+            <wp:cNvGraphicFramePr>
+              <a:graphicFrameLocks noChangeAspect="1"/>
+            </wp:cNvGraphicFramePr>
+            <a:graphic>
+              <a:graphicData uri="http://schemas.openxmlformats.org/drawingml/2006/picture">
+                <pic:pic>
+                  <pic:nvPicPr>
+                    <pic:cNvPr id="0" name="academy-story-ai-4-13-03.png"/>
+                    <pic:cNvPicPr/>
+                  </pic:nvPicPr>
+                  <pic:blipFill>
+                    <a:blip r:embed="rId31"/>
+                    <a:stretch>
+                      <a:fillRect/>
+                    </a:stretch>
+                  </pic:blipFill>
+                  <pic:spPr>
+                    <a:xfrm>
+                      <a:off x="0" y="0"/>
+                      <a:ext cx="5486400" cy="2834640"/>
+                    </a:xfrm>
+                    <a:prstGeom prst="rect"/>
+                  </pic:spPr>
+                </pic:pic>
+              </a:graphicData>
+            </a:graphic>
+          </wp:inline>
+        </w:drawing>
+      </w:r>
+    </w:p>
+    <w:p>
+      <w:pPr>
+        <w:spacing w:line="336" w:lineRule="auto" w:after="180"/>
+      </w:pPr>
+      <w:r>
+        <w:rPr>
+          <w:b w:val="0"/>
+        </w:rPr>
+        <w:t xml:space="preserve">Separate search from later scoring. Try cutoffs 3 5 7 | </w:t>
+      </w:r>
+      <w:r>
+        <w:rPr>
+          <w:b/>
+        </w:rPr>
+        <w:t>Training</w:t>
+      </w:r>
+      <w:r>
+        <w:rPr>
+          <w:b w:val="0"/>
+        </w:rPr>
+        <w:t xml:space="preserve"> labels | Count 1 0 1 errors. Store cutoff 5 | Smallest </w:t>
+      </w:r>
+      <w:r>
+        <w:rPr>
+          <w:b/>
+        </w:rPr>
+        <w:t>training error</w:t>
+      </w:r>
+      <w:r>
+        <w:rPr>
+          <w:b w:val="0"/>
+        </w:rPr>
+        <w:t xml:space="preserve"> | Freeze this rule. Compare with baseline | Same validation rows | Report both scores</w:t>
+      </w:r>
+    </w:p>
+    <w:p>
+      <w:pPr>
+        <w:spacing w:line="336" w:lineRule="auto" w:after="180"/>
+        <w:shd w:fill="F5F1FB"/>
+      </w:pPr>
+      <w:r>
+        <w:rPr>
+          <w:b w:val="0"/>
+        </w:rPr>
+        <w:t>Read the labels and values. Explain the relationship the model shows.</w:t>
+      </w:r>
+    </w:p>
+    <w:p>
+      <w:pPr>
+        <w:pStyle w:val="Heading3"/>
+      </w:pPr>
+      <w:r>
+        <w:t>04. Change one thing. Trace what follows.</w:t>
+      </w:r>
+    </w:p>
+    <w:p>
+      <w:r>
+        <w:drawing>
+          <wp:inline xmlns:a="http://schemas.openxmlformats.org/drawingml/2006/main" xmlns:pic="http://schemas.openxmlformats.org/drawingml/2006/picture">
+            <wp:extent cx="5486400" cy="3026664"/>
+            <wp:docPr id="25" name="Picture 25" descr="Original case: Distances 30 and 10 mm select the spotted training record. Changed condition: Transform training but leave query numerically at 5. Expected result: Distances become 15 and 55, incorrectly selecting healthy. Reason: The query is now compared in inconsistent units; the changed result is a pipeline defect."/>
+            <wp:cNvGraphicFramePr>
+              <a:graphicFrameLocks noChangeAspect="1"/>
+            </wp:cNvGraphicFramePr>
+            <a:graphic>
+              <a:graphicData uri="http://schemas.openxmlformats.org/drawingml/2006/picture">
+                <pic:pic>
+                  <pic:nvPicPr>
+                    <pic:cNvPr id="0" name="academy-story-ai-4-13-04.png"/>
+                    <pic:cNvPicPr/>
+                  </pic:nvPicPr>
+                  <pic:blipFill>
+                    <a:blip r:embed="rId32"/>
+                    <a:stretch>
+                      <a:fillRect/>
+                    </a:stretch>
+                  </pic:blipFill>
+                  <pic:spPr>
+                    <a:xfrm>
+                      <a:off x="0" y="0"/>
+                      <a:ext cx="5486400" cy="3026664"/>
+                    </a:xfrm>
+                    <a:prstGeom prst="rect"/>
+                  </pic:spPr>
+                </pic:pic>
+              </a:graphicData>
+            </a:graphic>
+          </wp:inline>
+        </w:drawing>
+      </w:r>
+    </w:p>
+    <w:p>
+      <w:pPr>
+        <w:spacing w:line="336" w:lineRule="auto" w:after="180"/>
+      </w:pPr>
+      <w:r>
+        <w:rPr>
+          <w:b w:val="0"/>
+        </w:rPr>
+        <w:t xml:space="preserve">Original case: Distances 30 and 10 mm select the spotted </w:t>
+      </w:r>
+      <w:r>
+        <w:rPr>
+          <w:b/>
+        </w:rPr>
+        <w:t>training</w:t>
+      </w:r>
+      <w:r>
+        <w:rPr>
+          <w:b w:val="0"/>
+        </w:rPr>
+        <w:t xml:space="preserve"> record. Changed condition: Transform </w:t>
+      </w:r>
+      <w:r>
+        <w:rPr>
+          <w:b/>
+        </w:rPr>
+        <w:t>training</w:t>
+      </w:r>
+      <w:r>
+        <w:rPr>
+          <w:b w:val="0"/>
+        </w:rPr>
+        <w:t xml:space="preserve"> but leave query numerically at 5. Expected result: Distances become 15 and 55, incorrectly selecting healthy.</w:t>
+      </w:r>
+    </w:p>
+    <w:p>
+      <w:pPr>
+        <w:spacing w:line="336" w:lineRule="auto" w:after="180"/>
+      </w:pPr>
+      <w:r>
+        <w:rPr>
+          <w:b w:val="0"/>
+        </w:rPr>
+        <w:t xml:space="preserve">Reason: The query is now compared in inconsistent units; the changed result is a </w:t>
+      </w:r>
+      <w:r>
+        <w:rPr>
+          <w:b/>
+        </w:rPr>
+        <w:t>pipeline</w:t>
+      </w:r>
+      <w:r>
+        <w:rPr>
+          <w:b w:val="0"/>
+        </w:rPr>
+        <w:t xml:space="preserve"> defect.</w:t>
+      </w:r>
+    </w:p>
+    <w:p>
+      <w:pPr>
+        <w:spacing w:line="336" w:lineRule="auto" w:after="180"/>
+        <w:shd w:fill="F5F1FB"/>
+      </w:pPr>
+      <w:r>
+        <w:rPr>
+          <w:b/>
+        </w:rPr>
+        <w:t>Predict</w:t>
+      </w:r>
+      <w:r>
+        <w:rPr>
+          <w:b w:val="0"/>
+        </w:rPr>
+        <w:t xml:space="preserve"> before checking the worked changed-case result. Name what changed and what the supplied facts allow you to conclude.</w:t>
+      </w:r>
+    </w:p>
+    <w:p>
+      <w:pPr>
+        <w:pStyle w:val="Heading3"/>
+      </w:pPr>
+      <w:r>
+        <w:t>05. Connect the explanation to its limit</w:t>
+      </w:r>
+    </w:p>
+    <w:p>
+      <w:r>
+        <w:drawing>
+          <wp:inline xmlns:a="http://schemas.openxmlformats.org/drawingml/2006/main" xmlns:pic="http://schemas.openxmlformats.org/drawingml/2006/picture">
+            <wp:extent cx="5486400" cy="2834640"/>
+            <wp:docPr id="26" name="Picture 26" descr="Read the picture in order. Distances 30 and 10 mm select the spotted training record. The arrows show which recorded input or intermediate result each decision uses. Explain the deciding step aloud before checking the changed case; pointing to the final answer alone does not show how it follows. Limit: A reproducible toy pipeline can still perform poorly; evaluation must use separate records and appropriate group splits."/>
+            <wp:cNvGraphicFramePr>
+              <a:graphicFrameLocks noChangeAspect="1"/>
+            </wp:cNvGraphicFramePr>
+            <a:graphic>
+              <a:graphicData uri="http://schemas.openxmlformats.org/drawingml/2006/picture">
+                <pic:pic>
+                  <pic:nvPicPr>
+                    <pic:cNvPr id="0" name="academy-story-ai-4-13-05.png"/>
+                    <pic:cNvPicPr/>
+                  </pic:nvPicPr>
+                  <pic:blipFill>
+                    <a:blip r:embed="rId33"/>
+                    <a:stretch>
+                      <a:fillRect/>
+                    </a:stretch>
+                  </pic:blipFill>
+                  <pic:spPr>
+                    <a:xfrm>
+                      <a:off x="0" y="0"/>
+                      <a:ext cx="5486400" cy="2834640"/>
+                    </a:xfrm>
+                    <a:prstGeom prst="rect"/>
+                  </pic:spPr>
+                </pic:pic>
+              </a:graphicData>
+            </a:graphic>
+          </wp:inline>
+        </w:drawing>
+      </w:r>
+    </w:p>
+    <w:p>
+      <w:pPr>
+        <w:spacing w:line="336" w:lineRule="auto" w:after="180"/>
+      </w:pPr>
+      <w:r>
+        <w:rPr>
+          <w:b w:val="0"/>
+        </w:rPr>
+        <w:t xml:space="preserve">Read the picture in order. Distances 30 and 10 mm select the spotted </w:t>
+      </w:r>
+      <w:r>
+        <w:rPr>
+          <w:b/>
+        </w:rPr>
+        <w:t>training</w:t>
+      </w:r>
+      <w:r>
+        <w:rPr>
+          <w:b w:val="0"/>
+        </w:rPr>
+        <w:t xml:space="preserve"> record. The arrows show which recorded </w:t>
+      </w:r>
+      <w:r>
+        <w:rPr>
+          <w:b/>
+        </w:rPr>
+        <w:t>input</w:t>
+      </w:r>
+      <w:r>
+        <w:rPr>
+          <w:b w:val="0"/>
+        </w:rPr>
+        <w:t xml:space="preserve"> or intermediate result each decision uses.</w:t>
+      </w:r>
+    </w:p>
+    <w:p>
+      <w:pPr>
+        <w:spacing w:line="336" w:lineRule="auto" w:after="180"/>
+      </w:pPr>
+      <w:r>
+        <w:rPr>
+          <w:b w:val="0"/>
+        </w:rPr>
+        <w:t>Explain the deciding step aloud before checking the changed case; pointing to the final answer alone does not show how it follows.</w:t>
+      </w:r>
+    </w:p>
+    <w:p>
+      <w:pPr>
+        <w:spacing w:line="336" w:lineRule="auto" w:after="180"/>
+      </w:pPr>
+      <w:r>
+        <w:rPr>
+          <w:b w:val="0"/>
+        </w:rPr>
+        <w:t xml:space="preserve">Limit: A reproducible toy </w:t>
+      </w:r>
+      <w:r>
+        <w:rPr>
+          <w:b/>
+        </w:rPr>
+        <w:t>pipeline</w:t>
+      </w:r>
+      <w:r>
+        <w:rPr>
+          <w:b w:val="0"/>
+        </w:rPr>
+        <w:t xml:space="preserve"> can still perform poorly; evaluation must use separate records and appropriate group splits.</w:t>
+      </w:r>
+    </w:p>
+    <w:p>
+      <w:pPr>
+        <w:spacing w:line="336" w:lineRule="auto" w:after="180"/>
+        <w:shd w:fill="F5F1FB"/>
+      </w:pPr>
+      <w:r>
+        <w:rPr>
+          <w:b w:val="0"/>
+        </w:rPr>
+        <w:t>Explain the case, then point to a limit on the claim.</w:t>
+      </w:r>
+    </w:p>
+    <w:p>
+      <w:pPr>
+        <w:pStyle w:val="Heading3"/>
+      </w:pPr>
+      <w:r>
+        <w:t>06. Make the idea visible in your project</w:t>
+      </w:r>
+    </w:p>
+    <w:p>
+      <w:r>
+        <w:drawing>
+          <wp:inline xmlns:a="http://schemas.openxmlformats.org/drawingml/2006/main" xmlns:pic="http://schemas.openxmlformats.org/drawingml/2006/picture">
+            <wp:extent cx="5486400" cy="3681984"/>
+            <wp:docPr id="27" name="Picture 27" descr="For your Responsible Plant Classifier, save the input, procedure, observed result and limitation of this check. Label this worked example as practice; use a different, previously unreviewed case when checking independent understanding. Draw your input, deciding step, result and limit. Supported question: Which pipeline record would help another team reproduce the result? Point to the relevant step in the picture, then write the changed result and the rule or evidence that supports it."/>
+            <wp:cNvGraphicFramePr>
+              <a:graphicFrameLocks noChangeAspect="1"/>
+            </wp:cNvGraphicFramePr>
+            <a:graphic>
+              <a:graphicData uri="http://schemas.openxmlformats.org/drawingml/2006/picture">
+                <pic:pic>
+                  <pic:nvPicPr>
+                    <pic:cNvPr id="0" name="academy-story-ai-4-13-06.png"/>
+                    <pic:cNvPicPr/>
+                  </pic:nvPicPr>
+                  <pic:blipFill>
+                    <a:blip r:embed="rId34"/>
+                    <a:stretch>
+                      <a:fillRect/>
+                    </a:stretch>
+                  </pic:blipFill>
+                  <pic:spPr>
+                    <a:xfrm>
+                      <a:off x="0" y="0"/>
+                      <a:ext cx="5486400" cy="3681984"/>
+                    </a:xfrm>
+                    <a:prstGeom prst="rect"/>
+                  </pic:spPr>
+                </pic:pic>
+              </a:graphicData>
+            </a:graphic>
+          </wp:inline>
+        </w:drawing>
+      </w:r>
+    </w:p>
+    <w:p>
+      <w:pPr>
+        <w:spacing w:line="336" w:lineRule="auto" w:after="180"/>
+      </w:pPr>
+      <w:r>
+        <w:rPr>
+          <w:b w:val="0"/>
+        </w:rPr>
+        <w:t xml:space="preserve">For your Responsible Plant Classifier, save the </w:t>
+      </w:r>
+      <w:r>
+        <w:rPr>
+          <w:b/>
+        </w:rPr>
+        <w:t>input</w:t>
+      </w:r>
+      <w:r>
+        <w:rPr>
+          <w:b w:val="0"/>
+        </w:rPr>
+        <w:t>, procedure, observed result and limitation of this check.</w:t>
+      </w:r>
+    </w:p>
+    <w:p>
+      <w:pPr>
+        <w:spacing w:line="336" w:lineRule="auto" w:after="180"/>
+      </w:pPr>
+      <w:r>
+        <w:rPr>
+          <w:b w:val="0"/>
+        </w:rPr>
+        <w:t xml:space="preserve">Label this worked example as practice; use a different, previously unreviewed case when checking independent understanding. Draw your </w:t>
+      </w:r>
+      <w:r>
+        <w:rPr>
+          <w:b/>
+        </w:rPr>
+        <w:t>input</w:t>
+      </w:r>
+      <w:r>
+        <w:rPr>
+          <w:b w:val="0"/>
+        </w:rPr>
+        <w:t>, deciding step, result and limit.</w:t>
+      </w:r>
+    </w:p>
+    <w:p>
+      <w:pPr>
+        <w:spacing w:line="336" w:lineRule="auto" w:after="180"/>
+      </w:pPr>
+      <w:r>
+        <w:rPr>
+          <w:b w:val="0"/>
+        </w:rPr>
+        <w:t xml:space="preserve">Supported question: Which </w:t>
+      </w:r>
+      <w:r>
+        <w:rPr>
+          <w:b/>
+        </w:rPr>
+        <w:t>pipeline</w:t>
+      </w:r>
+      <w:r>
+        <w:rPr>
+          <w:b w:val="0"/>
+        </w:rPr>
+        <w:t xml:space="preserve"> record would help another team </w:t>
+      </w:r>
+      <w:r>
+        <w:rPr>
+          <w:b/>
+        </w:rPr>
+        <w:t>reproduce</w:t>
+      </w:r>
+      <w:r>
+        <w:rPr>
+          <w:b w:val="0"/>
+        </w:rPr>
+        <w:t xml:space="preserve"> the result? Point to the relevant step in the picture, then write the changed result and the rule or </w:t>
+      </w:r>
+      <w:r>
+        <w:rPr>
+          <w:b/>
+        </w:rPr>
+        <w:t>evidence</w:t>
+      </w:r>
+      <w:r>
+        <w:rPr>
+          <w:b w:val="0"/>
+        </w:rPr>
+        <w:t xml:space="preserve"> that supports it.</w:t>
+      </w:r>
+    </w:p>
+    <w:p>
+      <w:pPr>
+        <w:spacing w:line="336" w:lineRule="auto" w:after="180"/>
+        <w:shd w:fill="F5F1FB"/>
+      </w:pPr>
+      <w:r>
+        <w:rPr>
+          <w:b w:val="0"/>
+        </w:rPr>
+        <w:t xml:space="preserve">Draw your project trace and justify the deciding step using </w:t>
+      </w:r>
+      <w:r>
+        <w:rPr>
+          <w:b/>
+        </w:rPr>
+        <w:t>evidence</w:t>
+      </w:r>
+      <w:r>
+        <w:rPr>
+          <w:b w:val="0"/>
+        </w:rPr>
+        <w:t>.</w:t>
       </w:r>
     </w:p>
     <w:sectPr>
